--- a/基于Transformer与运维事件感知的电站短期功率预测方法.docx
+++ b/基于Transformer与运维事件感知的电站短期功率预测方法.docx
@@ -4,26 +4,27 @@
   <w:body>
     <w:p>
       <w:pPr>
-        <w:spacing w:after="240"/>
+        <w:pStyle w:val="Title"/>
+        <w:spacing w:line="300" w:lineRule="auto" w:after="120"/>
         <w:jc w:val="center"/>
       </w:pPr>
       <w:r>
         <w:rPr>
-          <w:rFonts w:ascii="黑体" w:hAnsi="黑体" w:eastAsia="黑体"/>
+          <w:rFonts w:ascii="宋体" w:hAnsi="宋体" w:eastAsia="宋体"/>
           <w:b/>
-          <w:sz w:val="44"/>
+          <w:sz w:val="32"/>
         </w:rPr>
         <w:t>基于 Transformer 架构与多源运维事件感知的电站短期功率预测方法</w:t>
       </w:r>
     </w:p>
     <w:p>
       <w:pPr>
-        <w:spacing w:after="120"/>
-        <w:jc w:val="center"/>
+        <w:spacing w:line="300" w:lineRule="auto" w:after="120"/>
       </w:pPr>
       <w:r>
         <w:rPr>
-          <w:rFonts w:ascii="楷体" w:hAnsi="楷体" w:eastAsia="楷体"/>
+          <w:rFonts w:ascii="宋体" w:hAnsi="宋体" w:eastAsia="宋体"/>
+          <w:b w:val="0"/>
           <w:sz w:val="24"/>
         </w:rPr>
         <w:t>作者姓名1，作者姓名2</w:t>
@@ -31,162 +32,165 @@
     </w:p>
     <w:p>
       <w:pPr>
-        <w:spacing w:after="360"/>
-        <w:jc w:val="center"/>
+        <w:spacing w:line="300" w:lineRule="auto" w:after="120"/>
       </w:pPr>
       <w:r>
         <w:rPr>
           <w:rFonts w:ascii="宋体" w:hAnsi="宋体" w:eastAsia="宋体"/>
-          <w:sz w:val="18"/>
+          <w:b w:val="0"/>
+          <w:sz w:val="24"/>
         </w:rPr>
-        <w:t>（1. 单位第一名称 部门名称，省份 城市 邮编；2. 单位第二名称 部门名称，省份 城市 邮编）</w:t>
+        <w:t>（1. 单位第一名称 部门名称，省份 城市 邮编； 2. 单位第二名称 部门名称，省份 城市 邮编）</w:t>
       </w:r>
     </w:p>
     <w:p>
       <w:pPr>
-        <w:spacing w:after="120" w:line="276" w:lineRule="auto"/>
-        <w:ind w:left="576" w:right="576"/>
+        <w:spacing w:line="300" w:lineRule="auto" w:after="120"/>
       </w:pPr>
       <w:r>
         <w:rPr>
-          <w:rFonts w:ascii="黑体" w:hAnsi="黑体" w:eastAsia="黑体"/>
-          <w:b/>
-          <w:sz w:val="18"/>
+          <w:rFonts w:ascii="宋体" w:hAnsi="宋体" w:eastAsia="宋体"/>
+          <w:b w:val="0"/>
+          <w:sz w:val="22"/>
         </w:rPr>
-        <w:t>摘要：</w:t>
-      </w:r>
-      <w:r>
-        <w:rPr>
-          <w:rFonts w:ascii="仿宋" w:hAnsi="仿宋" w:eastAsia="仿宋"/>
-          <w:sz w:val="18"/>
-        </w:rPr>
-        <w:t>针对新能源发电功率预测在电站运维系统实际部署中面临的学术预测精度高与实际工况下泛化性能差的鸿沟，提出了一种基于 Transformer 架构与运维事件感知模型的电站短期功率预测方法。首先，采用“一站一模型”开发模式，通过地理特征和容量特异性独立建模，克服空间异构性对通用模型共享权重产生的负泛化影响。其次，针对电站日常运行中故障、限电等非平稳工况，构建了多源异构数据特征融合机制，将稀疏离散的运维工单日志信息映射至连续隐空间，与气象和功率时序特征完成级联映射与非线性交融。最后，针对计划检修停机时常规模型存在的功率预测残留痛点，设计了可微运维门控网络（O&amp;M Gate），在模型前向计算图中引入带有物理常识先验的事件门控偏置对输出结果进行强物理约束。利用包含丰富故障、检修日志的多场站实际出力时序进行实验验证。结果表明，所提方法可使得各站专属预测误差（MAE）降低 41.99%~64.54%；融入运维事件特征后，在异常事件时段的预测误差降低达 41.87%；所设计的 O&amp;M Gate 门控网络可使检修时段预测出力物理收敛于零（MAE仅为0.120 MW），消除了预测残留。该方法完全可微，保持了端到端优化的优势，具有较高的实用与工程推广价值。</w:t>
+        <w:t>摘要：针对新能源发电功率预测在电站运维系统部署中面临的空间异构、异常运维事件、限电与检修停机等问题，提出一种基于 Transformer 架构与运维事件感知的短期功率预测方法。首先，针对不同场站的容量规模和气象条件差异，采用场站专属建模策略，降低多场站混合训练可能引入的负迁移影响。其次，将计划检修、设备故障和电网限电等离散运维状态编码为可学习事件嵌入，并与历史出力、辐照度、温度及未来气象特征进行融合。最后，在预测头中引入 O&amp;M Gate 门控分支，根据未来可获得的计划检修指令施加输出抑制偏置，以减少检修时段预测残留。基于三座场站 1 h 分辨率样例数据的 GitHub Actions 复现实验表明，场站专属建模相较空间共享模型的 MAE 降幅为 20.83%~64.32%；在场站 C 上融入运维事件后，总体 MAE 由 1.096 MW 降至 0.566 MW，运维事件时段 MAE 由 2.439 MW 降至 1.482 MW；计划检修时段中，O&amp;M Gate 将 MAE 从无事件基线的 7.322 MW 降至 0.106 MW。本文的贡献主要体现在面向电站运维场景的建模流程整合、事件可获得性约束和实验协议透明化。</w:t>
       </w:r>
     </w:p>
     <w:p>
       <w:pPr>
-        <w:spacing w:after="240"/>
-        <w:ind w:left="576" w:right="576"/>
+        <w:spacing w:line="300" w:lineRule="auto" w:after="120"/>
       </w:pPr>
       <w:r>
         <w:rPr>
-          <w:rFonts w:ascii="黑体" w:hAnsi="黑体" w:eastAsia="黑体"/>
-          <w:b/>
-          <w:sz w:val="18"/>
+          <w:rFonts w:ascii="宋体" w:hAnsi="宋体" w:eastAsia="宋体"/>
+          <w:b w:val="0"/>
+          <w:sz w:val="22"/>
         </w:rPr>
-        <w:t>关键词：</w:t>
-      </w:r>
-      <w:r>
-        <w:rPr>
-          <w:rFonts w:ascii="仿宋" w:hAnsi="仿宋" w:eastAsia="仿宋"/>
-          <w:sz w:val="18"/>
-        </w:rPr>
-        <w:t>功率预测；时序数据；Transformer；运维事件感知；一站一模型；可微门控；三线表</w:t>
       </w:r>
     </w:p>
     <w:p>
       <w:pPr>
-        <w:spacing w:after="360"/>
-        <w:ind w:left="576"/>
+        <w:spacing w:line="300" w:lineRule="auto" w:after="120"/>
       </w:pPr>
       <w:r>
         <w:rPr>
-          <w:rFonts w:ascii="黑体" w:hAnsi="黑体" w:eastAsia="黑体"/>
-          <w:sz w:val="18"/>
+          <w:rFonts w:ascii="宋体" w:hAnsi="宋体" w:eastAsia="宋体"/>
+          <w:b w:val="0"/>
+          <w:sz w:val="22"/>
+        </w:rPr>
+        <w:t>关键词：功率预测；时序数据；Transformer；运维事件感知；场站专属独立建模；可微门控</w:t>
+      </w:r>
+    </w:p>
+    <w:p>
+      <w:pPr>
+        <w:spacing w:line="300" w:lineRule="auto" w:after="120"/>
+      </w:pPr>
+      <w:r>
+        <w:rPr>
+          <w:rFonts w:ascii="宋体" w:hAnsi="宋体" w:eastAsia="宋体"/>
+          <w:b w:val="0"/>
+          <w:sz w:val="22"/>
+        </w:rPr>
+      </w:r>
+    </w:p>
+    <w:p>
+      <w:pPr>
+        <w:spacing w:line="300" w:lineRule="auto" w:after="120"/>
+      </w:pPr>
+      <w:r>
+        <w:rPr>
+          <w:rFonts w:ascii="宋体" w:hAnsi="宋体" w:eastAsia="宋体"/>
+          <w:b w:val="0"/>
+          <w:sz w:val="22"/>
         </w:rPr>
         <w:t>中图分类号：TM615       文献标志码：A</w:t>
       </w:r>
     </w:p>
     <w:p>
       <w:pPr>
-        <w:spacing w:after="120"/>
-        <w:jc w:val="center"/>
+        <w:spacing w:line="300" w:lineRule="auto" w:after="120"/>
       </w:pPr>
       <w:r>
         <w:rPr>
-          <w:rFonts w:ascii="Times New Roman" w:hAnsi="Times New Roman"/>
-          <w:b/>
-          <w:sz w:val="30"/>
+          <w:rFonts w:ascii="宋体" w:hAnsi="宋体" w:eastAsia="宋体"/>
+          <w:b w:val="0"/>
+          <w:sz w:val="24"/>
         </w:rPr>
         <w:t>Short-term power forecasting method for power stations based on Transformer and O&amp;M event awareness</w:t>
       </w:r>
     </w:p>
     <w:p>
       <w:pPr>
-        <w:spacing w:after="120"/>
-        <w:jc w:val="center"/>
+        <w:spacing w:line="300" w:lineRule="auto" w:after="120"/>
       </w:pPr>
       <w:r>
         <w:rPr>
-          <w:rFonts w:ascii="Times New Roman" w:hAnsi="Times New Roman"/>
-          <w:sz w:val="21"/>
+          <w:rFonts w:ascii="宋体" w:hAnsi="宋体" w:eastAsia="宋体"/>
+          <w:b w:val="0"/>
+          <w:sz w:val="24"/>
         </w:rPr>
         <w:t>AUTHOR Name1, AUTHOR Name2</w:t>
       </w:r>
     </w:p>
     <w:p>
       <w:pPr>
-        <w:spacing w:after="360"/>
-        <w:jc w:val="center"/>
+        <w:spacing w:line="300" w:lineRule="auto" w:after="120"/>
       </w:pPr>
       <w:r>
         <w:rPr>
-          <w:rFonts w:ascii="Times New Roman" w:hAnsi="Times New Roman"/>
-          <w:sz w:val="18"/>
+          <w:rFonts w:ascii="宋体" w:hAnsi="宋体" w:eastAsia="宋体"/>
+          <w:b w:val="0"/>
+          <w:sz w:val="24"/>
         </w:rPr>
         <w:t>(1. Affiliation 1, City PostalCode, China; 2. Affiliation 2, City PostalCode, China)</w:t>
       </w:r>
     </w:p>
     <w:p>
       <w:pPr>
-        <w:spacing w:after="120" w:line="276" w:lineRule="auto"/>
-        <w:ind w:left="576" w:right="576"/>
+        <w:spacing w:line="300" w:lineRule="auto" w:after="120"/>
       </w:pPr>
       <w:r>
         <w:rPr>
-          <w:rFonts w:ascii="Times New Roman" w:hAnsi="Times New Roman"/>
-          <w:b/>
-          <w:sz w:val="18"/>
+          <w:rFonts w:ascii="宋体" w:hAnsi="宋体" w:eastAsia="宋体"/>
+          <w:b w:val="0"/>
+          <w:sz w:val="22"/>
         </w:rPr>
-        <w:t xml:space="preserve">Abstract: </w:t>
-      </w:r>
-      <w:r>
-        <w:rPr>
-          <w:rFonts w:ascii="Times New Roman" w:hAnsi="Times New Roman"/>
-          <w:sz w:val="18"/>
-        </w:rPr>
-        <w:t>Aiming at the gap between high academic forecasting accuracy and poor generalization performance in practical deployment of new energy power forecasting in operation and maintenance (O&amp;M) systems, a short-term power forecasting method based on Transformer architecture and O&amp;M event awareness model is proposed. Firstly, a 'One-Station-One-Model' development scheme is adopted to overcome the negative impact of spatial heterogeneity on prediction accuracy through geomorphic features and capacity specificity modeling. Secondly, for non-stationary working conditions such as faults and curtailment in daily operation of power stations, a multi-source heterogeneous data feature fusion mechanism is constructed to map sparse and discrete O&amp;M log information to continuous latent space, completing cascade mapping fusion with meteorological and power time-series features. Finally, aiming at the pain point of power prediction residue existing in conventional models during scheduled maintenance shutdowns, a differentiable O&amp;M gate network (O&amp;M Gate) is designed, which introduces event gate bias with physical constraints to enforce physical restrictions on prediction outputs. The experimental verification is carried out using actual power output time series of multiple stations with rich fault and maintenance logs. The results show that the proposed method can reduce the proprietary prediction error (MAE) of each station by 41.99% to 64.54%. After integrating O&amp;M event features, the prediction error in anomaly periods decreases by 41.87%. The designed O&amp;M Gate network can force the predicted power during maintenance periods to physically converge to zero (with MAE of only 0.120 MW), eliminating prediction residue. The method is fully differentiable, retaining the advantages of end-to-end joint optimization, and has high practicality and engineering value.</w:t>
+        <w:t>Abstract: To address spatial heterogeneity, abnormal O&amp;M events, curtailment, maintenance shutdowns and prediction residues in short-term renewable power forecasting, this paper proposes a Transformer-based forecasting method with O&amp;M event awareness. A station-specific modeling strategy is first adopted to reduce the negative transfer caused by mixed training across stations with different capacities and meteorological patterns. Discrete O&amp;M states, including scheduled maintenance, device faults and grid curtailment, are then encoded as learnable event embeddings and fused with historical power, irradiance, temperature and future meteorological features. Finally, an O&amp;M Gate branch is introduced in the prediction head to suppress outputs when scheduled maintenance instructions are available in advance. Reproducible experiments on hourly sample data from three stations show that station-specific modeling reduces MAE by 20.83%-64.32% compared with a spatially shared model. On Station C, incorporating O&amp;M events decreases the overall MAE from 1.096 MW to 0.566 MW and the event-period MAE from 2.439 MW to 1.482 MW. During scheduled maintenance periods, the O&amp;M Gate reduces MAE from 7.322 MW for the no-event baseline to 0.106 MW. The main contribution of this work lies in an O&amp;M-oriented modeling workflow, explicit constraints on future event availability, and a more transparent experimental protocol rather than claiming a fundamentally new Transformer architecture.</w:t>
       </w:r>
     </w:p>
     <w:p>
       <w:pPr>
-        <w:spacing w:after="480"/>
-        <w:ind w:left="576" w:right="576"/>
+        <w:spacing w:line="300" w:lineRule="auto" w:after="120"/>
       </w:pPr>
       <w:r>
         <w:rPr>
-          <w:rFonts w:ascii="Times New Roman" w:hAnsi="Times New Roman"/>
-          <w:b/>
-          <w:sz w:val="18"/>
+          <w:rFonts w:ascii="宋体" w:hAnsi="宋体" w:eastAsia="宋体"/>
+          <w:b w:val="0"/>
+          <w:sz w:val="22"/>
         </w:rPr>
-        <w:t xml:space="preserve">Key words: </w:t>
-      </w:r>
-      <w:r>
-        <w:rPr>
-          <w:rFonts w:ascii="Times New Roman" w:hAnsi="Times New Roman"/>
-          <w:sz w:val="18"/>
-        </w:rPr>
-        <w:t>power forecasting; time-series data; Transformer; O&amp;M event awareness; one-station-one-model; differentiable gate</w:t>
       </w:r>
     </w:p>
     <w:p>
       <w:pPr>
-        <w:keepNext/>
-        <w:spacing w:before="240" w:after="120"/>
+        <w:spacing w:line="300" w:lineRule="auto" w:after="120"/>
       </w:pPr>
       <w:r>
         <w:rPr>
-          <w:rFonts w:ascii="黑体" w:hAnsi="黑体" w:eastAsia="黑体"/>
+          <w:rFonts w:ascii="宋体" w:hAnsi="宋体" w:eastAsia="宋体"/>
+          <w:b w:val="0"/>
+          <w:sz w:val="22"/>
+        </w:rPr>
+        <w:t>Key words: power forecasting; time-series data; Transformer; O&amp;M event awareness; station-specific proprietary modeling; differentiable gate</w:t>
+      </w:r>
+    </w:p>
+    <w:p>
+      <w:pPr>
+        <w:pStyle w:val="Heading1"/>
+        <w:spacing w:line="300" w:lineRule="auto" w:after="120"/>
+      </w:pPr>
+      <w:r>
+        <w:rPr>
+          <w:rFonts w:ascii="宋体" w:hAnsi="宋体" w:eastAsia="宋体"/>
           <w:b/>
           <w:sz w:val="28"/>
         </w:rPr>
@@ -195,76 +199,51 @@
     </w:p>
     <w:p>
       <w:pPr>
-        <w:spacing w:after="120" w:line="300" w:lineRule="auto"/>
-        <w:ind w:firstLine="432"/>
+        <w:spacing w:line="300" w:lineRule="auto" w:after="120"/>
       </w:pPr>
       <w:r>
         <w:rPr>
           <w:rFonts w:ascii="宋体" w:hAnsi="宋体" w:eastAsia="宋体"/>
-          <w:sz w:val="21"/>
+          <w:b w:val="0"/>
+          <w:sz w:val="24"/>
         </w:rPr>
-        <w:t>在应对全球气候变化和积极推进“碳达峰、碳中和”战略的宏伟背景下，以太阳能光伏发电和风力发电为代表的新能源装机规模在我国电力系统中呈现出了爆发式的增长态势[1]。然而，新能源出力极度依赖天然气象资源，其表现出的强随机性、剧烈波动性以及间歇性，给传统电网的电能质量、调峰调频压力以及安全稳定运行带来了前所未有的严峻挑战[2]。高精度、多尺度的短期发电功率预测，是平抑电网波动、优化储能双向充放电调度、编制日内经济发电计划的先决性核心关键技术。</w:t>
+        <w:t>在“双碳”目标背景下，新能源产业蓬勃发展，短期发电功率预测成为智能电网协调运行的关键技术之一。然而，由于光伏等新能源出力的随机性，加上实际电站部署中频繁出现的设备故障、限电及检修等非平稳异常运维工况，传统的深度学习预测模型由于仅依赖气象特征，表现出一定的“学术预测精度高、工程实用泛化受限”的瓶颈。</w:t>
       </w:r>
     </w:p>
     <w:p>
       <w:pPr>
-        <w:spacing w:after="120" w:line="300" w:lineRule="auto"/>
-        <w:ind w:firstLine="432"/>
+        <w:spacing w:line="300" w:lineRule="auto" w:after="120"/>
       </w:pPr>
       <w:r>
         <w:rPr>
           <w:rFonts w:ascii="宋体" w:hAnsi="宋体" w:eastAsia="宋体"/>
-          <w:sz w:val="21"/>
+          <w:b w:val="0"/>
+          <w:sz w:val="24"/>
         </w:rPr>
-        <w:t>近年来，以深度学习为核心的时序神经网络架构（如长短期记忆网络 LSTM、双向循环网络 GRU、时间卷积网络 TCN 以及自注意力机制 Transformer 模型）在新能源功率预测学术界取得了举世瞩目的成就，实验测试集上的均方误差（MSE）与平均绝对误差（MAE）指标屡创新低[3-5]。然而，在工业实践中，当学术研究的高精度模型真正部署到实际的电站运维系统（O&amp;M System）中时，往往会表现出严重的精度衰退，并在不同地理区位的电站表现出强烈的泛化性能差异。</w:t>
+        <w:t>近年来，随着循环神经网络（RNN）和 Transformer 架构的发展，模型在标准公开测试集上的误差不断降低。但在工业实践中，当面对真实电站的空间异构性、稀疏离散的运维事件以及带有特定调度规则时，往往会发生协变量偏移和预测失真。尤其是在设备检修停机时，模型依然可能预测出虚假的发电功率（即预测残留），给电网调度带来一定安全隐患。</w:t>
       </w:r>
     </w:p>
     <w:p>
       <w:pPr>
-        <w:spacing w:after="120" w:line="300" w:lineRule="auto"/>
-        <w:ind w:firstLine="432"/>
+        <w:spacing w:line="300" w:lineRule="auto" w:after="120"/>
       </w:pPr>
       <w:r>
         <w:rPr>
           <w:rFonts w:ascii="宋体" w:hAnsi="宋体" w:eastAsia="宋体"/>
-          <w:sz w:val="21"/>
+          <w:b w:val="0"/>
+          <w:sz w:val="24"/>
         </w:rPr>
-        <w:t>这种“学术预测精度高、工程实用效果差”的鸿沟，其根源主要在于以下三个维度：</w:t>
-        <w:br/>
-        <w:t>1）地理区位与组件衰减的空间异构性：我国新能源场站分布极为广泛，从西北荒漠的集中式大型电站到南方多雨山地的小型分布式电站，其所处的局部微气象特征（如温湿度、云速、辐照反射率）以及建站年限、光伏逆变器等组件的老化健康程度截然不同。使用统一的全局模型在全网场站进行混合训练，由于参数共享的平均效应，会导致模型在特定具有强地理特异性的场站上表现出严重的参数负迁移（Negative Transfer）现象[6]。针对各个场站单独定制“一站一模型”已成为提升端侧预测精度的必由之路。</w:t>
-        <w:br/>
-        <w:t>2）非平稳工况下的运维异常突变扰动：在电站实际的日常运行中，电站运行状态会频繁受到运维异常事件的冲击，如汇流箱跳闸、逆变器故障离线等设备突发异常，以及由电力调度中心下发的电网限电指令。这些运维异常事件会使电站的实际出力瞬间偏离由天气和辐照度决定的理论上限。现有的绝大多数时序预测模型仅依赖数值天气预报（NWP）和历史出力，无法动态感知运维系统的离散事件日志，导致在异常时段产生严重的过高估计或漏报误差[7]。</w:t>
-        <w:br/>
-        <w:t>3）检修停机的“预测残留”痛点：在电站执行定期检修或电网计划性停电期间，发电设备与电网物理脱离，其实际出力必须在全时段精确为零。然而，如果仅仅将“检修状态（0/1）”作为一个普通输入特征与连续的气象特征拼接输入模型，在损失函数的梯度驱动下，由于检修样本在全生命周期中具有高度的稀疏性，模型极难学会“检修=预测功率输出精确为0”的绝对物理硬约束。深度网络在日照充足的检修日仍然会预测出少量出力，产生“预测残留”，严重干扰电力平衡[8-9]。</w:t>
+        <w:t>针对上述局限，本文提出面向运维场景的 Transformer 功率预测流程。其核心贡献包括：1. 采用场站专属建模策略，降低不同容量和气象条件混合训练带来的负迁移风险；2. 将离散运维状态转换为可学习事件嵌入，并与连续气象和功率特征进行级联融合；3. 引入 O&amp;M Gate 门控分支，在已知计划检修场景下对预测输出施加可微抑制，从而减少检修停机时的预测残留。需要说明的是，事件嵌入、Transformer 和门控结构本身并非全新模块，本文重点在于针对电站运维预测任务给出可复核的组合建模与实验验证。</w:t>
       </w:r>
     </w:p>
     <w:p>
       <w:pPr>
-        <w:spacing w:after="120" w:line="300" w:lineRule="auto"/>
-        <w:ind w:firstLine="432"/>
+        <w:pStyle w:val="Heading1"/>
+        <w:spacing w:line="300" w:lineRule="auto" w:after="120"/>
       </w:pPr>
       <w:r>
         <w:rPr>
           <w:rFonts w:ascii="宋体" w:hAnsi="宋体" w:eastAsia="宋体"/>
-          <w:sz w:val="21"/>
-        </w:rPr>
-        <w:t>针对上述学术研究与实用部署之间的天然阻隔，本文提出了一种基于 Transformer 架构与多源运维事件感知的电站短期功率预测方法。主要研究贡献与创新如下：</w:t>
-        <w:br/>
-        <w:t>1）设计了一站一模型的专属空间建模方案：针对地理气象环境和老旧程度特异的电站进行专属模型配置，有效避免了多站混合全局模型对局部小气候出力的拟合平庸化。</w:t>
-        <w:br/>
-        <w:t>2）构建了多源异构数据特征隐空间交融机制：将离散稀疏的运维事件代码引入低维连续嵌入层，并通过非线性多层感知机实现气象时序和事件逻辑的深度融合，使 Transformer 能动态感知电站内部的状态演化。</w:t>
-        <w:br/>
-        <w:t>3）设计了可微运维门控网络（O&amp;M Gate）：在解码端设计了带物理先验偏置的可微门控拓扑结构。相较于阻断反向传播的“后处理截断规则”或无法保证绝对置零的“损失惩罚项”，本文设计的 O&amp;M Gate 能够强制使检修期间的预测出力平滑收敛于零值，同时保持了整个计算图的可微性，能够顺畅进行端到端联合梯度优化。</w:t>
-      </w:r>
-    </w:p>
-    <w:p>
-      <w:pPr>
-        <w:keepNext/>
-        <w:spacing w:before="240" w:after="120"/>
-      </w:pPr>
-      <w:r>
-        <w:rPr>
-          <w:rFonts w:ascii="黑体" w:hAnsi="黑体" w:eastAsia="黑体"/>
           <w:b/>
           <w:sz w:val="28"/>
         </w:rPr>
@@ -273,215 +252,66 @@
     </w:p>
     <w:p>
       <w:pPr>
-        <w:keepNext/>
-        <w:spacing w:before="180" w:after="80"/>
+        <w:pStyle w:val="Heading2"/>
+        <w:spacing w:line="300" w:lineRule="auto" w:after="120"/>
       </w:pPr>
       <w:r>
         <w:rPr>
-          <w:rFonts w:ascii="黑体" w:hAnsi="黑体" w:eastAsia="黑体"/>
+          <w:rFonts w:ascii="宋体" w:hAnsi="宋体" w:eastAsia="宋体"/>
           <w:b/>
           <w:sz w:val="24"/>
         </w:rPr>
-        <w:t>1.1 新能源短期功率预测技术演进</w:t>
+        <w:t>1.1 新能源短期功率预测与 Transformer 架构</w:t>
       </w:r>
     </w:p>
     <w:p>
       <w:pPr>
-        <w:spacing w:after="120" w:line="300" w:lineRule="auto"/>
-        <w:ind w:firstLine="432"/>
+        <w:spacing w:line="300" w:lineRule="auto" w:after="120"/>
       </w:pPr>
       <w:r>
         <w:rPr>
           <w:rFonts w:ascii="宋体" w:hAnsi="宋体" w:eastAsia="宋体"/>
-          <w:sz w:val="21"/>
+          <w:b w:val="0"/>
+          <w:sz w:val="24"/>
         </w:rPr>
-        <w:t>新能源出力预测的方法经历了从物理方法向统计学方法的发展过程。早期的物理方法主要基于复杂的太阳辐射传输方程、流体力学以及组件的光电转换效率曲线[10]。该方法无需依赖大量的历史出力数据，但对高精度局部微气象的参数要求极苛刻，且对设备老化、灰尘遮蔽以及临时性的运维跳闸等异常状态完全失去自适应能力。</w:t>
+        <w:t>早期的新能源功率预测多依赖于 ARMA 等统计学模型 [1]-[3]。随后支持向量机 [4] 和 LSTM、GRU 等时序网络 [5]-[7] 被广泛应用于负荷与功率预测领域。近年来，基于自注意力机制的 Transformer 架构提升了时序特征提取能力。周等人 [8] 提出的 Informer 模型通过概率稀疏注意力降低了计算复杂度；吴等人 [9] 提出的 Autoformer 以及随后的 FEDformer [10] 在频域和季节趋势分解上取得了进展；近期，PatchTST [11] 通过通道独立分块机制提供了多变量预测的新思路。然而，文献 [12]-[15] 指出，这些时序模型在面对非平稳的电站离散生产状态（如突发设备跳闸）时，由于未显式建模运维事件，性能在异常发生时段可能受到一定影响。</w:t>
       </w:r>
     </w:p>
     <w:p>
       <w:pPr>
-        <w:spacing w:after="120" w:line="300" w:lineRule="auto"/>
-        <w:ind w:firstLine="432"/>
+        <w:pStyle w:val="Heading2"/>
+        <w:spacing w:line="300" w:lineRule="auto" w:after="120"/>
       </w:pPr>
       <w:r>
         <w:rPr>
           <w:rFonts w:ascii="宋体" w:hAnsi="宋体" w:eastAsia="宋体"/>
-          <w:sz w:val="21"/>
+          <w:b/>
+          <w:sz w:val="24"/>
         </w:rPr>
-        <w:t>随后，基于历史出力序列的统计学方法成为主流，包括自回归滑动平均模型（ARMA）和自回归积分滑动平均模型（ARIMA）[11]。然而，这些传统模型主要基于平稳序列假设，无法有效拟合新能源出力中存在的强非线性和时变规律。随着机器学习的兴起，支持向量机（SVM）、随机森林（RF）和极限学习机（ELM）被广泛应用于非线性回归预测。</w:t>
+        <w:t>1.2 多源异构融合与内嵌物理先验的门控网络</w:t>
       </w:r>
     </w:p>
     <w:p>
       <w:pPr>
-        <w:spacing w:after="120" w:line="300" w:lineRule="auto"/>
-        <w:ind w:firstLine="432"/>
+        <w:spacing w:line="300" w:lineRule="auto" w:after="120"/>
       </w:pPr>
       <w:r>
         <w:rPr>
           <w:rFonts w:ascii="宋体" w:hAnsi="宋体" w:eastAsia="宋体"/>
-          <w:sz w:val="21"/>
+          <w:b w:val="0"/>
+          <w:sz w:val="24"/>
         </w:rPr>
-        <w:t>近年来，以深度学习为代表的神经网络表现出了强劲的趋势。长短期记忆网络（LSTM）和门控循环单元（GRU）通过引入遗忘门和更新门，解决了循环网络（RNN）在拟合长周期时间序列时的梯度消失问题；时间卷积网络（TCN）利用因果膨胀卷积，实现了对时间特征的并行化高效提取，逐渐在短期负荷和新能源出力预测中占据主导地位[12]。</w:t>
+        <w:t>为了克服单一维度信息的局限，文献 [16]-[18] 提出了基于时空图网络（STGCN）的多场站协同预测，但主要局限于气象要素的传播，对内部运维日志和调度状态的利用较少。针对异构特征融合，文献 [19]-[22] 探讨了离散状态拼接和类别嵌入方法，但在异常样本稀疏、事件标签未来可获得性和预测后处理边界方面仍需进一步说明。在物理先验融入深度学习的领域，物理启发与物理感知学习（Physics-guided / Physics-aware Learning）[23]-[25] 引起了广泛关注。现有研究常通过损失函数惩罚项引入软约束 [26]-[27]，或通过规则后处理修正输出 [28]-[30]。本文在上述工作的基础上，将计划检修等可提前获得的确定性运维指令显式纳入解码端门控分支，并与规则后处理基线进行对比。</w:t>
       </w:r>
     </w:p>
     <w:p>
       <w:pPr>
-        <w:keepNext/>
-        <w:spacing w:before="180" w:after="80"/>
-      </w:pPr>
-      <w:r>
-        <w:rPr>
-          <w:rFonts w:ascii="黑体" w:hAnsi="黑体" w:eastAsia="黑体"/>
-          <w:b/>
-          <w:sz w:val="24"/>
-        </w:rPr>
-        <w:t>1.2 注意力机制与时序 Transformer 研究进展</w:t>
-      </w:r>
-    </w:p>
-    <w:p>
-      <w:pPr>
-        <w:spacing w:after="120" w:line="300" w:lineRule="auto"/>
-        <w:ind w:firstLine="432"/>
+        <w:pStyle w:val="Heading1"/>
+        <w:spacing w:line="300" w:lineRule="auto" w:after="120"/>
       </w:pPr>
       <w:r>
         <w:rPr>
           <w:rFonts w:ascii="宋体" w:hAnsi="宋体" w:eastAsia="宋体"/>
-          <w:sz w:val="21"/>
-        </w:rPr>
-        <w:t>随着自注意力机制（Self-Attention）在自然语言处理领域的颠覆性进展，Transformer 架构由于能够并行化捕获长距离上下文语义依赖，已被成功移植至长时序预测领域。</w:t>
-      </w:r>
-    </w:p>
-    <w:p>
-      <w:pPr>
-        <w:spacing w:after="120" w:line="300" w:lineRule="auto"/>
-        <w:ind w:firstLine="432"/>
-      </w:pPr>
-      <w:r>
-        <w:rPr>
-          <w:rFonts w:ascii="宋体" w:hAnsi="宋体" w:eastAsia="宋体"/>
-          <w:sz w:val="21"/>
-        </w:rPr>
-        <w:t>针对标准 Transformer 伴随序列长度增长产生的 O(L^2) 计算复杂度与显存占用难题，周航等人提出了 Informer 模型，利用 ProbSparse 自注意力机制和自蒸馏操作，将复杂度压缩至 O(L log L)，显著提升了长时序的预测效率[13]。吴海昊等人提出了 Autoformer 架构，利用自相关机制替代传统的逐点自注意力，并融入了时序分解模块，实现了更清晰的周期性和趋势性特征拟合[14]。</w:t>
-      </w:r>
-    </w:p>
-    <w:p>
-      <w:pPr>
-        <w:spacing w:after="120" w:line="300" w:lineRule="auto"/>
-        <w:ind w:firstLine="432"/>
-      </w:pPr>
-      <w:r>
-        <w:rPr>
-          <w:rFonts w:ascii="宋体" w:hAnsi="宋体" w:eastAsia="宋体"/>
-          <w:sz w:val="21"/>
-        </w:rPr>
-        <w:t>近期，基于 Patch 机制的时序模型（如 PatchTST、DLinear）通过将时间通道独立和局部特征分块，进一步刷新了多元时序预测的精度基准[15]。然而，这些模型主要针对标准的、连续平稳的常规时间序列进行设计，缺乏对突发式离散状态事件（如电力系统运维跳闸、检修工单）的架构设计，导致在复杂工况下依然存在泛化薄弱环节。</w:t>
-      </w:r>
-    </w:p>
-    <w:p>
-      <w:pPr>
-        <w:keepNext/>
-        <w:spacing w:before="180" w:after="80"/>
-      </w:pPr>
-      <w:r>
-        <w:rPr>
-          <w:rFonts w:ascii="黑体" w:hAnsi="黑体" w:eastAsia="黑体"/>
-          <w:b/>
-          <w:sz w:val="24"/>
-        </w:rPr>
-        <w:t>1.3 多源异构特征融合技术</w:t>
-      </w:r>
-    </w:p>
-    <w:p>
-      <w:pPr>
-        <w:spacing w:after="120" w:line="300" w:lineRule="auto"/>
-        <w:ind w:firstLine="432"/>
-      </w:pPr>
-      <w:r>
-        <w:rPr>
-          <w:rFonts w:ascii="宋体" w:hAnsi="宋体" w:eastAsia="宋体"/>
-          <w:sz w:val="21"/>
-        </w:rPr>
-        <w:t>多源特征融合预测旨在引入数值天气预报（NWP）、雷达云图、卫星云图以及交叉电站的关联出力，提升电站预测的抗噪性。</w:t>
-      </w:r>
-    </w:p>
-    <w:p>
-      <w:pPr>
-        <w:spacing w:after="120" w:line="300" w:lineRule="auto"/>
-        <w:ind w:firstLine="432"/>
-      </w:pPr>
-      <w:r>
-        <w:rPr>
-          <w:rFonts w:ascii="宋体" w:hAnsi="宋体" w:eastAsia="宋体"/>
-          <w:sz w:val="21"/>
-        </w:rPr>
-        <w:t>目前，主流的融合手段主要聚焦于空间和时间的特征对齐。例如，利用图神经网络（GNN）或空时卷积网络（STGCN）来拟合多个空间邻近电站之间的风速与云层移动关联关系[16-17]。然而，现有模型多数局限于“气象-功率”这一单一层面的时序融合，忽视了电站生产管理系统内部极其关键的“设备台账状态”、“检修申报计划”以及“运行事件工单”等运维特征。这类事件通常具有极高的时间稀疏性（如一个月仅检修一次），且呈现离散性质，难以直接与高维连续的气象时序特征进行级联或叠加。</w:t>
-      </w:r>
-    </w:p>
-    <w:p>
-      <w:pPr>
-        <w:keepNext/>
-        <w:spacing w:before="180" w:after="80"/>
-      </w:pPr>
-      <w:r>
-        <w:rPr>
-          <w:rFonts w:ascii="黑体" w:hAnsi="黑体" w:eastAsia="黑体"/>
-          <w:b/>
-          <w:sz w:val="24"/>
-        </w:rPr>
-        <w:t>1.4 物理约束与神经网络硬约束嵌入</w:t>
-      </w:r>
-    </w:p>
-    <w:p>
-      <w:pPr>
-        <w:spacing w:after="120" w:line="300" w:lineRule="auto"/>
-        <w:ind w:firstLine="432"/>
-      </w:pPr>
-      <w:r>
-        <w:rPr>
-          <w:rFonts w:ascii="宋体" w:hAnsi="宋体" w:eastAsia="宋体"/>
-          <w:sz w:val="21"/>
-        </w:rPr>
-        <w:t>在深度学习预测模型中嵌入先验物理法则（如出力的上限边界、功率流向约束等）是近年来电网数字化转型的关键课题。</w:t>
-      </w:r>
-    </w:p>
-    <w:p>
-      <w:pPr>
-        <w:spacing w:after="120" w:line="300" w:lineRule="auto"/>
-        <w:ind w:firstLine="432"/>
-      </w:pPr>
-      <w:r>
-        <w:rPr>
-          <w:rFonts w:ascii="宋体" w:hAnsi="宋体" w:eastAsia="宋体"/>
-          <w:sz w:val="21"/>
-        </w:rPr>
-        <w:t>目前，将物理约束融入深度神经网络主要有两种路径：</w:t>
-        <w:br/>
-        <w:t>1）软约束路径（Soft Constraints）：在损失函数中增加正则化惩罚项。例如在 MSE 损失函数中加入针对预测值大于理论出力上限或小于零的惩罚项。然而，由于深度神经网络的优化本质上是基于多层复合函数的随机梯度下降，当面临高度稀疏且绝对约束的边界时，这种软约束极难在训练集外获得 100% 的严格边界物理合规性，在检修期间仍然无法保证出力绝对归零[18-19]。</w:t>
-        <w:br/>
-        <w:t>2）硬约束路径（Hard Constraints）：在模型的网络拓扑结构中直接设计不可越限的算子。例如，利用 ReLU 激活函数截断负数输出以保证功率非负。但在面临“检修停机出力为 0”这种随时间戳动态变化的条件硬约束时，普通的后处理规则阶段（如硬性将检修期的网络输出强制设为 0）会阻断模型在反向传播过程中的计算图，使得损失函数的梯度无法反馈至编码器和气象特征提取分支，导致非检修时段的特征权重无法得到联合优化[20-21]。</w:t>
-      </w:r>
-    </w:p>
-    <w:p>
-      <w:pPr>
-        <w:spacing w:after="120" w:line="300" w:lineRule="auto"/>
-        <w:ind w:firstLine="432"/>
-      </w:pPr>
-      <w:r>
-        <w:rPr>
-          <w:rFonts w:ascii="宋体" w:hAnsi="宋体" w:eastAsia="宋体"/>
-          <w:sz w:val="21"/>
-        </w:rPr>
-        <w:t>为此，本文设计运维门控网络（O&amp;M Gate），在模型前向计算图内部直接融合事件的物理偏置算子，既实现了物理置零，又保持了求导连续性。</w:t>
-      </w:r>
-    </w:p>
-    <w:p>
-      <w:pPr>
-        <w:keepNext/>
-        <w:spacing w:before="240" w:after="120"/>
-      </w:pPr>
-      <w:r>
-        <w:rPr>
-          <w:rFonts w:ascii="黑体" w:hAnsi="黑体" w:eastAsia="黑体"/>
           <w:b/>
           <w:sz w:val="28"/>
         </w:rPr>
@@ -490,253 +320,211 @@
     </w:p>
     <w:p>
       <w:pPr>
-        <w:spacing w:after="120" w:line="300" w:lineRule="auto"/>
-        <w:ind w:firstLine="432"/>
+        <w:pStyle w:val="Heading2"/>
+        <w:spacing w:line="300" w:lineRule="auto" w:after="120"/>
       </w:pPr>
       <w:r>
         <w:rPr>
           <w:rFonts w:ascii="宋体" w:hAnsi="宋体" w:eastAsia="宋体"/>
-          <w:sz w:val="21"/>
+          <w:b/>
+          <w:sz w:val="24"/>
         </w:rPr>
-        <w:t>本节给出本方法中多源异构数据的数学定义、运维事件的编码方式，以及数据的标准化对齐流程。</w:t>
+        <w:t>2.1 特征维度与多源输入定义</w:t>
       </w:r>
     </w:p>
     <w:p>
       <w:pPr>
-        <w:keepNext/>
-        <w:spacing w:before="180" w:after="80"/>
+        <w:spacing w:line="300" w:lineRule="auto" w:after="120"/>
       </w:pPr>
       <w:r>
         <w:rPr>
-          <w:rFonts w:ascii="黑体" w:hAnsi="黑体" w:eastAsia="黑体"/>
+          <w:rFonts w:ascii="宋体" w:hAnsi="宋体" w:eastAsia="宋体"/>
+          <w:b w:val="0"/>
+          <w:sz w:val="24"/>
+        </w:rPr>
+        <w:t>对于待预测的目标场站，设滑动窗口时间步长为 $T_{hist}$，超前预测跨度为 $H$ 步。输入特征由连续与离散四路异构张量组成：</w:t>
+      </w:r>
+    </w:p>
+    <w:p>
+      <w:pPr>
+        <w:spacing w:line="300" w:lineRule="auto" w:after="120"/>
+      </w:pPr>
+      <w:r>
+        <w:rPr>
+          <w:rFonts w:ascii="宋体" w:hAnsi="宋体" w:eastAsia="宋体"/>
+          <w:b w:val="0"/>
+          <w:sz w:val="24"/>
+        </w:rPr>
+        <w:t>1. 历史气象与出力连续时序向量 $\mathbf{X}_{hist} \in \mathbb{R}^{T_{hist} \times 3}$，包含辐照度、温度及实际有功功率。</w:t>
+      </w:r>
+    </w:p>
+    <w:p>
+      <w:pPr>
+        <w:spacing w:line="300" w:lineRule="auto" w:after="120"/>
+      </w:pPr>
+      <w:r>
+        <w:rPr>
+          <w:rFonts w:ascii="宋体" w:hAnsi="宋体" w:eastAsia="宋体"/>
+          <w:b w:val="0"/>
+          <w:sz w:val="24"/>
+        </w:rPr>
+        <w:t>2. 历史离散运维事件符号序列 $\mathbf{E}_{hist} \in \mathbb{Z}^{T_{hist}}$，由 SCADA 系统生成的异常代码。</w:t>
+      </w:r>
+    </w:p>
+    <w:p>
+      <w:pPr>
+        <w:spacing w:line="300" w:lineRule="auto" w:after="120"/>
+      </w:pPr>
+      <w:r>
+        <w:rPr>
+          <w:rFonts w:ascii="宋体" w:hAnsi="宋体" w:eastAsia="宋体"/>
+          <w:b w:val="0"/>
+          <w:sz w:val="24"/>
+        </w:rPr>
+        <w:t>3. 未来连续气象预报向量 $\mathbf{X}_{fut} \in \mathbb{R}^{H \times 2}$，由 NWP 提供。</w:t>
+      </w:r>
+    </w:p>
+    <w:p>
+      <w:pPr>
+        <w:spacing w:line="300" w:lineRule="auto" w:after="120"/>
+      </w:pPr>
+      <w:r>
+        <w:rPr>
+          <w:rFonts w:ascii="宋体" w:hAnsi="宋体" w:eastAsia="宋体"/>
+          <w:b w:val="0"/>
+          <w:sz w:val="24"/>
+        </w:rPr>
+        <w:t>4. 未来已知确定性运维计划序列 $\mathbf{E}_{fut} \in \mathbb{Z}^H$，仅保留计划检修等确知指令，屏蔽未来不可知故障以防数据泄露。</w:t>
+      </w:r>
+    </w:p>
+    <w:p>
+      <w:pPr>
+        <w:pStyle w:val="Heading2"/>
+        <w:spacing w:line="300" w:lineRule="auto" w:after="120"/>
+      </w:pPr>
+      <w:r>
+        <w:rPr>
+          <w:rFonts w:ascii="宋体" w:hAnsi="宋体" w:eastAsia="宋体"/>
           <w:b/>
           <w:sz w:val="24"/>
         </w:rPr>
-        <w:t>2.1 特征维度与数学定义</w:t>
+        <w:t>2.2 离散运维事件字典定义</w:t>
       </w:r>
     </w:p>
     <w:p>
       <w:pPr>
-        <w:spacing w:after="120" w:line="300" w:lineRule="auto"/>
-        <w:ind w:firstLine="432"/>
+        <w:spacing w:line="300" w:lineRule="auto" w:after="120"/>
       </w:pPr>
       <w:r>
         <w:rPr>
           <w:rFonts w:ascii="宋体" w:hAnsi="宋体" w:eastAsia="宋体"/>
-          <w:sz w:val="21"/>
+          <w:b w:val="0"/>
+          <w:sz w:val="24"/>
         </w:rPr>
-        <w:t>对于目标电站，短期预测的滑动窗口设定为历史 T 步，预测跨度设定为未来 H 步。输入特征可分类如下：</w:t>
+        <w:t>本文将复杂工单日志精简为四类核心映射规则：0（Normal，正常）、1（Scheduled Maintenance，计划检修停机）、2（Device Fault，设备突发故障降容）以及 3（Grid Curtailment，电网调度限电）。这些符号构成了非欧几里得的离散特征全集。</w:t>
       </w:r>
     </w:p>
     <w:p>
       <w:pPr>
-        <w:spacing w:after="120" w:line="300" w:lineRule="auto"/>
-        <w:ind w:firstLine="432"/>
+        <w:pStyle w:val="Heading2"/>
+        <w:spacing w:line="300" w:lineRule="auto" w:after="120"/>
       </w:pPr>
       <w:r>
         <w:rPr>
           <w:rFonts w:ascii="宋体" w:hAnsi="宋体" w:eastAsia="宋体"/>
-          <w:sz w:val="21"/>
+          <w:b/>
+          <w:sz w:val="24"/>
         </w:rPr>
-        <w:t>1）历史连续时序特征 X_std ∈ R^(T × 3)：</w:t>
+        <w:t>2.3 数据清洗与标准化处理</w:t>
       </w:r>
     </w:p>
     <w:p>
       <w:pPr>
-        <w:spacing w:after="120" w:line="300" w:lineRule="auto"/>
+        <w:spacing w:line="300" w:lineRule="auto" w:after="120"/>
       </w:pPr>
       <w:r>
         <w:rPr>
           <w:rFonts w:ascii="宋体" w:hAnsi="宋体" w:eastAsia="宋体"/>
-          <w:sz w:val="21"/>
+          <w:b w:val="0"/>
+          <w:sz w:val="24"/>
         </w:rPr>
-        <w:t xml:space="preserve">    X_hist = { [I_t, T_t, P_t] } (t=1 to T)    (1)</w:t>
+        <w:t>对于连续特征，进行标准差归一化 $\frac{x-\mu}{\sigma}$ 处理；对于离群野值，采用滑动窗口中值滤波插值。特别地，标准化后的功率可能为负数，因此要求模型的输出预测头不可采用 ReLU 截断激活函数，而必须保留线性算子以维持夜间弱光工况下的梯度传播。</w:t>
       </w:r>
     </w:p>
     <w:p>
       <w:pPr>
-        <w:spacing w:after="120" w:line="300" w:lineRule="auto"/>
-        <w:ind w:firstLine="432"/>
+        <w:pStyle w:val="Heading2"/>
+        <w:spacing w:line="300" w:lineRule="auto" w:after="120"/>
       </w:pPr>
       <w:r>
         <w:rPr>
           <w:rFonts w:ascii="宋体" w:hAnsi="宋体" w:eastAsia="宋体"/>
-          <w:sz w:val="21"/>
+          <w:b/>
+          <w:sz w:val="24"/>
         </w:rPr>
-        <w:t>式中：I_t 为实际辐照度；T_t 为环境温度；P_t 为实际发电功率。</w:t>
+        <w:t>2.4 研究区域与气象环境特征剖析</w:t>
       </w:r>
     </w:p>
     <w:p>
       <w:pPr>
-        <w:spacing w:after="120" w:line="300" w:lineRule="auto"/>
-        <w:ind w:firstLine="432"/>
+        <w:spacing w:line="300" w:lineRule="auto" w:after="120"/>
       </w:pPr>
       <w:r>
         <w:rPr>
           <w:rFonts w:ascii="宋体" w:hAnsi="宋体" w:eastAsia="宋体"/>
-          <w:sz w:val="21"/>
+          <w:b w:val="0"/>
+          <w:sz w:val="24"/>
         </w:rPr>
-        <w:t>2）历史离散运维事件序列 E_hist ∈ Z^T：</w:t>
+        <w:t>本研究所选取的三个光伏场站具有不同的地理区位与气候特征：</w:t>
       </w:r>
     </w:p>
     <w:p>
       <w:pPr>
-        <w:spacing w:after="120" w:line="300" w:lineRule="auto"/>
+        <w:spacing w:line="300" w:lineRule="auto" w:after="120"/>
       </w:pPr>
       <w:r>
         <w:rPr>
           <w:rFonts w:ascii="宋体" w:hAnsi="宋体" w:eastAsia="宋体"/>
-          <w:sz w:val="21"/>
+          <w:b w:val="0"/>
+          <w:sz w:val="24"/>
         </w:rPr>
-        <w:t xml:space="preserve">    E_hist = { E_t } (t=1 to T)    (2)</w:t>
+        <w:t>1. 吉林地区风光互补场站（场站A）：该场站地处高纬度干旱区域，边缘属温带大陆性荒漠气候。全年日照时数长，大气透明度高。其气象特征是晴天辐照度曲线平滑且峰值高。该场站装机规模为 100MW，设备处于较好的运行状态。模型在此场景下主要检验其对长周期季节变化的适应能力与理论拟合上限。</w:t>
       </w:r>
     </w:p>
     <w:p>
       <w:pPr>
-        <w:spacing w:after="120" w:line="300" w:lineRule="auto"/>
-        <w:ind w:firstLine="432"/>
+        <w:spacing w:line="300" w:lineRule="auto" w:after="120"/>
       </w:pPr>
       <w:r>
         <w:rPr>
           <w:rFonts w:ascii="宋体" w:hAnsi="宋体" w:eastAsia="宋体"/>
-          <w:sz w:val="21"/>
+          <w:b w:val="0"/>
+          <w:sz w:val="24"/>
         </w:rPr>
-        <w:t>式中：E_t ∈ {0, 1, 2, 3} 为事件编码。</w:t>
+        <w:t>2. 济宁地区平原光伏电站（场站B）：位于黄淮海平原腹地，受季风气候影响显著。夏季高温多雨，冬季易受云雾天气遮挡。由于平原地区空气对流及气溶胶遮蔽，地表短波辐射常在云团运动下产生震荡，导致出力曲线呈现高频波动。该场站装机规模为 50MW，主要用于检验预测模型对变率较大的气象输入的抗干扰性能与鲁棒性。</w:t>
       </w:r>
     </w:p>
     <w:p>
       <w:pPr>
-        <w:spacing w:after="120" w:line="300" w:lineRule="auto"/>
-        <w:ind w:firstLine="432"/>
+        <w:spacing w:line="300" w:lineRule="auto" w:after="120"/>
       </w:pPr>
       <w:r>
         <w:rPr>
           <w:rFonts w:ascii="宋体" w:hAnsi="宋体" w:eastAsia="宋体"/>
-          <w:sz w:val="21"/>
+          <w:b w:val="0"/>
+          <w:sz w:val="24"/>
         </w:rPr>
-        <w:t>3）未来连续气象特征 X_fut ∈ R^(H × 2)：由 NWP 提供：</w:t>
+        <w:t>3. 云南地区山地光伏电站（场站C）：地处低纬度高海拔山地地带，海拔差异显著。受地形和高原季风气候影响，局部天气变化迅速，且存在山体及组件阴影遮挡。该电站装机规模为 20MW，投运时间超 8 年，设备故障率高于其他场站，且常接收到省调限电指令。因此，场站 C 是验证本文所提运维事件感知与物理约束能力的核心场景。</w:t>
       </w:r>
     </w:p>
     <w:p>
       <w:pPr>
-        <w:spacing w:after="120" w:line="300" w:lineRule="auto"/>
+        <w:pStyle w:val="Heading1"/>
+        <w:spacing w:line="300" w:lineRule="auto" w:after="120"/>
       </w:pPr>
       <w:r>
         <w:rPr>
           <w:rFonts w:ascii="宋体" w:hAnsi="宋体" w:eastAsia="宋体"/>
-          <w:sz w:val="21"/>
-        </w:rPr>
-        <w:t xml:space="preserve">    X_fut = { [I'_t, T'_t] } (t=T+1 to T+H)    (3)</w:t>
-      </w:r>
-    </w:p>
-    <w:p>
-      <w:pPr>
-        <w:spacing w:after="120" w:line="300" w:lineRule="auto"/>
-        <w:ind w:firstLine="432"/>
-      </w:pPr>
-      <w:r>
-        <w:rPr>
-          <w:rFonts w:ascii="宋体" w:hAnsi="宋体" w:eastAsia="宋体"/>
-          <w:sz w:val="21"/>
-        </w:rPr>
-        <w:t>4）未来已知运维计划序列 E_fut ∈ Z^H：由于未来设备突发故障和限电未知，设为正常值0，仅保留已知计划检修值1。</w:t>
-      </w:r>
-    </w:p>
-    <w:p>
-      <w:pPr>
-        <w:keepNext/>
-        <w:spacing w:before="180" w:after="80"/>
-      </w:pPr>
-      <w:r>
-        <w:rPr>
-          <w:rFonts w:ascii="黑体" w:hAnsi="黑体" w:eastAsia="黑体"/>
-          <w:b/>
-          <w:sz w:val="24"/>
-        </w:rPr>
-        <w:t>2.2 离散运维事件的类别映射</w:t>
-      </w:r>
-    </w:p>
-    <w:p>
-      <w:pPr>
-        <w:spacing w:after="120" w:line="300" w:lineRule="auto"/>
-        <w:ind w:firstLine="432"/>
-      </w:pPr>
-      <w:r>
-        <w:rPr>
-          <w:rFonts w:ascii="宋体" w:hAnsi="宋体" w:eastAsia="宋体"/>
-          <w:sz w:val="21"/>
-        </w:rPr>
-        <w:t>为了对电站的实际健康状况进行表征，本文定义了 4 类离散事件映射关系：</w:t>
-        <w:br/>
-        <w:t>类别 0（Normal，正常运行）：电站无任何设备故障且处于网联发电状态。</w:t>
-        <w:br/>
-        <w:t>类别 1（Scheduled Maintenance，计划检修）：计划性断电检修，全站出力降为零。</w:t>
-        <w:br/>
-        <w:t>类别 2（Device Fault，设备故障）：例如某台逆变器发生故障跳闸，全站容量下降，出力萎缩，但不全站停机。</w:t>
-        <w:br/>
-        <w:t>类别 3（Grid Curtailment，电网限电）：最大出力限制在额定容量的 25% 以下。</w:t>
-      </w:r>
-    </w:p>
-    <w:p>
-      <w:pPr>
-        <w:keepNext/>
-        <w:spacing w:before="180" w:after="80"/>
-      </w:pPr>
-      <w:r>
-        <w:rPr>
-          <w:rFonts w:ascii="黑体" w:hAnsi="黑体" w:eastAsia="黑体"/>
-          <w:b/>
-          <w:sz w:val="24"/>
-        </w:rPr>
-        <w:t>2.3 特征的缩放与归一化</w:t>
-      </w:r>
-    </w:p>
-    <w:p>
-      <w:pPr>
-        <w:spacing w:after="120" w:line="300" w:lineRule="auto"/>
-        <w:ind w:firstLine="432"/>
-      </w:pPr>
-      <w:r>
-        <w:rPr>
-          <w:rFonts w:ascii="宋体" w:hAnsi="宋体" w:eastAsia="宋体"/>
-          <w:sz w:val="21"/>
-        </w:rPr>
-        <w:t>连续特征使用标准差归一化预处理：</w:t>
-      </w:r>
-    </w:p>
-    <w:p>
-      <w:pPr>
-        <w:spacing w:after="120" w:line="300" w:lineRule="auto"/>
-      </w:pPr>
-      <w:r>
-        <w:rPr>
-          <w:rFonts w:ascii="宋体" w:hAnsi="宋体" w:eastAsia="宋体"/>
-          <w:sz w:val="21"/>
-        </w:rPr>
-        <w:t xml:space="preserve">    x_std = (x - μ_x) / σ_x    (4)</w:t>
-      </w:r>
-    </w:p>
-    <w:p>
-      <w:pPr>
-        <w:spacing w:after="120" w:line="300" w:lineRule="auto"/>
-        <w:ind w:firstLine="432"/>
-      </w:pPr>
-      <w:r>
-        <w:rPr>
-          <w:rFonts w:ascii="宋体" w:hAnsi="宋体" w:eastAsia="宋体"/>
-          <w:sz w:val="21"/>
-        </w:rPr>
-        <w:t>特别地，由于目标功率被标准化，其值均值为 0，方差为 1，这意味着低于日均发电水平（如夜间）时，归一化功率呈现负数数值。因此，模型的最后一层输出网络在标准化隐空间内不能使用 ReLU 等非负截断函数，必须使用无限制的线性层（Linear Layer）。</w:t>
-      </w:r>
-    </w:p>
-    <w:p>
-      <w:pPr>
-        <w:keepNext/>
-        <w:spacing w:before="240" w:after="120"/>
-      </w:pPr>
-      <w:r>
-        <w:rPr>
-          <w:rFonts w:ascii="黑体" w:hAnsi="黑体" w:eastAsia="黑体"/>
           <w:b/>
           <w:sz w:val="28"/>
         </w:rPr>
@@ -745,26 +533,3277 @@
     </w:p>
     <w:p>
       <w:pPr>
-        <w:spacing w:after="120" w:line="300" w:lineRule="auto"/>
-        <w:ind w:firstLine="432"/>
+        <w:pStyle w:val="Heading2"/>
+        <w:spacing w:line="300" w:lineRule="auto" w:after="120"/>
       </w:pPr>
       <w:r>
         <w:rPr>
           <w:rFonts w:ascii="宋体" w:hAnsi="宋体" w:eastAsia="宋体"/>
-          <w:sz w:val="21"/>
+          <w:b/>
+          <w:sz w:val="24"/>
         </w:rPr>
-        <w:t>本文提出的模型由多源异构特征级联融合层、基于自注意力机制的编解码时序特征提取模块以及可微运维门控预测头（O&amp;M Gate）三部分组成。模型的整体架构设计与前向计算数据流向如图 1 所示（图题在下方）。</w:t>
+        <w:t>3.1 离散运维事件嵌入与特征级联</w:t>
       </w:r>
     </w:p>
     <w:p>
       <w:pPr>
-        <w:spacing w:before="240"/>
+        <w:spacing w:line="300" w:lineRule="auto" w:after="120"/>
+      </w:pPr>
+      <w:r>
+        <w:rPr>
+          <w:rFonts w:ascii="宋体" w:hAnsi="宋体" w:eastAsia="宋体"/>
+          <w:b w:val="0"/>
+          <w:sz w:val="24"/>
+        </w:rPr>
+        <w:t>为了实现离散运维符号与连续时序向量的统一建模，本文采用可学习事件嵌入层。对于符号 $E_t \in {0, 1, 2, 3}$，利用嵌入矩阵 $\mathbf{W}_{embed} \in \mathbb{R}^{4 \times D}$ 将其映射为连续向量 $\mathbf{H}_{event, t} = \mathbf{W}_{embed}[E_t, :] \in \mathbb{R}^D$。随后将事件嵌入与连续气象特征通过多层感知机（MLP）进行级联映射 $\mathbf{H}_{fused, t} = \text{MLP}([\mathbf{H}_{cont, t} \|\| \mathbf{H}_{event, t}])$，使模型能够在同一隐藏空间中学习异常状态与功率变化之间的关联。</w:t>
+      </w:r>
+    </w:p>
+    <w:p>
+      <w:pPr>
+        <w:pStyle w:val="Heading2"/>
+        <w:spacing w:line="300" w:lineRule="auto" w:after="120"/>
+      </w:pPr>
+      <w:r>
+        <w:rPr>
+          <w:rFonts w:ascii="宋体" w:hAnsi="宋体" w:eastAsia="宋体"/>
+          <w:b/>
+          <w:sz w:val="24"/>
+        </w:rPr>
+        <w:t>3.2 自注意力机制与时序 Transformer 编解码</w:t>
+      </w:r>
+    </w:p>
+    <w:p>
+      <w:pPr>
+        <w:spacing w:line="300" w:lineRule="auto" w:after="120"/>
+      </w:pPr>
+      <w:r>
+        <w:rPr>
+          <w:rFonts w:ascii="宋体" w:hAnsi="宋体" w:eastAsia="宋体"/>
+          <w:b w:val="0"/>
+          <w:sz w:val="24"/>
+        </w:rPr>
+        <w:t>融合特征序列经过正弦位置编码后送入多头自注意力（Self-Attention）编码器中。编码器通过计算 $Q,K,V$ 矩阵的点积来提取日内周期规律及跨度长依赖；解码器通过掩码交叉注意力（Masked Cross-Attention）将未来的气象 NWP 特征与历史记忆状态进行动态相关性计算，最终输出未来 $H$ 步的解码高维抽象特征 $\mathbf{d}_t$。</w:t>
+      </w:r>
+    </w:p>
+    <w:p>
+      <w:pPr>
+        <w:pStyle w:val="Heading2"/>
+        <w:spacing w:line="300" w:lineRule="auto" w:after="120"/>
+      </w:pPr>
+      <w:r>
+        <w:rPr>
+          <w:rFonts w:ascii="宋体" w:hAnsi="宋体" w:eastAsia="宋体"/>
+          <w:b/>
+          <w:sz w:val="24"/>
+        </w:rPr>
+        <w:t>3.3 物理先验端到端门控约束网络 (O&amp;M Gate)</w:t>
+      </w:r>
+    </w:p>
+    <w:p>
+      <w:pPr>
+        <w:spacing w:line="300" w:lineRule="auto" w:after="120"/>
+      </w:pPr>
+      <w:r>
+        <w:rPr>
+          <w:rFonts w:ascii="宋体" w:hAnsi="宋体" w:eastAsia="宋体"/>
+          <w:b w:val="0"/>
+          <w:sz w:val="24"/>
+        </w:rPr>
+        <w:t>在解码预测头部分，针对计划检修停机时实际出力接近 0 的工程约束，本文设计双路并行门控分支。第一路通过线性层生成基准预测功率 $\hat{P}_{raw, t}$；第二路通过门控分支计算削减比率 $g_t \in [0, 1]$，其在 Sigmoid 函数内部引入事件偏置向量 $\beta_{E'_t}$：</w:t>
+      </w:r>
+    </w:p>
+    <w:p>
+      <w:pPr>
+        <w:spacing w:line="300" w:lineRule="auto" w:after="120"/>
+      </w:pPr>
+      <w:r>
+        <w:rPr>
+          <w:rFonts w:ascii="宋体" w:hAnsi="宋体" w:eastAsia="宋体"/>
+          <w:b w:val="0"/>
+          <w:sz w:val="24"/>
+        </w:rPr>
+        <w:t>$$g_t = \sigma( \mathbf{W}_g \mathbf{d}_t + \beta_{E'_t} )$$</w:t>
+      </w:r>
+    </w:p>
+    <w:p>
+      <w:pPr>
+        <w:spacing w:line="300" w:lineRule="auto" w:after="120"/>
+      </w:pPr>
+      <w:r>
+        <w:rPr>
+          <w:rFonts w:ascii="宋体" w:hAnsi="宋体" w:eastAsia="宋体"/>
+          <w:b w:val="0"/>
+          <w:sz w:val="24"/>
+        </w:rPr>
+        <w:t>最终受物理先验约束的输出为 $\hat{P}_{final, t} = \hat{P}_{raw, t} \cdot (1 - g_t)$。</w:t>
+      </w:r>
+    </w:p>
+    <w:p>
+      <w:pPr>
+        <w:spacing w:line="300" w:lineRule="auto" w:after="120"/>
+      </w:pPr>
+      <w:r>
+        <w:rPr>
+          <w:rFonts w:ascii="宋体" w:hAnsi="宋体" w:eastAsia="宋体"/>
+          <w:b w:val="0"/>
+          <w:sz w:val="24"/>
+        </w:rPr>
+        <w:t>可微性与收敛分析：当计划检修事件发生时，通过设置较大的先验偏置 $\beta_1 = 10.0$ 使 $g_t$ 接近 1.0，从而抑制预测输出。根据微分链式法则，损失对隐状态的偏导数为：</w:t>
+      </w:r>
+    </w:p>
+    <w:p>
+      <w:pPr>
+        <w:spacing w:line="300" w:lineRule="auto" w:after="120"/>
+      </w:pPr>
+      <w:r>
+        <w:rPr>
+          <w:rFonts w:ascii="宋体" w:hAnsi="宋体" w:eastAsia="宋体"/>
+          <w:b w:val="0"/>
+          <w:sz w:val="24"/>
+        </w:rPr>
+        <w:t>$$\frac{\partial \hat{P}_{final, t}}{\partial \mathbf{d}_t} = (1 - g_t) \mathbf{W}_p^T - \hat{P}_{raw, t} g_t (1 - g_t) \mathbf{W}_g^T$$</w:t>
+      </w:r>
+    </w:p>
+    <w:p>
+      <w:pPr>
+        <w:spacing w:line="300" w:lineRule="auto" w:after="120"/>
+      </w:pPr>
+      <w:r>
+        <w:rPr>
+          <w:rFonts w:ascii="宋体" w:hAnsi="宋体" w:eastAsia="宋体"/>
+          <w:b w:val="0"/>
+          <w:sz w:val="24"/>
+        </w:rPr>
+        <w:t>即使在第一项梯度趋近于 0 的情况下，只要原始理论预测 $\hat{P}_{raw, t} \neq 0$，第二项交叉导数在偏置有限的情况下仍可传导微小梯度。相比于硬性后处理规则，该机制有助于保持计算图的连通，为端到端协同优化提供了可能。</w:t>
+      </w:r>
+    </w:p>
+    <w:p>
+      <w:pPr>
+        <w:pStyle w:val="Heading2"/>
+        <w:spacing w:line="300" w:lineRule="auto" w:after="120"/>
+      </w:pPr>
+      <w:r>
+        <w:rPr>
+          <w:rFonts w:ascii="宋体" w:hAnsi="宋体" w:eastAsia="宋体"/>
+          <w:b/>
+          <w:sz w:val="24"/>
+        </w:rPr>
+        <w:t>3.4 经典 Transformer 数学形式化表达</w:t>
+      </w:r>
+    </w:p>
+    <w:p>
+      <w:pPr>
+        <w:spacing w:line="300" w:lineRule="auto" w:after="120"/>
+      </w:pPr>
+      <w:r>
+        <w:rPr>
+          <w:rFonts w:ascii="宋体" w:hAnsi="宋体" w:eastAsia="宋体"/>
+          <w:b w:val="0"/>
+          <w:sz w:val="24"/>
+        </w:rPr>
+        <w:t>在特征输入端，对于长度为 $T_{hist}$ 的多源融合特征矩阵 $\mathbf{H}_{fused} \in \mathbb{R}^{T_{hist} \times D}$，为打破序列数据的置换不变性，引入了基于三角函数的绝对位置编码（Positional Encoding）：</w:t>
+      </w:r>
+    </w:p>
+    <w:p>
+      <w:pPr>
+        <w:spacing w:line="300" w:lineRule="auto" w:after="120"/>
+      </w:pPr>
+      <w:r>
+        <w:rPr>
+          <w:rFonts w:ascii="宋体" w:hAnsi="宋体" w:eastAsia="宋体"/>
+          <w:b w:val="0"/>
+          <w:sz w:val="24"/>
+        </w:rPr>
+        <w:t>$$PE_{(pos, 2i)} = \sin(pos / 10000^{2i/D}), \quad PE_{(pos, 2i+1)} = \cos(pos / 10000^{2i/D})$$</w:t>
+      </w:r>
+    </w:p>
+    <w:p>
+      <w:pPr>
+        <w:spacing w:line="300" w:lineRule="auto" w:after="120"/>
+      </w:pPr>
+      <w:r>
+        <w:rPr>
+          <w:rFonts w:ascii="宋体" w:hAnsi="宋体" w:eastAsia="宋体"/>
+          <w:b w:val="0"/>
+          <w:sz w:val="24"/>
+        </w:rPr>
+        <w:t>将位置编码与输入矩阵逐元素相加后，输入至多头自注意力层（Multi-Head Self-Attention）。对于第 $h$ 个注意力头，其查询、键、值矩阵分别由独立的参数矩阵映射生成：</w:t>
+      </w:r>
+    </w:p>
+    <w:p>
+      <w:pPr>
+        <w:spacing w:line="300" w:lineRule="auto" w:after="120"/>
+      </w:pPr>
+      <w:r>
+        <w:rPr>
+          <w:rFonts w:ascii="宋体" w:hAnsi="宋体" w:eastAsia="宋体"/>
+          <w:b w:val="0"/>
+          <w:sz w:val="24"/>
+        </w:rPr>
+        <w:t>$$\mathbf{Q}_h = \mathbf{H}_{in} \mathbf{W}_h^Q, \quad \mathbf{K}_h = \mathbf{H}_{in} \mathbf{W}_h^K, \quad \mathbf{V}_h = \mathbf{H}_{in} \mathbf{W}_h^V$$</w:t>
+      </w:r>
+    </w:p>
+    <w:p>
+      <w:pPr>
+        <w:spacing w:line="300" w:lineRule="auto" w:after="120"/>
+      </w:pPr>
+      <w:r>
+        <w:rPr>
+          <w:rFonts w:ascii="宋体" w:hAnsi="宋体" w:eastAsia="宋体"/>
+          <w:b w:val="0"/>
+          <w:sz w:val="24"/>
+        </w:rPr>
+        <w:t>注意力得分矩阵通过缩放点积（Scaled Dot-Product）计算，并通过 Softmax 函数转化为概率分布：</w:t>
+      </w:r>
+    </w:p>
+    <w:p>
+      <w:pPr>
+        <w:spacing w:line="300" w:lineRule="auto" w:after="120"/>
+      </w:pPr>
+      <w:r>
+        <w:rPr>
+          <w:rFonts w:ascii="宋体" w:hAnsi="宋体" w:eastAsia="宋体"/>
+          <w:b w:val="0"/>
+          <w:sz w:val="24"/>
+        </w:rPr>
+        <w:t>$$\text{Attention}(\mathbf{Q}_h, \mathbf{K}_h, \mathbf{V}_h) = \text{Softmax}\left(\frac{\mathbf{Q}_h \mathbf{K}_h^T}{\sqrt{d_k}}\right) \mathbf{V}_h$$</w:t>
+      </w:r>
+    </w:p>
+    <w:p>
+      <w:pPr>
+        <w:spacing w:line="300" w:lineRule="auto" w:after="120"/>
+      </w:pPr>
+      <w:r>
+        <w:rPr>
+          <w:rFonts w:ascii="宋体" w:hAnsi="宋体" w:eastAsia="宋体"/>
+          <w:b w:val="0"/>
+          <w:sz w:val="24"/>
+        </w:rPr>
+        <w:t>其中，$\sqrt{d_k}$ 为缩放因子，用于防止点积结果过大导致 Softmax 梯度弥散。随后，所有注意力头的输出在特征维度上进行拼接，并通过前馈神经网络（FFN）进行非线性维度变换：</w:t>
+      </w:r>
+    </w:p>
+    <w:p>
+      <w:pPr>
+        <w:spacing w:line="300" w:lineRule="auto" w:after="120"/>
+      </w:pPr>
+      <w:r>
+        <w:rPr>
+          <w:rFonts w:ascii="宋体" w:hAnsi="宋体" w:eastAsia="宋体"/>
+          <w:b w:val="0"/>
+          <w:sz w:val="24"/>
+        </w:rPr>
+        <w:t>$$\text{FFN}(\mathbf{x}) = \text{ReLU}(\mathbf{x} \mathbf{W}_1 + \mathbf{b}_1) \mathbf{W}_2 + \mathbf{b}_2$$</w:t>
+      </w:r>
+    </w:p>
+    <w:p>
+      <w:pPr>
+        <w:spacing w:line="300" w:lineRule="auto" w:after="120"/>
+      </w:pPr>
+      <w:r>
+        <w:rPr>
+          <w:rFonts w:ascii="宋体" w:hAnsi="宋体" w:eastAsia="宋体"/>
+          <w:b w:val="0"/>
+          <w:sz w:val="24"/>
+        </w:rPr>
+        <w:t>配合残差连接（Residual Connection）和层归一化（Layer Normalization），可缓解深层网络的梯度消失问题，形成完整的时序依赖建模能力。</w:t>
+      </w:r>
+    </w:p>
+    <w:p>
+      <w:pPr>
+        <w:pStyle w:val="Heading2"/>
+        <w:spacing w:line="300" w:lineRule="auto" w:after="120"/>
+      </w:pPr>
+      <w:r>
+        <w:rPr>
+          <w:rFonts w:ascii="宋体" w:hAnsi="宋体" w:eastAsia="宋体"/>
+          <w:b/>
+          <w:sz w:val="24"/>
+        </w:rPr>
+        <w:t>3.5 雅可比矩阵与全链路梯度流经验分析 (Jacobian and Gradient Flow Empirical Analysis)</w:t>
+      </w:r>
+    </w:p>
+    <w:p>
+      <w:pPr>
+        <w:spacing w:line="300" w:lineRule="auto" w:after="120"/>
+      </w:pPr>
+      <w:r>
+        <w:rPr>
+          <w:rFonts w:ascii="宋体" w:hAnsi="宋体" w:eastAsia="宋体"/>
+          <w:b w:val="0"/>
+          <w:sz w:val="24"/>
+        </w:rPr>
+        <w:t>在本文设计的物理先验门控网络（O&amp;M Gate）中，梯度能否有效回传影响着模型底层的参数优化。设门控算子输出为 $\hat{P}_{final} = \hat{P}_{raw} \cdot (1 - g)$，其中 $g = \sigma(\mathbf{W}_g \mathbf{d} + \beta)$。我们对底层隐藏状态向量 $\mathbf{d} \in \mathbb{R}^D$ 进行雅可比矩阵（Jacobian Matrix）梯度流经验分析。</w:t>
+      </w:r>
+    </w:p>
+    <w:p>
+      <w:pPr>
+        <w:spacing w:line="300" w:lineRule="auto" w:after="120"/>
+      </w:pPr>
+      <w:r>
+        <w:rPr>
+          <w:rFonts w:ascii="宋体" w:hAnsi="宋体" w:eastAsia="宋体"/>
+          <w:b w:val="0"/>
+          <w:sz w:val="24"/>
+        </w:rPr>
+        <w:t>定义均方误差损失项 $L = \frac{1}{2} (\hat{P}_{final} - P_{true})^2$，其关于状态向量 $\mathbf{d}$ 的梯度计算展开为：</w:t>
+      </w:r>
+    </w:p>
+    <w:p>
+      <w:pPr>
+        <w:spacing w:line="300" w:lineRule="auto" w:after="120"/>
+      </w:pPr>
+      <w:r>
+        <w:rPr>
+          <w:rFonts w:ascii="宋体" w:hAnsi="宋体" w:eastAsia="宋体"/>
+          <w:b w:val="0"/>
+          <w:sz w:val="24"/>
+        </w:rPr>
+        <w:t>$$\frac{\partial L}{\partial \mathbf{d}} = \frac{\partial L}{\partial \hat{P}_{final}} \left( \frac{\partial \hat{P}_{final}}{\partial \hat{P}_{raw}} \frac{\partial \hat{P}_{raw}}{\partial \mathbf{d}} + \frac{\partial \hat{P}_{final}}{\partial g} \frac{\partial g}{\partial \mathbf{d}} \right)$$</w:t>
+      </w:r>
+    </w:p>
+    <w:p>
+      <w:pPr>
+        <w:spacing w:line="300" w:lineRule="auto" w:after="120"/>
+      </w:pPr>
+      <w:r>
+        <w:rPr>
+          <w:rFonts w:ascii="宋体" w:hAnsi="宋体" w:eastAsia="宋体"/>
+          <w:b w:val="0"/>
+          <w:sz w:val="24"/>
+        </w:rPr>
+        <w:t>代入偏导数项：$\frac{\partial \hat{P}_{final}}{\partial \hat{P}_{raw}} = 1 - g, \quad \frac{\partial \hat{P}_{raw}}{\partial \mathbf{d}} = \mathbf{W}_p^T, \quad \frac{\partial \hat{P}_{final}}{\partial g} = -\hat{P}_{raw}$，以及 Sigmoid 门控偏导数 $\frac{\partial g}{\partial \mathbf{d}} = g(1 - g) \mathbf{W}_g^T$，得到全链路梯度展开式：</w:t>
+      </w:r>
+    </w:p>
+    <w:p>
+      <w:pPr>
+        <w:spacing w:line="300" w:lineRule="auto" w:after="120"/>
+      </w:pPr>
+      <w:r>
+        <w:rPr>
+          <w:rFonts w:ascii="宋体" w:hAnsi="宋体" w:eastAsia="宋体"/>
+          <w:b w:val="0"/>
+          <w:sz w:val="24"/>
+        </w:rPr>
+        <w:t>$$\mathbf{J}_{\mathbf{d}} = (\hat{P}_{final} - P_{true}) \left[ (1 - g) \mathbf{W}_p^T - \hat{P}_{raw} g(1 - g) \mathbf{W}_g^T \right]$$</w:t>
+      </w:r>
+    </w:p>
+    <w:p>
+      <w:pPr>
+        <w:spacing w:line="300" w:lineRule="auto" w:after="120"/>
+      </w:pPr>
+      <w:r>
+        <w:rPr>
+          <w:rFonts w:ascii="宋体" w:hAnsi="宋体" w:eastAsia="宋体"/>
+          <w:b w:val="0"/>
+          <w:sz w:val="24"/>
+        </w:rPr>
+        <w:t>梯度流经验分析：当系统处于计划检修状态时，若设置极大的理论偏置 $\beta \to \infty$，则门控削减比率 $g \to 1.0$，此时导数项 $g(1-g) \to 0$，可能导致梯度衰减。然而在实验中将偏置设为有限常数（例如 $\beta = 10.0$），削减比率处于高饱和区间但未达到数学意义上的绝对 1.0。因而，交叉乘积项 $g(1-g)$ 虽小但仍为非零数。只要原始预测输出 $\hat{P}_{raw} \neq 0$，该分支仍保留一定梯度通路。该设计不能替代严格的电气约束求解，但可作为神经预测模型中的可微输出抑制机制。</w:t>
+      </w:r>
+    </w:p>
+    <w:p>
+      <w:pPr>
+        <w:pStyle w:val="Heading2"/>
+        <w:spacing w:line="300" w:lineRule="auto" w:after="120"/>
+      </w:pPr>
+      <w:r>
+        <w:rPr>
+          <w:rFonts w:ascii="宋体" w:hAnsi="宋体" w:eastAsia="宋体"/>
+          <w:b/>
+          <w:sz w:val="24"/>
+        </w:rPr>
+        <w:t>3.6 前向与反向传播算法伪代码</w:t>
+      </w:r>
+    </w:p>
+    <w:p>
+      <w:pPr>
+        <w:spacing w:line="300" w:lineRule="auto" w:after="120"/>
+      </w:pPr>
+      <w:r>
+        <w:rPr>
+          <w:rFonts w:ascii="宋体" w:hAnsi="宋体" w:eastAsia="宋体"/>
+          <w:b w:val="0"/>
+          <w:sz w:val="24"/>
+        </w:rPr>
+        <w:t>为了便于工程复现，将上述过程抽象为如下算法逻辑：</w:t>
+      </w:r>
+    </w:p>
+    <w:p>
+      <w:pPr>
+        <w:spacing w:line="300" w:lineRule="auto" w:after="120"/>
+      </w:pPr>
+      <w:r>
+        <w:rPr>
+          <w:rFonts w:ascii="宋体" w:hAnsi="宋体" w:eastAsia="宋体"/>
+          <w:b w:val="0"/>
+          <w:sz w:val="24"/>
+        </w:rPr>
+        <w:t>算法 1：运维事件感知 Transformer 的端到端训练算法</w:t>
+      </w:r>
+    </w:p>
+    <w:p>
+      <w:pPr>
+        <w:spacing w:line="300" w:lineRule="auto" w:after="120"/>
+      </w:pPr>
+      <w:r>
+        <w:rPr>
+          <w:rFonts w:ascii="宋体" w:hAnsi="宋体" w:eastAsia="宋体"/>
+          <w:b w:val="0"/>
+          <w:sz w:val="24"/>
+        </w:rPr>
+        <w:t>输入：历史气象与功率 $\mathbf{X}_{hist}$，离散事件 $\mathbf{E}_{hist}$，未来气象预报 $\mathbf{X}_{fut}$，已知检修指令 $\mathbf{E}_{fut}$。</w:t>
+      </w:r>
+    </w:p>
+    <w:p>
+      <w:pPr>
+        <w:spacing w:line="300" w:lineRule="auto" w:after="120"/>
+      </w:pPr>
+      <w:r>
+        <w:rPr>
+          <w:rFonts w:ascii="宋体" w:hAnsi="宋体" w:eastAsia="宋体"/>
+          <w:b w:val="0"/>
+          <w:sz w:val="24"/>
+        </w:rPr>
+        <w:t>输出：网络权重 $\Theta$ 与未来 $H$ 步预测功率 $\hat{\mathbf{P}}_{final}$。</w:t>
+      </w:r>
+    </w:p>
+    <w:p>
+      <w:pPr>
+        <w:spacing w:line="300" w:lineRule="auto" w:after="120"/>
+      </w:pPr>
+      <w:r>
+        <w:rPr>
+          <w:rFonts w:ascii="宋体" w:hAnsi="宋体" w:eastAsia="宋体"/>
+          <w:b w:val="0"/>
+          <w:sz w:val="24"/>
+        </w:rPr>
+        <w:t>1. 初始化网络参数 $\Theta$，门控层偏置 $\beta_{E'_t}$ 根据物理先验初始化。</w:t>
+      </w:r>
+    </w:p>
+    <w:p>
+      <w:pPr>
+        <w:spacing w:line="300" w:lineRule="auto" w:after="120"/>
+      </w:pPr>
+      <w:r>
+        <w:rPr>
+          <w:rFonts w:ascii="宋体" w:hAnsi="宋体" w:eastAsia="宋体"/>
+          <w:b w:val="0"/>
+          <w:sz w:val="24"/>
+        </w:rPr>
+        <w:t>2. FOR $epoch = 1, 2, ..., N_{epochs}$ DO:</w:t>
+      </w:r>
+    </w:p>
+    <w:p>
+      <w:pPr>
+        <w:spacing w:line="300" w:lineRule="auto" w:after="120"/>
+      </w:pPr>
+      <w:r>
+        <w:rPr>
+          <w:rFonts w:ascii="宋体" w:hAnsi="宋体" w:eastAsia="宋体"/>
+          <w:b w:val="0"/>
+          <w:sz w:val="24"/>
+        </w:rPr>
+        <w:t>3. 提取当前 Batch 数据。</w:t>
+      </w:r>
+    </w:p>
+    <w:p>
+      <w:pPr>
+        <w:spacing w:line="300" w:lineRule="auto" w:after="120"/>
+      </w:pPr>
+      <w:r>
+        <w:rPr>
+          <w:rFonts w:ascii="宋体" w:hAnsi="宋体" w:eastAsia="宋体"/>
+          <w:b w:val="0"/>
+          <w:sz w:val="24"/>
+        </w:rPr>
+        <w:t>4. 事件嵌入：利用 $\mathbf{W}_{embed}$ 将 $\mathbf{E}_{hist}$ 映射为连续向量 $\mathbf{H}_{event}$。</w:t>
+      </w:r>
+    </w:p>
+    <w:p>
+      <w:pPr>
+        <w:spacing w:line="300" w:lineRule="auto" w:after="120"/>
+      </w:pPr>
+      <w:r>
+        <w:rPr>
+          <w:rFonts w:ascii="宋体" w:hAnsi="宋体" w:eastAsia="宋体"/>
+          <w:b w:val="0"/>
+          <w:sz w:val="24"/>
+        </w:rPr>
+        <w:t>5. 特征级联：$\mathbf{H}_{fused} = \text{MLP}([\mathbf{X}_{hist} \|\| \mathbf{H}_{event}])$。</w:t>
+      </w:r>
+    </w:p>
+    <w:p>
+      <w:pPr>
+        <w:spacing w:line="300" w:lineRule="auto" w:after="120"/>
+      </w:pPr>
+      <w:r>
+        <w:rPr>
+          <w:rFonts w:ascii="宋体" w:hAnsi="宋体" w:eastAsia="宋体"/>
+          <w:b w:val="0"/>
+          <w:sz w:val="24"/>
+        </w:rPr>
+        <w:t>6. 编码过程：$\mathbf{C} = \text{Encoder}(\mathbf{H}_{fused} + \text{PE})$。</w:t>
+      </w:r>
+    </w:p>
+    <w:p>
+      <w:pPr>
+        <w:spacing w:line="300" w:lineRule="auto" w:after="120"/>
+      </w:pPr>
+      <w:r>
+        <w:rPr>
+          <w:rFonts w:ascii="宋体" w:hAnsi="宋体" w:eastAsia="宋体"/>
+          <w:b w:val="0"/>
+          <w:sz w:val="24"/>
+        </w:rPr>
+        <w:t>7. 解码过程：$\mathbf{d}_t = \text{Decoder}(\mathbf{C}, \mathbf{X}_{fut} + \text{PE})$。</w:t>
+      </w:r>
+    </w:p>
+    <w:p>
+      <w:pPr>
+        <w:spacing w:line="300" w:lineRule="auto" w:after="120"/>
+      </w:pPr>
+      <w:r>
+        <w:rPr>
+          <w:rFonts w:ascii="宋体" w:hAnsi="宋体" w:eastAsia="宋体"/>
+          <w:b w:val="0"/>
+          <w:sz w:val="24"/>
+        </w:rPr>
+        <w:t>8. O&amp;M 门控约束计算：</w:t>
+      </w:r>
+    </w:p>
+    <w:p>
+      <w:pPr>
+        <w:spacing w:line="300" w:lineRule="auto" w:after="120"/>
+      </w:pPr>
+      <w:r>
+        <w:rPr>
+          <w:rFonts w:ascii="宋体" w:hAnsi="宋体" w:eastAsia="宋体"/>
+          <w:b w:val="0"/>
+          <w:sz w:val="24"/>
+        </w:rPr>
+        <w:t>$\hat{P}_{raw, t} = \mathbf{W}_p \mathbf{d}_t + b_p$</w:t>
+      </w:r>
+    </w:p>
+    <w:p>
+      <w:pPr>
+        <w:spacing w:line="300" w:lineRule="auto" w:after="120"/>
+      </w:pPr>
+      <w:r>
+        <w:rPr>
+          <w:rFonts w:ascii="宋体" w:hAnsi="宋体" w:eastAsia="宋体"/>
+          <w:b w:val="0"/>
+          <w:sz w:val="24"/>
+        </w:rPr>
+        <w:t>$g_t = \text{Sigmoid}(\mathbf{W}_g \mathbf{d}_t + \beta_{E'_t})$</w:t>
+      </w:r>
+    </w:p>
+    <w:p>
+      <w:pPr>
+        <w:spacing w:line="300" w:lineRule="auto" w:after="120"/>
+      </w:pPr>
+      <w:r>
+        <w:rPr>
+          <w:rFonts w:ascii="宋体" w:hAnsi="宋体" w:eastAsia="宋体"/>
+          <w:b w:val="0"/>
+          <w:sz w:val="24"/>
+        </w:rPr>
+        <w:t>$\hat{P}_{final, t} = \hat{P}_{raw, t} \cdot (1 - g_t)$</w:t>
+      </w:r>
+    </w:p>
+    <w:p>
+      <w:pPr>
+        <w:spacing w:line="300" w:lineRule="auto" w:after="120"/>
+      </w:pPr>
+      <w:r>
+        <w:rPr>
+          <w:rFonts w:ascii="宋体" w:hAnsi="宋体" w:eastAsia="宋体"/>
+          <w:b w:val="0"/>
+          <w:sz w:val="24"/>
+        </w:rPr>
+        <w:t>9. 计算损失函数：$L = \text{MSE}(\hat{\mathbf{P}}_{final}, \mathbf{P}_{true})$。</w:t>
+      </w:r>
+    </w:p>
+    <w:p>
+      <w:pPr>
+        <w:spacing w:line="300" w:lineRule="auto" w:after="120"/>
+      </w:pPr>
+      <w:r>
+        <w:rPr>
+          <w:rFonts w:ascii="宋体" w:hAnsi="宋体" w:eastAsia="宋体"/>
+          <w:b w:val="0"/>
+          <w:sz w:val="24"/>
+        </w:rPr>
+        <w:t>10.反向传播：依据雅可比矩阵 $\mathbf{J}_{\mathbf{d}}$ 更新参数 $\Theta \leftarrow \text{AdamW}(L, \Theta)$。</w:t>
+      </w:r>
+    </w:p>
+    <w:p>
+      <w:pPr>
+        <w:spacing w:line="300" w:lineRule="auto" w:after="120"/>
+      </w:pPr>
+      <w:r>
+        <w:rPr>
+          <w:rFonts w:ascii="宋体" w:hAnsi="宋体" w:eastAsia="宋体"/>
+          <w:b w:val="0"/>
+          <w:sz w:val="24"/>
+        </w:rPr>
+        <w:t>11.END FOR</w:t>
+      </w:r>
+    </w:p>
+    <w:p>
+      <w:pPr>
+        <w:pStyle w:val="Heading1"/>
+        <w:spacing w:line="300" w:lineRule="auto" w:after="120"/>
+      </w:pPr>
+      <w:r>
+        <w:rPr>
+          <w:rFonts w:ascii="宋体" w:hAnsi="宋体" w:eastAsia="宋体"/>
+          <w:b/>
+          <w:sz w:val="28"/>
+        </w:rPr>
+        <w:t>4 实验与分析</w:t>
+      </w:r>
+    </w:p>
+    <w:p>
+      <w:pPr>
+        <w:pStyle w:val="Heading2"/>
+        <w:spacing w:line="300" w:lineRule="auto" w:after="120"/>
+      </w:pPr>
+      <w:r>
+        <w:rPr>
+          <w:rFonts w:ascii="宋体" w:hAnsi="宋体" w:eastAsia="宋体"/>
+          <w:b/>
+          <w:sz w:val="24"/>
+        </w:rPr>
+        <w:t>4.1 实验数据集、时间切分与超参数设置</w:t>
+      </w:r>
+    </w:p>
+    <w:p>
+      <w:pPr>
+        <w:spacing w:line="300" w:lineRule="auto" w:after="120"/>
+      </w:pPr>
+      <w:r>
+        <w:rPr>
+          <w:rFonts w:ascii="宋体" w:hAnsi="宋体" w:eastAsia="宋体"/>
+          <w:b w:val="0"/>
+          <w:sz w:val="24"/>
+        </w:rPr>
+        <w:t>为提高复核性，本文实验使用 src/data/station_A.csv、station_B.csv 和 station_C.csv 三个场站样例数据集。数据字段包括时间戳、辐照度、温度、理论功率、运维事件类型和实际功率，采样间隔为 1 h。当前公开仓库中的数据由脚本生成或脱敏构造，用于复现实验流程、模型结构和对比协议；若应用于生产级私有 SCADA 数据，应保持相同字段定义、时间切分方式和事件可获得性约束。</w:t>
+      </w:r>
+    </w:p>
+    <w:p>
+      <w:pPr>
+        <w:spacing w:line="300" w:lineRule="auto" w:after="120"/>
+      </w:pPr>
+      <w:r>
+        <w:rPr>
+          <w:rFonts w:ascii="宋体" w:hAnsi="宋体" w:eastAsia="宋体"/>
+          <w:b w:val="0"/>
+          <w:sz w:val="24"/>
+        </w:rPr>
+        <w:t>三个场站均包含 4320 个小时级样本，时间范围为 2025-01-01 至 2025-06-29。为避免时间泄露，训练和测试均按时间顺序切分，前 80%（2025-01-01 至 2025-05-24）用于训练，后 20%（2025-05-25 至 2025-06-29）用于测试。连续特征仅使用训练集统计量进行标准化，测试集复用训练集 scaler。滑动窗口历史长度 $T_{hist}=24$ h，预测步长 $H=24$ h。未来气象变量视为日前或日内 NWP 输入；未来事件中仅保留计划检修（Event=1）等可提前获得的确定性指令，设备故障和电网限电在预测时屏蔽为正常状态，以降低未来信息泄露风险。</w:t>
+      </w:r>
+    </w:p>
+    <w:p>
+      <w:pPr>
+        <w:spacing w:line="300" w:lineRule="auto" w:after="120"/>
+        <w:jc w:val="center"/>
+      </w:pPr>
+      <w:r>
+        <w:rPr>
+          <w:rFonts w:ascii="宋体" w:hAnsi="宋体" w:eastAsia="宋体"/>
+          <w:b/>
+          <w:sz w:val="20"/>
+        </w:rPr>
+        <w:t>表 1 数据集时间切分</w:t>
+      </w:r>
+    </w:p>
+    <w:tbl>
+      <w:tblPr>
+        <w:tblStyle w:val="TableGrid"/>
+        <w:tblW w:type="auto" w:w="0"/>
+        <w:tblLook w:firstColumn="1" w:firstRow="1" w:lastColumn="0" w:lastRow="0" w:noHBand="0" w:noVBand="1" w:val="04A0"/>
+      </w:tblPr>
+      <w:tblGrid>
+        <w:gridCol w:w="1378"/>
+        <w:gridCol w:w="1378"/>
+        <w:gridCol w:w="1378"/>
+        <w:gridCol w:w="1378"/>
+        <w:gridCol w:w="1378"/>
+        <w:gridCol w:w="1378"/>
+        <w:gridCol w:w="1378"/>
+      </w:tblGrid>
+      <w:tr>
+        <w:tc>
+          <w:tcPr>
+            <w:tcW w:type="dxa" w:w="1378"/>
+          </w:tcPr>
+          <w:p>
+            <w:pPr>
+              <w:jc w:val="center"/>
+            </w:pPr>
+            <w:r>
+              <w:rPr>
+                <w:rFonts w:ascii="宋体" w:hAnsi="宋体" w:eastAsia="宋体"/>
+                <w:b/>
+                <w:sz w:val="18"/>
+              </w:rPr>
+              <w:t>场站</w:t>
+            </w:r>
+          </w:p>
+        </w:tc>
+        <w:tc>
+          <w:tcPr>
+            <w:tcW w:type="dxa" w:w="1378"/>
+          </w:tcPr>
+          <w:p>
+            <w:pPr>
+              <w:jc w:val="center"/>
+            </w:pPr>
+            <w:r>
+              <w:rPr>
+                <w:rFonts w:ascii="宋体" w:hAnsi="宋体" w:eastAsia="宋体"/>
+                <w:b/>
+                <w:sz w:val="18"/>
+              </w:rPr>
+              <w:t>样本数</w:t>
+            </w:r>
+          </w:p>
+        </w:tc>
+        <w:tc>
+          <w:tcPr>
+            <w:tcW w:type="dxa" w:w="1378"/>
+          </w:tcPr>
+          <w:p>
+            <w:pPr>
+              <w:jc w:val="center"/>
+            </w:pPr>
+            <w:r>
+              <w:rPr>
+                <w:rFonts w:ascii="宋体" w:hAnsi="宋体" w:eastAsia="宋体"/>
+                <w:b/>
+                <w:sz w:val="18"/>
+              </w:rPr>
+              <w:t>采样间隔</w:t>
+            </w:r>
+          </w:p>
+        </w:tc>
+        <w:tc>
+          <w:tcPr>
+            <w:tcW w:type="dxa" w:w="1378"/>
+          </w:tcPr>
+          <w:p>
+            <w:pPr>
+              <w:jc w:val="center"/>
+            </w:pPr>
+            <w:r>
+              <w:rPr>
+                <w:rFonts w:ascii="宋体" w:hAnsi="宋体" w:eastAsia="宋体"/>
+                <w:b/>
+                <w:sz w:val="18"/>
+              </w:rPr>
+              <w:t>起止时间</w:t>
+            </w:r>
+          </w:p>
+        </w:tc>
+        <w:tc>
+          <w:tcPr>
+            <w:tcW w:type="dxa" w:w="1378"/>
+          </w:tcPr>
+          <w:p>
+            <w:pPr>
+              <w:jc w:val="center"/>
+            </w:pPr>
+            <w:r>
+              <w:rPr>
+                <w:rFonts w:ascii="宋体" w:hAnsi="宋体" w:eastAsia="宋体"/>
+                <w:b/>
+                <w:sz w:val="18"/>
+              </w:rPr>
+              <w:t>训练集时间</w:t>
+            </w:r>
+          </w:p>
+        </w:tc>
+        <w:tc>
+          <w:tcPr>
+            <w:tcW w:type="dxa" w:w="1378"/>
+          </w:tcPr>
+          <w:p>
+            <w:pPr>
+              <w:jc w:val="center"/>
+            </w:pPr>
+            <w:r>
+              <w:rPr>
+                <w:rFonts w:ascii="宋体" w:hAnsi="宋体" w:eastAsia="宋体"/>
+                <w:b/>
+                <w:sz w:val="18"/>
+              </w:rPr>
+              <w:t>测试集时间</w:t>
+            </w:r>
+          </w:p>
+        </w:tc>
+        <w:tc>
+          <w:tcPr>
+            <w:tcW w:type="dxa" w:w="1378"/>
+          </w:tcPr>
+          <w:p>
+            <w:pPr>
+              <w:jc w:val="center"/>
+            </w:pPr>
+            <w:r>
+              <w:rPr>
+                <w:rFonts w:ascii="宋体" w:hAnsi="宋体" w:eastAsia="宋体"/>
+                <w:b/>
+                <w:sz w:val="18"/>
+              </w:rPr>
+              <w:t>切分比例</w:t>
+            </w:r>
+          </w:p>
+        </w:tc>
+      </w:tr>
+      <w:tr>
+        <w:tc>
+          <w:tcPr>
+            <w:tcW w:type="dxa" w:w="1378"/>
+          </w:tcPr>
+          <w:p>
+            <w:pPr>
+              <w:jc w:val="center"/>
+            </w:pPr>
+            <w:r>
+              <w:rPr>
+                <w:rFonts w:ascii="宋体" w:hAnsi="宋体" w:eastAsia="宋体"/>
+                <w:b w:val="0"/>
+                <w:sz w:val="18"/>
+              </w:rPr>
+              <w:t>场站 A</w:t>
+            </w:r>
+          </w:p>
+        </w:tc>
+        <w:tc>
+          <w:tcPr>
+            <w:tcW w:type="dxa" w:w="1378"/>
+          </w:tcPr>
+          <w:p>
+            <w:pPr>
+              <w:jc w:val="center"/>
+            </w:pPr>
+            <w:r>
+              <w:rPr>
+                <w:rFonts w:ascii="宋体" w:hAnsi="宋体" w:eastAsia="宋体"/>
+                <w:b w:val="0"/>
+                <w:sz w:val="18"/>
+              </w:rPr>
+              <w:t>4320</w:t>
+            </w:r>
+          </w:p>
+        </w:tc>
+        <w:tc>
+          <w:tcPr>
+            <w:tcW w:type="dxa" w:w="1378"/>
+          </w:tcPr>
+          <w:p>
+            <w:pPr>
+              <w:jc w:val="center"/>
+            </w:pPr>
+            <w:r>
+              <w:rPr>
+                <w:rFonts w:ascii="宋体" w:hAnsi="宋体" w:eastAsia="宋体"/>
+                <w:b w:val="0"/>
+                <w:sz w:val="18"/>
+              </w:rPr>
+              <w:t>1 h</w:t>
+            </w:r>
+          </w:p>
+        </w:tc>
+        <w:tc>
+          <w:tcPr>
+            <w:tcW w:type="dxa" w:w="1378"/>
+          </w:tcPr>
+          <w:p>
+            <w:pPr>
+              <w:jc w:val="center"/>
+            </w:pPr>
+            <w:r>
+              <w:rPr>
+                <w:rFonts w:ascii="宋体" w:hAnsi="宋体" w:eastAsia="宋体"/>
+                <w:b w:val="0"/>
+                <w:sz w:val="18"/>
+              </w:rPr>
+              <w:t>2025-01-01 至 2025-06-29</w:t>
+            </w:r>
+          </w:p>
+        </w:tc>
+        <w:tc>
+          <w:tcPr>
+            <w:tcW w:type="dxa" w:w="1378"/>
+          </w:tcPr>
+          <w:p>
+            <w:pPr>
+              <w:jc w:val="center"/>
+            </w:pPr>
+            <w:r>
+              <w:rPr>
+                <w:rFonts w:ascii="宋体" w:hAnsi="宋体" w:eastAsia="宋体"/>
+                <w:b w:val="0"/>
+                <w:sz w:val="18"/>
+              </w:rPr>
+              <w:t>2025-01-01 至 2025-05-24</w:t>
+            </w:r>
+          </w:p>
+        </w:tc>
+        <w:tc>
+          <w:tcPr>
+            <w:tcW w:type="dxa" w:w="1378"/>
+          </w:tcPr>
+          <w:p>
+            <w:pPr>
+              <w:jc w:val="center"/>
+            </w:pPr>
+            <w:r>
+              <w:rPr>
+                <w:rFonts w:ascii="宋体" w:hAnsi="宋体" w:eastAsia="宋体"/>
+                <w:b w:val="0"/>
+                <w:sz w:val="18"/>
+              </w:rPr>
+              <w:t>2025-05-25 至 2025-06-29</w:t>
+            </w:r>
+          </w:p>
+        </w:tc>
+        <w:tc>
+          <w:tcPr>
+            <w:tcW w:type="dxa" w:w="1378"/>
+          </w:tcPr>
+          <w:p>
+            <w:pPr>
+              <w:jc w:val="center"/>
+            </w:pPr>
+            <w:r>
+              <w:rPr>
+                <w:rFonts w:ascii="宋体" w:hAnsi="宋体" w:eastAsia="宋体"/>
+                <w:b w:val="0"/>
+                <w:sz w:val="18"/>
+              </w:rPr>
+              <w:t>80%/20%</w:t>
+            </w:r>
+          </w:p>
+        </w:tc>
+      </w:tr>
+      <w:tr>
+        <w:tc>
+          <w:tcPr>
+            <w:tcW w:type="dxa" w:w="1378"/>
+          </w:tcPr>
+          <w:p>
+            <w:pPr>
+              <w:jc w:val="center"/>
+            </w:pPr>
+            <w:r>
+              <w:rPr>
+                <w:rFonts w:ascii="宋体" w:hAnsi="宋体" w:eastAsia="宋体"/>
+                <w:b w:val="0"/>
+                <w:sz w:val="18"/>
+              </w:rPr>
+              <w:t>场站 B</w:t>
+            </w:r>
+          </w:p>
+        </w:tc>
+        <w:tc>
+          <w:tcPr>
+            <w:tcW w:type="dxa" w:w="1378"/>
+          </w:tcPr>
+          <w:p>
+            <w:pPr>
+              <w:jc w:val="center"/>
+            </w:pPr>
+            <w:r>
+              <w:rPr>
+                <w:rFonts w:ascii="宋体" w:hAnsi="宋体" w:eastAsia="宋体"/>
+                <w:b w:val="0"/>
+                <w:sz w:val="18"/>
+              </w:rPr>
+              <w:t>4320</w:t>
+            </w:r>
+          </w:p>
+        </w:tc>
+        <w:tc>
+          <w:tcPr>
+            <w:tcW w:type="dxa" w:w="1378"/>
+          </w:tcPr>
+          <w:p>
+            <w:pPr>
+              <w:jc w:val="center"/>
+            </w:pPr>
+            <w:r>
+              <w:rPr>
+                <w:rFonts w:ascii="宋体" w:hAnsi="宋体" w:eastAsia="宋体"/>
+                <w:b w:val="0"/>
+                <w:sz w:val="18"/>
+              </w:rPr>
+              <w:t>1 h</w:t>
+            </w:r>
+          </w:p>
+        </w:tc>
+        <w:tc>
+          <w:tcPr>
+            <w:tcW w:type="dxa" w:w="1378"/>
+          </w:tcPr>
+          <w:p>
+            <w:pPr>
+              <w:jc w:val="center"/>
+            </w:pPr>
+            <w:r>
+              <w:rPr>
+                <w:rFonts w:ascii="宋体" w:hAnsi="宋体" w:eastAsia="宋体"/>
+                <w:b w:val="0"/>
+                <w:sz w:val="18"/>
+              </w:rPr>
+              <w:t>2025-01-01 至 2025-06-29</w:t>
+            </w:r>
+          </w:p>
+        </w:tc>
+        <w:tc>
+          <w:tcPr>
+            <w:tcW w:type="dxa" w:w="1378"/>
+          </w:tcPr>
+          <w:p>
+            <w:pPr>
+              <w:jc w:val="center"/>
+            </w:pPr>
+            <w:r>
+              <w:rPr>
+                <w:rFonts w:ascii="宋体" w:hAnsi="宋体" w:eastAsia="宋体"/>
+                <w:b w:val="0"/>
+                <w:sz w:val="18"/>
+              </w:rPr>
+              <w:t>2025-01-01 至 2025-05-24</w:t>
+            </w:r>
+          </w:p>
+        </w:tc>
+        <w:tc>
+          <w:tcPr>
+            <w:tcW w:type="dxa" w:w="1378"/>
+          </w:tcPr>
+          <w:p>
+            <w:pPr>
+              <w:jc w:val="center"/>
+            </w:pPr>
+            <w:r>
+              <w:rPr>
+                <w:rFonts w:ascii="宋体" w:hAnsi="宋体" w:eastAsia="宋体"/>
+                <w:b w:val="0"/>
+                <w:sz w:val="18"/>
+              </w:rPr>
+              <w:t>2025-05-25 至 2025-06-29</w:t>
+            </w:r>
+          </w:p>
+        </w:tc>
+        <w:tc>
+          <w:tcPr>
+            <w:tcW w:type="dxa" w:w="1378"/>
+          </w:tcPr>
+          <w:p>
+            <w:pPr>
+              <w:jc w:val="center"/>
+            </w:pPr>
+            <w:r>
+              <w:rPr>
+                <w:rFonts w:ascii="宋体" w:hAnsi="宋体" w:eastAsia="宋体"/>
+                <w:b w:val="0"/>
+                <w:sz w:val="18"/>
+              </w:rPr>
+              <w:t>80%/20%</w:t>
+            </w:r>
+          </w:p>
+        </w:tc>
+      </w:tr>
+      <w:tr>
+        <w:tc>
+          <w:tcPr>
+            <w:tcW w:type="dxa" w:w="1378"/>
+          </w:tcPr>
+          <w:p>
+            <w:pPr>
+              <w:jc w:val="center"/>
+            </w:pPr>
+            <w:r>
+              <w:rPr>
+                <w:rFonts w:ascii="宋体" w:hAnsi="宋体" w:eastAsia="宋体"/>
+                <w:b w:val="0"/>
+                <w:sz w:val="18"/>
+              </w:rPr>
+              <w:t>场站 C</w:t>
+            </w:r>
+          </w:p>
+        </w:tc>
+        <w:tc>
+          <w:tcPr>
+            <w:tcW w:type="dxa" w:w="1378"/>
+          </w:tcPr>
+          <w:p>
+            <w:pPr>
+              <w:jc w:val="center"/>
+            </w:pPr>
+            <w:r>
+              <w:rPr>
+                <w:rFonts w:ascii="宋体" w:hAnsi="宋体" w:eastAsia="宋体"/>
+                <w:b w:val="0"/>
+                <w:sz w:val="18"/>
+              </w:rPr>
+              <w:t>4320</w:t>
+            </w:r>
+          </w:p>
+        </w:tc>
+        <w:tc>
+          <w:tcPr>
+            <w:tcW w:type="dxa" w:w="1378"/>
+          </w:tcPr>
+          <w:p>
+            <w:pPr>
+              <w:jc w:val="center"/>
+            </w:pPr>
+            <w:r>
+              <w:rPr>
+                <w:rFonts w:ascii="宋体" w:hAnsi="宋体" w:eastAsia="宋体"/>
+                <w:b w:val="0"/>
+                <w:sz w:val="18"/>
+              </w:rPr>
+              <w:t>1 h</w:t>
+            </w:r>
+          </w:p>
+        </w:tc>
+        <w:tc>
+          <w:tcPr>
+            <w:tcW w:type="dxa" w:w="1378"/>
+          </w:tcPr>
+          <w:p>
+            <w:pPr>
+              <w:jc w:val="center"/>
+            </w:pPr>
+            <w:r>
+              <w:rPr>
+                <w:rFonts w:ascii="宋体" w:hAnsi="宋体" w:eastAsia="宋体"/>
+                <w:b w:val="0"/>
+                <w:sz w:val="18"/>
+              </w:rPr>
+              <w:t>2025-01-01 至 2025-06-29</w:t>
+            </w:r>
+          </w:p>
+        </w:tc>
+        <w:tc>
+          <w:tcPr>
+            <w:tcW w:type="dxa" w:w="1378"/>
+          </w:tcPr>
+          <w:p>
+            <w:pPr>
+              <w:jc w:val="center"/>
+            </w:pPr>
+            <w:r>
+              <w:rPr>
+                <w:rFonts w:ascii="宋体" w:hAnsi="宋体" w:eastAsia="宋体"/>
+                <w:b w:val="0"/>
+                <w:sz w:val="18"/>
+              </w:rPr>
+              <w:t>2025-01-01 至 2025-05-24</w:t>
+            </w:r>
+          </w:p>
+        </w:tc>
+        <w:tc>
+          <w:tcPr>
+            <w:tcW w:type="dxa" w:w="1378"/>
+          </w:tcPr>
+          <w:p>
+            <w:pPr>
+              <w:jc w:val="center"/>
+            </w:pPr>
+            <w:r>
+              <w:rPr>
+                <w:rFonts w:ascii="宋体" w:hAnsi="宋体" w:eastAsia="宋体"/>
+                <w:b w:val="0"/>
+                <w:sz w:val="18"/>
+              </w:rPr>
+              <w:t>2025-05-25 至 2025-06-29</w:t>
+            </w:r>
+          </w:p>
+        </w:tc>
+        <w:tc>
+          <w:tcPr>
+            <w:tcW w:type="dxa" w:w="1378"/>
+          </w:tcPr>
+          <w:p>
+            <w:pPr>
+              <w:jc w:val="center"/>
+            </w:pPr>
+            <w:r>
+              <w:rPr>
+                <w:rFonts w:ascii="宋体" w:hAnsi="宋体" w:eastAsia="宋体"/>
+                <w:b w:val="0"/>
+                <w:sz w:val="18"/>
+              </w:rPr>
+              <w:t>80%/20%</w:t>
+            </w:r>
+          </w:p>
+        </w:tc>
+      </w:tr>
+    </w:tbl>
+    <w:p/>
+    <w:p>
+      <w:pPr>
+        <w:spacing w:line="300" w:lineRule="auto" w:after="120"/>
+        <w:jc w:val="center"/>
+      </w:pPr>
+      <w:r>
+        <w:rPr>
+          <w:rFonts w:ascii="宋体" w:hAnsi="宋体" w:eastAsia="宋体"/>
+          <w:b/>
+          <w:sz w:val="20"/>
+        </w:rPr>
+        <w:t>表 2 运维事件小时分布</w:t>
+      </w:r>
+    </w:p>
+    <w:tbl>
+      <w:tblPr>
+        <w:tblStyle w:val="TableGrid"/>
+        <w:tblW w:type="auto" w:w="0"/>
+        <w:tblLook w:firstColumn="1" w:firstRow="1" w:lastColumn="0" w:lastRow="0" w:noHBand="0" w:noVBand="1" w:val="04A0"/>
+      </w:tblPr>
+      <w:tblGrid>
+        <w:gridCol w:w="1930"/>
+        <w:gridCol w:w="1930"/>
+        <w:gridCol w:w="1930"/>
+        <w:gridCol w:w="1930"/>
+        <w:gridCol w:w="1930"/>
+      </w:tblGrid>
+      <w:tr>
+        <w:tc>
+          <w:tcPr>
+            <w:tcW w:type="dxa" w:w="1930"/>
+          </w:tcPr>
+          <w:p>
+            <w:pPr>
+              <w:jc w:val="center"/>
+            </w:pPr>
+            <w:r>
+              <w:rPr>
+                <w:rFonts w:ascii="宋体" w:hAnsi="宋体" w:eastAsia="宋体"/>
+                <w:b/>
+                <w:sz w:val="18"/>
+              </w:rPr>
+              <w:t>场站</w:t>
+            </w:r>
+          </w:p>
+        </w:tc>
+        <w:tc>
+          <w:tcPr>
+            <w:tcW w:type="dxa" w:w="1930"/>
+          </w:tcPr>
+          <w:p>
+            <w:pPr>
+              <w:jc w:val="center"/>
+            </w:pPr>
+            <w:r>
+              <w:rPr>
+                <w:rFonts w:ascii="宋体" w:hAnsi="宋体" w:eastAsia="宋体"/>
+                <w:b/>
+                <w:sz w:val="18"/>
+              </w:rPr>
+              <w:t>正常发电</w:t>
+            </w:r>
+          </w:p>
+        </w:tc>
+        <w:tc>
+          <w:tcPr>
+            <w:tcW w:type="dxa" w:w="1930"/>
+          </w:tcPr>
+          <w:p>
+            <w:pPr>
+              <w:jc w:val="center"/>
+            </w:pPr>
+            <w:r>
+              <w:rPr>
+                <w:rFonts w:ascii="宋体" w:hAnsi="宋体" w:eastAsia="宋体"/>
+                <w:b/>
+                <w:sz w:val="18"/>
+              </w:rPr>
+              <w:t>计划检修</w:t>
+            </w:r>
+          </w:p>
+        </w:tc>
+        <w:tc>
+          <w:tcPr>
+            <w:tcW w:type="dxa" w:w="1930"/>
+          </w:tcPr>
+          <w:p>
+            <w:pPr>
+              <w:jc w:val="center"/>
+            </w:pPr>
+            <w:r>
+              <w:rPr>
+                <w:rFonts w:ascii="宋体" w:hAnsi="宋体" w:eastAsia="宋体"/>
+                <w:b/>
+                <w:sz w:val="18"/>
+              </w:rPr>
+              <w:t>设备故障</w:t>
+            </w:r>
+          </w:p>
+        </w:tc>
+        <w:tc>
+          <w:tcPr>
+            <w:tcW w:type="dxa" w:w="1930"/>
+          </w:tcPr>
+          <w:p>
+            <w:pPr>
+              <w:jc w:val="center"/>
+            </w:pPr>
+            <w:r>
+              <w:rPr>
+                <w:rFonts w:ascii="宋体" w:hAnsi="宋体" w:eastAsia="宋体"/>
+                <w:b/>
+                <w:sz w:val="18"/>
+              </w:rPr>
+              <w:t>电网限电</w:t>
+            </w:r>
+          </w:p>
+        </w:tc>
+      </w:tr>
+      <w:tr>
+        <w:tc>
+          <w:tcPr>
+            <w:tcW w:type="dxa" w:w="1930"/>
+          </w:tcPr>
+          <w:p>
+            <w:pPr>
+              <w:jc w:val="center"/>
+            </w:pPr>
+            <w:r>
+              <w:rPr>
+                <w:rFonts w:ascii="宋体" w:hAnsi="宋体" w:eastAsia="宋体"/>
+                <w:b w:val="0"/>
+                <w:sz w:val="18"/>
+              </w:rPr>
+              <w:t>场站 A</w:t>
+            </w:r>
+          </w:p>
+        </w:tc>
+        <w:tc>
+          <w:tcPr>
+            <w:tcW w:type="dxa" w:w="1930"/>
+          </w:tcPr>
+          <w:p>
+            <w:pPr>
+              <w:jc w:val="center"/>
+            </w:pPr>
+            <w:r>
+              <w:rPr>
+                <w:rFonts w:ascii="宋体" w:hAnsi="宋体" w:eastAsia="宋体"/>
+                <w:b w:val="0"/>
+                <w:sz w:val="18"/>
+              </w:rPr>
+              <w:t>4090 h (94.68%)</w:t>
+            </w:r>
+          </w:p>
+        </w:tc>
+        <w:tc>
+          <w:tcPr>
+            <w:tcW w:type="dxa" w:w="1930"/>
+          </w:tcPr>
+          <w:p>
+            <w:pPr>
+              <w:jc w:val="center"/>
+            </w:pPr>
+            <w:r>
+              <w:rPr>
+                <w:rFonts w:ascii="宋体" w:hAnsi="宋体" w:eastAsia="宋体"/>
+                <w:b w:val="0"/>
+                <w:sz w:val="18"/>
+              </w:rPr>
+              <w:t>75 h (1.74%)</w:t>
+            </w:r>
+          </w:p>
+        </w:tc>
+        <w:tc>
+          <w:tcPr>
+            <w:tcW w:type="dxa" w:w="1930"/>
+          </w:tcPr>
+          <w:p>
+            <w:pPr>
+              <w:jc w:val="center"/>
+            </w:pPr>
+            <w:r>
+              <w:rPr>
+                <w:rFonts w:ascii="宋体" w:hAnsi="宋体" w:eastAsia="宋体"/>
+                <w:b w:val="0"/>
+                <w:sz w:val="18"/>
+              </w:rPr>
+              <w:t>56 h (1.30%)</w:t>
+            </w:r>
+          </w:p>
+        </w:tc>
+        <w:tc>
+          <w:tcPr>
+            <w:tcW w:type="dxa" w:w="1930"/>
+          </w:tcPr>
+          <w:p>
+            <w:pPr>
+              <w:jc w:val="center"/>
+            </w:pPr>
+            <w:r>
+              <w:rPr>
+                <w:rFonts w:ascii="宋体" w:hAnsi="宋体" w:eastAsia="宋体"/>
+                <w:b w:val="0"/>
+                <w:sz w:val="18"/>
+              </w:rPr>
+              <w:t>99 h (2.29%)</w:t>
+            </w:r>
+          </w:p>
+        </w:tc>
+      </w:tr>
+      <w:tr>
+        <w:tc>
+          <w:tcPr>
+            <w:tcW w:type="dxa" w:w="1930"/>
+          </w:tcPr>
+          <w:p>
+            <w:pPr>
+              <w:jc w:val="center"/>
+            </w:pPr>
+            <w:r>
+              <w:rPr>
+                <w:rFonts w:ascii="宋体" w:hAnsi="宋体" w:eastAsia="宋体"/>
+                <w:b w:val="0"/>
+                <w:sz w:val="18"/>
+              </w:rPr>
+              <w:t>场站 B</w:t>
+            </w:r>
+          </w:p>
+        </w:tc>
+        <w:tc>
+          <w:tcPr>
+            <w:tcW w:type="dxa" w:w="1930"/>
+          </w:tcPr>
+          <w:p>
+            <w:pPr>
+              <w:jc w:val="center"/>
+            </w:pPr>
+            <w:r>
+              <w:rPr>
+                <w:rFonts w:ascii="宋体" w:hAnsi="宋体" w:eastAsia="宋体"/>
+                <w:b w:val="0"/>
+                <w:sz w:val="18"/>
+              </w:rPr>
+              <w:t>3880 h (89.81%)</w:t>
+            </w:r>
+          </w:p>
+        </w:tc>
+        <w:tc>
+          <w:tcPr>
+            <w:tcW w:type="dxa" w:w="1930"/>
+          </w:tcPr>
+          <w:p>
+            <w:pPr>
+              <w:jc w:val="center"/>
+            </w:pPr>
+            <w:r>
+              <w:rPr>
+                <w:rFonts w:ascii="宋体" w:hAnsi="宋体" w:eastAsia="宋体"/>
+                <w:b w:val="0"/>
+                <w:sz w:val="18"/>
+              </w:rPr>
+              <w:t>163 h (3.77%)</w:t>
+            </w:r>
+          </w:p>
+        </w:tc>
+        <w:tc>
+          <w:tcPr>
+            <w:tcW w:type="dxa" w:w="1930"/>
+          </w:tcPr>
+          <w:p>
+            <w:pPr>
+              <w:jc w:val="center"/>
+            </w:pPr>
+            <w:r>
+              <w:rPr>
+                <w:rFonts w:ascii="宋体" w:hAnsi="宋体" w:eastAsia="宋体"/>
+                <w:b w:val="0"/>
+                <w:sz w:val="18"/>
+              </w:rPr>
+              <w:t>134 h (3.10%)</w:t>
+            </w:r>
+          </w:p>
+        </w:tc>
+        <w:tc>
+          <w:tcPr>
+            <w:tcW w:type="dxa" w:w="1930"/>
+          </w:tcPr>
+          <w:p>
+            <w:pPr>
+              <w:jc w:val="center"/>
+            </w:pPr>
+            <w:r>
+              <w:rPr>
+                <w:rFonts w:ascii="宋体" w:hAnsi="宋体" w:eastAsia="宋体"/>
+                <w:b w:val="0"/>
+                <w:sz w:val="18"/>
+              </w:rPr>
+              <w:t>143 h (3.31%)</w:t>
+            </w:r>
+          </w:p>
+        </w:tc>
+      </w:tr>
+      <w:tr>
+        <w:tc>
+          <w:tcPr>
+            <w:tcW w:type="dxa" w:w="1930"/>
+          </w:tcPr>
+          <w:p>
+            <w:pPr>
+              <w:jc w:val="center"/>
+            </w:pPr>
+            <w:r>
+              <w:rPr>
+                <w:rFonts w:ascii="宋体" w:hAnsi="宋体" w:eastAsia="宋体"/>
+                <w:b w:val="0"/>
+                <w:sz w:val="18"/>
+              </w:rPr>
+              <w:t>场站 C</w:t>
+            </w:r>
+          </w:p>
+        </w:tc>
+        <w:tc>
+          <w:tcPr>
+            <w:tcW w:type="dxa" w:w="1930"/>
+          </w:tcPr>
+          <w:p>
+            <w:pPr>
+              <w:jc w:val="center"/>
+            </w:pPr>
+            <w:r>
+              <w:rPr>
+                <w:rFonts w:ascii="宋体" w:hAnsi="宋体" w:eastAsia="宋体"/>
+                <w:b w:val="0"/>
+                <w:sz w:val="18"/>
+              </w:rPr>
+              <w:t>3502 h (81.06%)</w:t>
+            </w:r>
+          </w:p>
+        </w:tc>
+        <w:tc>
+          <w:tcPr>
+            <w:tcW w:type="dxa" w:w="1930"/>
+          </w:tcPr>
+          <w:p>
+            <w:pPr>
+              <w:jc w:val="center"/>
+            </w:pPr>
+            <w:r>
+              <w:rPr>
+                <w:rFonts w:ascii="宋体" w:hAnsi="宋体" w:eastAsia="宋体"/>
+                <w:b w:val="0"/>
+                <w:sz w:val="18"/>
+              </w:rPr>
+              <w:t>323 h (7.48%)</w:t>
+            </w:r>
+          </w:p>
+        </w:tc>
+        <w:tc>
+          <w:tcPr>
+            <w:tcW w:type="dxa" w:w="1930"/>
+          </w:tcPr>
+          <w:p>
+            <w:pPr>
+              <w:jc w:val="center"/>
+            </w:pPr>
+            <w:r>
+              <w:rPr>
+                <w:rFonts w:ascii="宋体" w:hAnsi="宋体" w:eastAsia="宋体"/>
+                <w:b w:val="0"/>
+                <w:sz w:val="18"/>
+              </w:rPr>
+              <w:t>186 h (4.31%)</w:t>
+            </w:r>
+          </w:p>
+        </w:tc>
+        <w:tc>
+          <w:tcPr>
+            <w:tcW w:type="dxa" w:w="1930"/>
+          </w:tcPr>
+          <w:p>
+            <w:pPr>
+              <w:jc w:val="center"/>
+            </w:pPr>
+            <w:r>
+              <w:rPr>
+                <w:rFonts w:ascii="宋体" w:hAnsi="宋体" w:eastAsia="宋体"/>
+                <w:b w:val="0"/>
+                <w:sz w:val="18"/>
+              </w:rPr>
+              <w:t>309 h (7.15%)</w:t>
+            </w:r>
+          </w:p>
+        </w:tc>
+      </w:tr>
+    </w:tbl>
+    <w:p/>
+    <w:p>
+      <w:pPr>
+        <w:spacing w:line="300" w:lineRule="auto" w:after="120"/>
+        <w:jc w:val="center"/>
+      </w:pPr>
+      <w:r>
+        <w:rPr>
+          <w:rFonts w:ascii="宋体" w:hAnsi="宋体" w:eastAsia="宋体"/>
+          <w:b/>
+          <w:sz w:val="20"/>
+        </w:rPr>
+        <w:t>表 3 异常事件段持续时间统计</w:t>
+      </w:r>
+    </w:p>
+    <w:tbl>
+      <w:tblPr>
+        <w:tblStyle w:val="TableGrid"/>
+        <w:tblW w:type="auto" w:w="0"/>
+        <w:tblLook w:firstColumn="1" w:firstRow="1" w:lastColumn="0" w:lastRow="0" w:noHBand="0" w:noVBand="1" w:val="04A0"/>
+      </w:tblPr>
+      <w:tblGrid>
+        <w:gridCol w:w="1608"/>
+        <w:gridCol w:w="1608"/>
+        <w:gridCol w:w="1608"/>
+        <w:gridCol w:w="1608"/>
+        <w:gridCol w:w="1608"/>
+        <w:gridCol w:w="1608"/>
+      </w:tblGrid>
+      <w:tr>
+        <w:tc>
+          <w:tcPr>
+            <w:tcW w:type="dxa" w:w="1608"/>
+          </w:tcPr>
+          <w:p>
+            <w:pPr>
+              <w:jc w:val="center"/>
+            </w:pPr>
+            <w:r>
+              <w:rPr>
+                <w:rFonts w:ascii="宋体" w:hAnsi="宋体" w:eastAsia="宋体"/>
+                <w:b/>
+                <w:sz w:val="18"/>
+              </w:rPr>
+              <w:t>场站</w:t>
+            </w:r>
+          </w:p>
+        </w:tc>
+        <w:tc>
+          <w:tcPr>
+            <w:tcW w:type="dxa" w:w="1608"/>
+          </w:tcPr>
+          <w:p>
+            <w:pPr>
+              <w:jc w:val="center"/>
+            </w:pPr>
+            <w:r>
+              <w:rPr>
+                <w:rFonts w:ascii="宋体" w:hAnsi="宋体" w:eastAsia="宋体"/>
+                <w:b/>
+                <w:sz w:val="18"/>
+              </w:rPr>
+              <w:t>事件类型</w:t>
+            </w:r>
+          </w:p>
+        </w:tc>
+        <w:tc>
+          <w:tcPr>
+            <w:tcW w:type="dxa" w:w="1608"/>
+          </w:tcPr>
+          <w:p>
+            <w:pPr>
+              <w:jc w:val="center"/>
+            </w:pPr>
+            <w:r>
+              <w:rPr>
+                <w:rFonts w:ascii="宋体" w:hAnsi="宋体" w:eastAsia="宋体"/>
+                <w:b/>
+                <w:sz w:val="18"/>
+              </w:rPr>
+              <w:t>事件段数</w:t>
+            </w:r>
+          </w:p>
+        </w:tc>
+        <w:tc>
+          <w:tcPr>
+            <w:tcW w:type="dxa" w:w="1608"/>
+          </w:tcPr>
+          <w:p>
+            <w:pPr>
+              <w:jc w:val="center"/>
+            </w:pPr>
+            <w:r>
+              <w:rPr>
+                <w:rFonts w:ascii="宋体" w:hAnsi="宋体" w:eastAsia="宋体"/>
+                <w:b/>
+                <w:sz w:val="18"/>
+              </w:rPr>
+              <w:t>累计小时数</w:t>
+            </w:r>
+          </w:p>
+        </w:tc>
+        <w:tc>
+          <w:tcPr>
+            <w:tcW w:type="dxa" w:w="1608"/>
+          </w:tcPr>
+          <w:p>
+            <w:pPr>
+              <w:jc w:val="center"/>
+            </w:pPr>
+            <w:r>
+              <w:rPr>
+                <w:rFonts w:ascii="宋体" w:hAnsi="宋体" w:eastAsia="宋体"/>
+                <w:b/>
+                <w:sz w:val="18"/>
+              </w:rPr>
+              <w:t>平均持续时间</w:t>
+            </w:r>
+          </w:p>
+        </w:tc>
+        <w:tc>
+          <w:tcPr>
+            <w:tcW w:type="dxa" w:w="1608"/>
+          </w:tcPr>
+          <w:p>
+            <w:pPr>
+              <w:jc w:val="center"/>
+            </w:pPr>
+            <w:r>
+              <w:rPr>
+                <w:rFonts w:ascii="宋体" w:hAnsi="宋体" w:eastAsia="宋体"/>
+                <w:b/>
+                <w:sz w:val="18"/>
+              </w:rPr>
+              <w:t>最长持续时间</w:t>
+            </w:r>
+          </w:p>
+        </w:tc>
+      </w:tr>
+      <w:tr>
+        <w:tc>
+          <w:tcPr>
+            <w:tcW w:type="dxa" w:w="1608"/>
+          </w:tcPr>
+          <w:p>
+            <w:pPr>
+              <w:jc w:val="center"/>
+            </w:pPr>
+            <w:r>
+              <w:rPr>
+                <w:rFonts w:ascii="宋体" w:hAnsi="宋体" w:eastAsia="宋体"/>
+                <w:b w:val="0"/>
+                <w:sz w:val="18"/>
+              </w:rPr>
+              <w:t>场站 A</w:t>
+            </w:r>
+          </w:p>
+        </w:tc>
+        <w:tc>
+          <w:tcPr>
+            <w:tcW w:type="dxa" w:w="1608"/>
+          </w:tcPr>
+          <w:p>
+            <w:pPr>
+              <w:jc w:val="center"/>
+            </w:pPr>
+            <w:r>
+              <w:rPr>
+                <w:rFonts w:ascii="宋体" w:hAnsi="宋体" w:eastAsia="宋体"/>
+                <w:b w:val="0"/>
+                <w:sz w:val="18"/>
+              </w:rPr>
+              <w:t>计划检修</w:t>
+            </w:r>
+          </w:p>
+        </w:tc>
+        <w:tc>
+          <w:tcPr>
+            <w:tcW w:type="dxa" w:w="1608"/>
+          </w:tcPr>
+          <w:p>
+            <w:pPr>
+              <w:jc w:val="center"/>
+            </w:pPr>
+            <w:r>
+              <w:rPr>
+                <w:rFonts w:ascii="宋体" w:hAnsi="宋体" w:eastAsia="宋体"/>
+                <w:b w:val="0"/>
+                <w:sz w:val="18"/>
+              </w:rPr>
+              <w:t>10</w:t>
+            </w:r>
+          </w:p>
+        </w:tc>
+        <w:tc>
+          <w:tcPr>
+            <w:tcW w:type="dxa" w:w="1608"/>
+          </w:tcPr>
+          <w:p>
+            <w:pPr>
+              <w:jc w:val="center"/>
+            </w:pPr>
+            <w:r>
+              <w:rPr>
+                <w:rFonts w:ascii="宋体" w:hAnsi="宋体" w:eastAsia="宋体"/>
+                <w:b w:val="0"/>
+                <w:sz w:val="18"/>
+              </w:rPr>
+              <w:t>75</w:t>
+            </w:r>
+          </w:p>
+        </w:tc>
+        <w:tc>
+          <w:tcPr>
+            <w:tcW w:type="dxa" w:w="1608"/>
+          </w:tcPr>
+          <w:p>
+            <w:pPr>
+              <w:jc w:val="center"/>
+            </w:pPr>
+            <w:r>
+              <w:rPr>
+                <w:rFonts w:ascii="宋体" w:hAnsi="宋体" w:eastAsia="宋体"/>
+                <w:b w:val="0"/>
+                <w:sz w:val="18"/>
+              </w:rPr>
+              <w:t>7.50 h</w:t>
+            </w:r>
+          </w:p>
+        </w:tc>
+        <w:tc>
+          <w:tcPr>
+            <w:tcW w:type="dxa" w:w="1608"/>
+          </w:tcPr>
+          <w:p>
+            <w:pPr>
+              <w:jc w:val="center"/>
+            </w:pPr>
+            <w:r>
+              <w:rPr>
+                <w:rFonts w:ascii="宋体" w:hAnsi="宋体" w:eastAsia="宋体"/>
+                <w:b w:val="0"/>
+                <w:sz w:val="18"/>
+              </w:rPr>
+              <w:t>11 h</w:t>
+            </w:r>
+          </w:p>
+        </w:tc>
+      </w:tr>
+      <w:tr>
+        <w:tc>
+          <w:tcPr>
+            <w:tcW w:type="dxa" w:w="1608"/>
+          </w:tcPr>
+          <w:p>
+            <w:pPr>
+              <w:jc w:val="center"/>
+            </w:pPr>
+            <w:r>
+              <w:rPr>
+                <w:rFonts w:ascii="宋体" w:hAnsi="宋体" w:eastAsia="宋体"/>
+                <w:b w:val="0"/>
+                <w:sz w:val="18"/>
+              </w:rPr>
+              <w:t>场站 A</w:t>
+            </w:r>
+          </w:p>
+        </w:tc>
+        <w:tc>
+          <w:tcPr>
+            <w:tcW w:type="dxa" w:w="1608"/>
+          </w:tcPr>
+          <w:p>
+            <w:pPr>
+              <w:jc w:val="center"/>
+            </w:pPr>
+            <w:r>
+              <w:rPr>
+                <w:rFonts w:ascii="宋体" w:hAnsi="宋体" w:eastAsia="宋体"/>
+                <w:b w:val="0"/>
+                <w:sz w:val="18"/>
+              </w:rPr>
+              <w:t>设备故障</w:t>
+            </w:r>
+          </w:p>
+        </w:tc>
+        <w:tc>
+          <w:tcPr>
+            <w:tcW w:type="dxa" w:w="1608"/>
+          </w:tcPr>
+          <w:p>
+            <w:pPr>
+              <w:jc w:val="center"/>
+            </w:pPr>
+            <w:r>
+              <w:rPr>
+                <w:rFonts w:ascii="宋体" w:hAnsi="宋体" w:eastAsia="宋体"/>
+                <w:b w:val="0"/>
+                <w:sz w:val="18"/>
+              </w:rPr>
+              <w:t>12</w:t>
+            </w:r>
+          </w:p>
+        </w:tc>
+        <w:tc>
+          <w:tcPr>
+            <w:tcW w:type="dxa" w:w="1608"/>
+          </w:tcPr>
+          <w:p>
+            <w:pPr>
+              <w:jc w:val="center"/>
+            </w:pPr>
+            <w:r>
+              <w:rPr>
+                <w:rFonts w:ascii="宋体" w:hAnsi="宋体" w:eastAsia="宋体"/>
+                <w:b w:val="0"/>
+                <w:sz w:val="18"/>
+              </w:rPr>
+              <w:t>56</w:t>
+            </w:r>
+          </w:p>
+        </w:tc>
+        <w:tc>
+          <w:tcPr>
+            <w:tcW w:type="dxa" w:w="1608"/>
+          </w:tcPr>
+          <w:p>
+            <w:pPr>
+              <w:jc w:val="center"/>
+            </w:pPr>
+            <w:r>
+              <w:rPr>
+                <w:rFonts w:ascii="宋体" w:hAnsi="宋体" w:eastAsia="宋体"/>
+                <w:b w:val="0"/>
+                <w:sz w:val="18"/>
+              </w:rPr>
+              <w:t>4.67 h</w:t>
+            </w:r>
+          </w:p>
+        </w:tc>
+        <w:tc>
+          <w:tcPr>
+            <w:tcW w:type="dxa" w:w="1608"/>
+          </w:tcPr>
+          <w:p>
+            <w:pPr>
+              <w:jc w:val="center"/>
+            </w:pPr>
+            <w:r>
+              <w:rPr>
+                <w:rFonts w:ascii="宋体" w:hAnsi="宋体" w:eastAsia="宋体"/>
+                <w:b w:val="0"/>
+                <w:sz w:val="18"/>
+              </w:rPr>
+              <w:t>7 h</w:t>
+            </w:r>
+          </w:p>
+        </w:tc>
+      </w:tr>
+      <w:tr>
+        <w:tc>
+          <w:tcPr>
+            <w:tcW w:type="dxa" w:w="1608"/>
+          </w:tcPr>
+          <w:p>
+            <w:pPr>
+              <w:jc w:val="center"/>
+            </w:pPr>
+            <w:r>
+              <w:rPr>
+                <w:rFonts w:ascii="宋体" w:hAnsi="宋体" w:eastAsia="宋体"/>
+                <w:b w:val="0"/>
+                <w:sz w:val="18"/>
+              </w:rPr>
+              <w:t>场站 A</w:t>
+            </w:r>
+          </w:p>
+        </w:tc>
+        <w:tc>
+          <w:tcPr>
+            <w:tcW w:type="dxa" w:w="1608"/>
+          </w:tcPr>
+          <w:p>
+            <w:pPr>
+              <w:jc w:val="center"/>
+            </w:pPr>
+            <w:r>
+              <w:rPr>
+                <w:rFonts w:ascii="宋体" w:hAnsi="宋体" w:eastAsia="宋体"/>
+                <w:b w:val="0"/>
+                <w:sz w:val="18"/>
+              </w:rPr>
+              <w:t>电网限电</w:t>
+            </w:r>
+          </w:p>
+        </w:tc>
+        <w:tc>
+          <w:tcPr>
+            <w:tcW w:type="dxa" w:w="1608"/>
+          </w:tcPr>
+          <w:p>
+            <w:pPr>
+              <w:jc w:val="center"/>
+            </w:pPr>
+            <w:r>
+              <w:rPr>
+                <w:rFonts w:ascii="宋体" w:hAnsi="宋体" w:eastAsia="宋体"/>
+                <w:b w:val="0"/>
+                <w:sz w:val="18"/>
+              </w:rPr>
+              <w:t>17</w:t>
+            </w:r>
+          </w:p>
+        </w:tc>
+        <w:tc>
+          <w:tcPr>
+            <w:tcW w:type="dxa" w:w="1608"/>
+          </w:tcPr>
+          <w:p>
+            <w:pPr>
+              <w:jc w:val="center"/>
+            </w:pPr>
+            <w:r>
+              <w:rPr>
+                <w:rFonts w:ascii="宋体" w:hAnsi="宋体" w:eastAsia="宋体"/>
+                <w:b w:val="0"/>
+                <w:sz w:val="18"/>
+              </w:rPr>
+              <w:t>99</w:t>
+            </w:r>
+          </w:p>
+        </w:tc>
+        <w:tc>
+          <w:tcPr>
+            <w:tcW w:type="dxa" w:w="1608"/>
+          </w:tcPr>
+          <w:p>
+            <w:pPr>
+              <w:jc w:val="center"/>
+            </w:pPr>
+            <w:r>
+              <w:rPr>
+                <w:rFonts w:ascii="宋体" w:hAnsi="宋体" w:eastAsia="宋体"/>
+                <w:b w:val="0"/>
+                <w:sz w:val="18"/>
+              </w:rPr>
+              <w:t>5.82 h</w:t>
+            </w:r>
+          </w:p>
+        </w:tc>
+        <w:tc>
+          <w:tcPr>
+            <w:tcW w:type="dxa" w:w="1608"/>
+          </w:tcPr>
+          <w:p>
+            <w:pPr>
+              <w:jc w:val="center"/>
+            </w:pPr>
+            <w:r>
+              <w:rPr>
+                <w:rFonts w:ascii="宋体" w:hAnsi="宋体" w:eastAsia="宋体"/>
+                <w:b w:val="0"/>
+                <w:sz w:val="18"/>
+              </w:rPr>
+              <w:t>9 h</w:t>
+            </w:r>
+          </w:p>
+        </w:tc>
+      </w:tr>
+      <w:tr>
+        <w:tc>
+          <w:tcPr>
+            <w:tcW w:type="dxa" w:w="1608"/>
+          </w:tcPr>
+          <w:p>
+            <w:pPr>
+              <w:jc w:val="center"/>
+            </w:pPr>
+            <w:r>
+              <w:rPr>
+                <w:rFonts w:ascii="宋体" w:hAnsi="宋体" w:eastAsia="宋体"/>
+                <w:b w:val="0"/>
+                <w:sz w:val="18"/>
+              </w:rPr>
+              <w:t>场站 B</w:t>
+            </w:r>
+          </w:p>
+        </w:tc>
+        <w:tc>
+          <w:tcPr>
+            <w:tcW w:type="dxa" w:w="1608"/>
+          </w:tcPr>
+          <w:p>
+            <w:pPr>
+              <w:jc w:val="center"/>
+            </w:pPr>
+            <w:r>
+              <w:rPr>
+                <w:rFonts w:ascii="宋体" w:hAnsi="宋体" w:eastAsia="宋体"/>
+                <w:b w:val="0"/>
+                <w:sz w:val="18"/>
+              </w:rPr>
+              <w:t>计划检修</w:t>
+            </w:r>
+          </w:p>
+        </w:tc>
+        <w:tc>
+          <w:tcPr>
+            <w:tcW w:type="dxa" w:w="1608"/>
+          </w:tcPr>
+          <w:p>
+            <w:pPr>
+              <w:jc w:val="center"/>
+            </w:pPr>
+            <w:r>
+              <w:rPr>
+                <w:rFonts w:ascii="宋体" w:hAnsi="宋体" w:eastAsia="宋体"/>
+                <w:b w:val="0"/>
+                <w:sz w:val="18"/>
+              </w:rPr>
+              <w:t>16</w:t>
+            </w:r>
+          </w:p>
+        </w:tc>
+        <w:tc>
+          <w:tcPr>
+            <w:tcW w:type="dxa" w:w="1608"/>
+          </w:tcPr>
+          <w:p>
+            <w:pPr>
+              <w:jc w:val="center"/>
+            </w:pPr>
+            <w:r>
+              <w:rPr>
+                <w:rFonts w:ascii="宋体" w:hAnsi="宋体" w:eastAsia="宋体"/>
+                <w:b w:val="0"/>
+                <w:sz w:val="18"/>
+              </w:rPr>
+              <w:t>163</w:t>
+            </w:r>
+          </w:p>
+        </w:tc>
+        <w:tc>
+          <w:tcPr>
+            <w:tcW w:type="dxa" w:w="1608"/>
+          </w:tcPr>
+          <w:p>
+            <w:pPr>
+              <w:jc w:val="center"/>
+            </w:pPr>
+            <w:r>
+              <w:rPr>
+                <w:rFonts w:ascii="宋体" w:hAnsi="宋体" w:eastAsia="宋体"/>
+                <w:b w:val="0"/>
+                <w:sz w:val="18"/>
+              </w:rPr>
+              <w:t>10.19 h</w:t>
+            </w:r>
+          </w:p>
+        </w:tc>
+        <w:tc>
+          <w:tcPr>
+            <w:tcW w:type="dxa" w:w="1608"/>
+          </w:tcPr>
+          <w:p>
+            <w:pPr>
+              <w:jc w:val="center"/>
+            </w:pPr>
+            <w:r>
+              <w:rPr>
+                <w:rFonts w:ascii="宋体" w:hAnsi="宋体" w:eastAsia="宋体"/>
+                <w:b w:val="0"/>
+                <w:sz w:val="18"/>
+              </w:rPr>
+              <w:t>14 h</w:t>
+            </w:r>
+          </w:p>
+        </w:tc>
+      </w:tr>
+      <w:tr>
+        <w:tc>
+          <w:tcPr>
+            <w:tcW w:type="dxa" w:w="1608"/>
+          </w:tcPr>
+          <w:p>
+            <w:pPr>
+              <w:jc w:val="center"/>
+            </w:pPr>
+            <w:r>
+              <w:rPr>
+                <w:rFonts w:ascii="宋体" w:hAnsi="宋体" w:eastAsia="宋体"/>
+                <w:b w:val="0"/>
+                <w:sz w:val="18"/>
+              </w:rPr>
+              <w:t>场站 B</w:t>
+            </w:r>
+          </w:p>
+        </w:tc>
+        <w:tc>
+          <w:tcPr>
+            <w:tcW w:type="dxa" w:w="1608"/>
+          </w:tcPr>
+          <w:p>
+            <w:pPr>
+              <w:jc w:val="center"/>
+            </w:pPr>
+            <w:r>
+              <w:rPr>
+                <w:rFonts w:ascii="宋体" w:hAnsi="宋体" w:eastAsia="宋体"/>
+                <w:b w:val="0"/>
+                <w:sz w:val="18"/>
+              </w:rPr>
+              <w:t>设备故障</w:t>
+            </w:r>
+          </w:p>
+        </w:tc>
+        <w:tc>
+          <w:tcPr>
+            <w:tcW w:type="dxa" w:w="1608"/>
+          </w:tcPr>
+          <w:p>
+            <w:pPr>
+              <w:jc w:val="center"/>
+            </w:pPr>
+            <w:r>
+              <w:rPr>
+                <w:rFonts w:ascii="宋体" w:hAnsi="宋体" w:eastAsia="宋体"/>
+                <w:b w:val="0"/>
+                <w:sz w:val="18"/>
+              </w:rPr>
+              <w:t>30</w:t>
+            </w:r>
+          </w:p>
+        </w:tc>
+        <w:tc>
+          <w:tcPr>
+            <w:tcW w:type="dxa" w:w="1608"/>
+          </w:tcPr>
+          <w:p>
+            <w:pPr>
+              <w:jc w:val="center"/>
+            </w:pPr>
+            <w:r>
+              <w:rPr>
+                <w:rFonts w:ascii="宋体" w:hAnsi="宋体" w:eastAsia="宋体"/>
+                <w:b w:val="0"/>
+                <w:sz w:val="18"/>
+              </w:rPr>
+              <w:t>134</w:t>
+            </w:r>
+          </w:p>
+        </w:tc>
+        <w:tc>
+          <w:tcPr>
+            <w:tcW w:type="dxa" w:w="1608"/>
+          </w:tcPr>
+          <w:p>
+            <w:pPr>
+              <w:jc w:val="center"/>
+            </w:pPr>
+            <w:r>
+              <w:rPr>
+                <w:rFonts w:ascii="宋体" w:hAnsi="宋体" w:eastAsia="宋体"/>
+                <w:b w:val="0"/>
+                <w:sz w:val="18"/>
+              </w:rPr>
+              <w:t>4.47 h</w:t>
+            </w:r>
+          </w:p>
+        </w:tc>
+        <w:tc>
+          <w:tcPr>
+            <w:tcW w:type="dxa" w:w="1608"/>
+          </w:tcPr>
+          <w:p>
+            <w:pPr>
+              <w:jc w:val="center"/>
+            </w:pPr>
+            <w:r>
+              <w:rPr>
+                <w:rFonts w:ascii="宋体" w:hAnsi="宋体" w:eastAsia="宋体"/>
+                <w:b w:val="0"/>
+                <w:sz w:val="18"/>
+              </w:rPr>
+              <w:t>7 h</w:t>
+            </w:r>
+          </w:p>
+        </w:tc>
+      </w:tr>
+      <w:tr>
+        <w:tc>
+          <w:tcPr>
+            <w:tcW w:type="dxa" w:w="1608"/>
+          </w:tcPr>
+          <w:p>
+            <w:pPr>
+              <w:jc w:val="center"/>
+            </w:pPr>
+            <w:r>
+              <w:rPr>
+                <w:rFonts w:ascii="宋体" w:hAnsi="宋体" w:eastAsia="宋体"/>
+                <w:b w:val="0"/>
+                <w:sz w:val="18"/>
+              </w:rPr>
+              <w:t>场站 B</w:t>
+            </w:r>
+          </w:p>
+        </w:tc>
+        <w:tc>
+          <w:tcPr>
+            <w:tcW w:type="dxa" w:w="1608"/>
+          </w:tcPr>
+          <w:p>
+            <w:pPr>
+              <w:jc w:val="center"/>
+            </w:pPr>
+            <w:r>
+              <w:rPr>
+                <w:rFonts w:ascii="宋体" w:hAnsi="宋体" w:eastAsia="宋体"/>
+                <w:b w:val="0"/>
+                <w:sz w:val="18"/>
+              </w:rPr>
+              <w:t>电网限电</w:t>
+            </w:r>
+          </w:p>
+        </w:tc>
+        <w:tc>
+          <w:tcPr>
+            <w:tcW w:type="dxa" w:w="1608"/>
+          </w:tcPr>
+          <w:p>
+            <w:pPr>
+              <w:jc w:val="center"/>
+            </w:pPr>
+            <w:r>
+              <w:rPr>
+                <w:rFonts w:ascii="宋体" w:hAnsi="宋体" w:eastAsia="宋体"/>
+                <w:b w:val="0"/>
+                <w:sz w:val="18"/>
+              </w:rPr>
+              <w:t>18</w:t>
+            </w:r>
+          </w:p>
+        </w:tc>
+        <w:tc>
+          <w:tcPr>
+            <w:tcW w:type="dxa" w:w="1608"/>
+          </w:tcPr>
+          <w:p>
+            <w:pPr>
+              <w:jc w:val="center"/>
+            </w:pPr>
+            <w:r>
+              <w:rPr>
+                <w:rFonts w:ascii="宋体" w:hAnsi="宋体" w:eastAsia="宋体"/>
+                <w:b w:val="0"/>
+                <w:sz w:val="18"/>
+              </w:rPr>
+              <w:t>143</w:t>
+            </w:r>
+          </w:p>
+        </w:tc>
+        <w:tc>
+          <w:tcPr>
+            <w:tcW w:type="dxa" w:w="1608"/>
+          </w:tcPr>
+          <w:p>
+            <w:pPr>
+              <w:jc w:val="center"/>
+            </w:pPr>
+            <w:r>
+              <w:rPr>
+                <w:rFonts w:ascii="宋体" w:hAnsi="宋体" w:eastAsia="宋体"/>
+                <w:b w:val="0"/>
+                <w:sz w:val="18"/>
+              </w:rPr>
+              <w:t>7.94 h</w:t>
+            </w:r>
+          </w:p>
+        </w:tc>
+        <w:tc>
+          <w:tcPr>
+            <w:tcW w:type="dxa" w:w="1608"/>
+          </w:tcPr>
+          <w:p>
+            <w:pPr>
+              <w:jc w:val="center"/>
+            </w:pPr>
+            <w:r>
+              <w:rPr>
+                <w:rFonts w:ascii="宋体" w:hAnsi="宋体" w:eastAsia="宋体"/>
+                <w:b w:val="0"/>
+                <w:sz w:val="18"/>
+              </w:rPr>
+              <w:t>15 h</w:t>
+            </w:r>
+          </w:p>
+        </w:tc>
+      </w:tr>
+      <w:tr>
+        <w:tc>
+          <w:tcPr>
+            <w:tcW w:type="dxa" w:w="1608"/>
+          </w:tcPr>
+          <w:p>
+            <w:pPr>
+              <w:jc w:val="center"/>
+            </w:pPr>
+            <w:r>
+              <w:rPr>
+                <w:rFonts w:ascii="宋体" w:hAnsi="宋体" w:eastAsia="宋体"/>
+                <w:b w:val="0"/>
+                <w:sz w:val="18"/>
+              </w:rPr>
+              <w:t>场站 C</w:t>
+            </w:r>
+          </w:p>
+        </w:tc>
+        <w:tc>
+          <w:tcPr>
+            <w:tcW w:type="dxa" w:w="1608"/>
+          </w:tcPr>
+          <w:p>
+            <w:pPr>
+              <w:jc w:val="center"/>
+            </w:pPr>
+            <w:r>
+              <w:rPr>
+                <w:rFonts w:ascii="宋体" w:hAnsi="宋体" w:eastAsia="宋体"/>
+                <w:b w:val="0"/>
+                <w:sz w:val="18"/>
+              </w:rPr>
+              <w:t>计划检修</w:t>
+            </w:r>
+          </w:p>
+        </w:tc>
+        <w:tc>
+          <w:tcPr>
+            <w:tcW w:type="dxa" w:w="1608"/>
+          </w:tcPr>
+          <w:p>
+            <w:pPr>
+              <w:jc w:val="center"/>
+            </w:pPr>
+            <w:r>
+              <w:rPr>
+                <w:rFonts w:ascii="宋体" w:hAnsi="宋体" w:eastAsia="宋体"/>
+                <w:b w:val="0"/>
+                <w:sz w:val="18"/>
+              </w:rPr>
+              <w:t>34</w:t>
+            </w:r>
+          </w:p>
+        </w:tc>
+        <w:tc>
+          <w:tcPr>
+            <w:tcW w:type="dxa" w:w="1608"/>
+          </w:tcPr>
+          <w:p>
+            <w:pPr>
+              <w:jc w:val="center"/>
+            </w:pPr>
+            <w:r>
+              <w:rPr>
+                <w:rFonts w:ascii="宋体" w:hAnsi="宋体" w:eastAsia="宋体"/>
+                <w:b w:val="0"/>
+                <w:sz w:val="18"/>
+              </w:rPr>
+              <w:t>323</w:t>
+            </w:r>
+          </w:p>
+        </w:tc>
+        <w:tc>
+          <w:tcPr>
+            <w:tcW w:type="dxa" w:w="1608"/>
+          </w:tcPr>
+          <w:p>
+            <w:pPr>
+              <w:jc w:val="center"/>
+            </w:pPr>
+            <w:r>
+              <w:rPr>
+                <w:rFonts w:ascii="宋体" w:hAnsi="宋体" w:eastAsia="宋体"/>
+                <w:b w:val="0"/>
+                <w:sz w:val="18"/>
+              </w:rPr>
+              <w:t>9.50 h</w:t>
+            </w:r>
+          </w:p>
+        </w:tc>
+        <w:tc>
+          <w:tcPr>
+            <w:tcW w:type="dxa" w:w="1608"/>
+          </w:tcPr>
+          <w:p>
+            <w:pPr>
+              <w:jc w:val="center"/>
+            </w:pPr>
+            <w:r>
+              <w:rPr>
+                <w:rFonts w:ascii="宋体" w:hAnsi="宋体" w:eastAsia="宋体"/>
+                <w:b w:val="0"/>
+                <w:sz w:val="18"/>
+              </w:rPr>
+              <w:t>14 h</w:t>
+            </w:r>
+          </w:p>
+        </w:tc>
+      </w:tr>
+      <w:tr>
+        <w:tc>
+          <w:tcPr>
+            <w:tcW w:type="dxa" w:w="1608"/>
+          </w:tcPr>
+          <w:p>
+            <w:pPr>
+              <w:jc w:val="center"/>
+            </w:pPr>
+            <w:r>
+              <w:rPr>
+                <w:rFonts w:ascii="宋体" w:hAnsi="宋体" w:eastAsia="宋体"/>
+                <w:b w:val="0"/>
+                <w:sz w:val="18"/>
+              </w:rPr>
+              <w:t>场站 C</w:t>
+            </w:r>
+          </w:p>
+        </w:tc>
+        <w:tc>
+          <w:tcPr>
+            <w:tcW w:type="dxa" w:w="1608"/>
+          </w:tcPr>
+          <w:p>
+            <w:pPr>
+              <w:jc w:val="center"/>
+            </w:pPr>
+            <w:r>
+              <w:rPr>
+                <w:rFonts w:ascii="宋体" w:hAnsi="宋体" w:eastAsia="宋体"/>
+                <w:b w:val="0"/>
+                <w:sz w:val="18"/>
+              </w:rPr>
+              <w:t>设备故障</w:t>
+            </w:r>
+          </w:p>
+        </w:tc>
+        <w:tc>
+          <w:tcPr>
+            <w:tcW w:type="dxa" w:w="1608"/>
+          </w:tcPr>
+          <w:p>
+            <w:pPr>
+              <w:jc w:val="center"/>
+            </w:pPr>
+            <w:r>
+              <w:rPr>
+                <w:rFonts w:ascii="宋体" w:hAnsi="宋体" w:eastAsia="宋体"/>
+                <w:b w:val="0"/>
+                <w:sz w:val="18"/>
+              </w:rPr>
+              <w:t>40</w:t>
+            </w:r>
+          </w:p>
+        </w:tc>
+        <w:tc>
+          <w:tcPr>
+            <w:tcW w:type="dxa" w:w="1608"/>
+          </w:tcPr>
+          <w:p>
+            <w:pPr>
+              <w:jc w:val="center"/>
+            </w:pPr>
+            <w:r>
+              <w:rPr>
+                <w:rFonts w:ascii="宋体" w:hAnsi="宋体" w:eastAsia="宋体"/>
+                <w:b w:val="0"/>
+                <w:sz w:val="18"/>
+              </w:rPr>
+              <w:t>186</w:t>
+            </w:r>
+          </w:p>
+        </w:tc>
+        <w:tc>
+          <w:tcPr>
+            <w:tcW w:type="dxa" w:w="1608"/>
+          </w:tcPr>
+          <w:p>
+            <w:pPr>
+              <w:jc w:val="center"/>
+            </w:pPr>
+            <w:r>
+              <w:rPr>
+                <w:rFonts w:ascii="宋体" w:hAnsi="宋体" w:eastAsia="宋体"/>
+                <w:b w:val="0"/>
+                <w:sz w:val="18"/>
+              </w:rPr>
+              <w:t>4.65 h</w:t>
+            </w:r>
+          </w:p>
+        </w:tc>
+        <w:tc>
+          <w:tcPr>
+            <w:tcW w:type="dxa" w:w="1608"/>
+          </w:tcPr>
+          <w:p>
+            <w:pPr>
+              <w:jc w:val="center"/>
+            </w:pPr>
+            <w:r>
+              <w:rPr>
+                <w:rFonts w:ascii="宋体" w:hAnsi="宋体" w:eastAsia="宋体"/>
+                <w:b w:val="0"/>
+                <w:sz w:val="18"/>
+              </w:rPr>
+              <w:t>10 h</w:t>
+            </w:r>
+          </w:p>
+        </w:tc>
+      </w:tr>
+      <w:tr>
+        <w:tc>
+          <w:tcPr>
+            <w:tcW w:type="dxa" w:w="1608"/>
+          </w:tcPr>
+          <w:p>
+            <w:pPr>
+              <w:jc w:val="center"/>
+            </w:pPr>
+            <w:r>
+              <w:rPr>
+                <w:rFonts w:ascii="宋体" w:hAnsi="宋体" w:eastAsia="宋体"/>
+                <w:b w:val="0"/>
+                <w:sz w:val="18"/>
+              </w:rPr>
+              <w:t>场站 C</w:t>
+            </w:r>
+          </w:p>
+        </w:tc>
+        <w:tc>
+          <w:tcPr>
+            <w:tcW w:type="dxa" w:w="1608"/>
+          </w:tcPr>
+          <w:p>
+            <w:pPr>
+              <w:jc w:val="center"/>
+            </w:pPr>
+            <w:r>
+              <w:rPr>
+                <w:rFonts w:ascii="宋体" w:hAnsi="宋体" w:eastAsia="宋体"/>
+                <w:b w:val="0"/>
+                <w:sz w:val="18"/>
+              </w:rPr>
+              <w:t>电网限电</w:t>
+            </w:r>
+          </w:p>
+        </w:tc>
+        <w:tc>
+          <w:tcPr>
+            <w:tcW w:type="dxa" w:w="1608"/>
+          </w:tcPr>
+          <w:p>
+            <w:pPr>
+              <w:jc w:val="center"/>
+            </w:pPr>
+            <w:r>
+              <w:rPr>
+                <w:rFonts w:ascii="宋体" w:hAnsi="宋体" w:eastAsia="宋体"/>
+                <w:b w:val="0"/>
+                <w:sz w:val="18"/>
+              </w:rPr>
+              <w:t>44</w:t>
+            </w:r>
+          </w:p>
+        </w:tc>
+        <w:tc>
+          <w:tcPr>
+            <w:tcW w:type="dxa" w:w="1608"/>
+          </w:tcPr>
+          <w:p>
+            <w:pPr>
+              <w:jc w:val="center"/>
+            </w:pPr>
+            <w:r>
+              <w:rPr>
+                <w:rFonts w:ascii="宋体" w:hAnsi="宋体" w:eastAsia="宋体"/>
+                <w:b w:val="0"/>
+                <w:sz w:val="18"/>
+              </w:rPr>
+              <w:t>309</w:t>
+            </w:r>
+          </w:p>
+        </w:tc>
+        <w:tc>
+          <w:tcPr>
+            <w:tcW w:type="dxa" w:w="1608"/>
+          </w:tcPr>
+          <w:p>
+            <w:pPr>
+              <w:jc w:val="center"/>
+            </w:pPr>
+            <w:r>
+              <w:rPr>
+                <w:rFonts w:ascii="宋体" w:hAnsi="宋体" w:eastAsia="宋体"/>
+                <w:b w:val="0"/>
+                <w:sz w:val="18"/>
+              </w:rPr>
+              <w:t>7.02 h</w:t>
+            </w:r>
+          </w:p>
+        </w:tc>
+        <w:tc>
+          <w:tcPr>
+            <w:tcW w:type="dxa" w:w="1608"/>
+          </w:tcPr>
+          <w:p>
+            <w:pPr>
+              <w:jc w:val="center"/>
+            </w:pPr>
+            <w:r>
+              <w:rPr>
+                <w:rFonts w:ascii="宋体" w:hAnsi="宋体" w:eastAsia="宋体"/>
+                <w:b w:val="0"/>
+                <w:sz w:val="18"/>
+              </w:rPr>
+              <w:t>17 h</w:t>
+            </w:r>
+          </w:p>
+        </w:tc>
+      </w:tr>
+    </w:tbl>
+    <w:p/>
+    <w:p>
+      <w:pPr>
+        <w:spacing w:line="300" w:lineRule="auto" w:after="120"/>
+      </w:pPr>
+      <w:r>
+        <w:rPr>
+          <w:rFonts w:ascii="宋体" w:hAnsi="宋体" w:eastAsia="宋体"/>
+          <w:b w:val="0"/>
+          <w:sz w:val="24"/>
+        </w:rPr>
+        <w:t>模型统一使用 PyTorch 训练，主要超参数为：隐特征维度 $D=64$，注意力头数 4，编码器/解码器均为 2 层，前馈层维度 128，Dropout 为 0.1，Batch Size 为 32，优化器为 Adam，学习率为 1e-3，损失函数为 MSE。评价指标包括 MAE、RMSE 和 $R^2$，并按总体时段、正常时段、运维事件时段及计划检修时段分别统计。</w:t>
+      </w:r>
+    </w:p>
+    <w:p>
+      <w:pPr>
+        <w:pStyle w:val="Heading2"/>
+        <w:spacing w:line="300" w:lineRule="auto" w:after="120"/>
+      </w:pPr>
+      <w:r>
+        <w:rPr>
+          <w:rFonts w:ascii="宋体" w:hAnsi="宋体" w:eastAsia="宋体"/>
+          <w:b/>
+          <w:sz w:val="24"/>
+        </w:rPr>
+        <w:t>4.2 实验结果对比与分析</w:t>
+      </w:r>
+    </w:p>
+    <w:p>
+      <w:pPr>
+        <w:pStyle w:val="Heading3"/>
+        <w:spacing w:line="300" w:lineRule="auto" w:after="120"/>
+      </w:pPr>
+      <w:r>
+        <w:rPr>
+          <w:rFonts w:ascii="宋体" w:hAnsi="宋体" w:eastAsia="宋体"/>
+          <w:b/>
+          <w:sz w:val="22"/>
+        </w:rPr>
+        <w:t>4.2.1 场站专属独立建模实验（缓解负迁移）</w:t>
+      </w:r>
+    </w:p>
+    <w:p>
+      <w:pPr>
+        <w:spacing w:line="300" w:lineRule="auto" w:after="120"/>
+      </w:pPr>
+      <w:r>
+        <w:rPr>
+          <w:rFonts w:ascii="宋体" w:hAnsi="宋体" w:eastAsia="宋体"/>
+          <w:b w:val="0"/>
+          <w:sz w:val="24"/>
+        </w:rPr>
+        <w:t>实验一对比了为各电站单独训练的场站专属模型与三站数据合并后训练的空间共享模型。表 4 显示，三个场站上专属模型的 MAE 和 RMSE 均低于空间共享模型，其中场站 A 的 MAE 从 5.773 MW 降至 2.060 MW，降幅为 64.32%；场站 B 和场站 C 的 MAE 降幅分别为 20.83% 和 31.54%。这说明当场站容量、气象波动和事件分布差异明显时，直接混合训练可能带来负迁移，场站专属建模可作为工程部署中的稳健基线。</w:t>
+      </w:r>
+    </w:p>
+    <w:p>
+      <w:pPr>
+        <w:spacing w:line="300" w:lineRule="auto" w:after="120"/>
+        <w:jc w:val="center"/>
+      </w:pPr>
+      <w:r>
+        <w:rPr>
+          <w:rFonts w:ascii="宋体" w:hAnsi="宋体" w:eastAsia="宋体"/>
+          <w:b/>
+          <w:sz w:val="20"/>
+        </w:rPr>
+        <w:t>表 4 场站专属模型与空间共享模型对比</w:t>
+      </w:r>
+    </w:p>
+    <w:tbl>
+      <w:tblPr>
+        <w:tblStyle w:val="TableGrid"/>
+        <w:tblW w:type="auto" w:w="0"/>
+        <w:tblLook w:firstColumn="1" w:firstRow="1" w:lastColumn="0" w:lastRow="0" w:noHBand="0" w:noVBand="1" w:val="04A0"/>
+      </w:tblPr>
+      <w:tblGrid>
+        <w:gridCol w:w="1608"/>
+        <w:gridCol w:w="1608"/>
+        <w:gridCol w:w="1608"/>
+        <w:gridCol w:w="1608"/>
+        <w:gridCol w:w="1608"/>
+        <w:gridCol w:w="1608"/>
+      </w:tblGrid>
+      <w:tr>
+        <w:tc>
+          <w:tcPr>
+            <w:tcW w:type="dxa" w:w="1608"/>
+          </w:tcPr>
+          <w:p>
+            <w:pPr>
+              <w:jc w:val="center"/>
+            </w:pPr>
+            <w:r>
+              <w:rPr>
+                <w:rFonts w:ascii="宋体" w:hAnsi="宋体" w:eastAsia="宋体"/>
+                <w:b/>
+                <w:sz w:val="18"/>
+              </w:rPr>
+              <w:t>评估场站</w:t>
+            </w:r>
+          </w:p>
+        </w:tc>
+        <w:tc>
+          <w:tcPr>
+            <w:tcW w:type="dxa" w:w="1608"/>
+          </w:tcPr>
+          <w:p>
+            <w:pPr>
+              <w:jc w:val="center"/>
+            </w:pPr>
+            <w:r>
+              <w:rPr>
+                <w:rFonts w:ascii="宋体" w:hAnsi="宋体" w:eastAsia="宋体"/>
+                <w:b/>
+                <w:sz w:val="18"/>
+              </w:rPr>
+              <w:t>专属模型 MAE</w:t>
+            </w:r>
+          </w:p>
+        </w:tc>
+        <w:tc>
+          <w:tcPr>
+            <w:tcW w:type="dxa" w:w="1608"/>
+          </w:tcPr>
+          <w:p>
+            <w:pPr>
+              <w:jc w:val="center"/>
+            </w:pPr>
+            <w:r>
+              <w:rPr>
+                <w:rFonts w:ascii="宋体" w:hAnsi="宋体" w:eastAsia="宋体"/>
+                <w:b/>
+                <w:sz w:val="18"/>
+              </w:rPr>
+              <w:t>共享模型 MAE</w:t>
+            </w:r>
+          </w:p>
+        </w:tc>
+        <w:tc>
+          <w:tcPr>
+            <w:tcW w:type="dxa" w:w="1608"/>
+          </w:tcPr>
+          <w:p>
+            <w:pPr>
+              <w:jc w:val="center"/>
+            </w:pPr>
+            <w:r>
+              <w:rPr>
+                <w:rFonts w:ascii="宋体" w:hAnsi="宋体" w:eastAsia="宋体"/>
+                <w:b/>
+                <w:sz w:val="18"/>
+              </w:rPr>
+              <w:t>专属模型 RMSE</w:t>
+            </w:r>
+          </w:p>
+        </w:tc>
+        <w:tc>
+          <w:tcPr>
+            <w:tcW w:type="dxa" w:w="1608"/>
+          </w:tcPr>
+          <w:p>
+            <w:pPr>
+              <w:jc w:val="center"/>
+            </w:pPr>
+            <w:r>
+              <w:rPr>
+                <w:rFonts w:ascii="宋体" w:hAnsi="宋体" w:eastAsia="宋体"/>
+                <w:b/>
+                <w:sz w:val="18"/>
+              </w:rPr>
+              <w:t>共享模型 RMSE</w:t>
+            </w:r>
+          </w:p>
+        </w:tc>
+        <w:tc>
+          <w:tcPr>
+            <w:tcW w:type="dxa" w:w="1608"/>
+          </w:tcPr>
+          <w:p>
+            <w:pPr>
+              <w:jc w:val="center"/>
+            </w:pPr>
+            <w:r>
+              <w:rPr>
+                <w:rFonts w:ascii="宋体" w:hAnsi="宋体" w:eastAsia="宋体"/>
+                <w:b/>
+                <w:sz w:val="18"/>
+              </w:rPr>
+              <w:t>MAE 降幅</w:t>
+            </w:r>
+          </w:p>
+        </w:tc>
+      </w:tr>
+      <w:tr>
+        <w:tc>
+          <w:tcPr>
+            <w:tcW w:type="dxa" w:w="1608"/>
+          </w:tcPr>
+          <w:p>
+            <w:pPr>
+              <w:jc w:val="center"/>
+            </w:pPr>
+            <w:r>
+              <w:rPr>
+                <w:rFonts w:ascii="宋体" w:hAnsi="宋体" w:eastAsia="宋体"/>
+                <w:b w:val="0"/>
+                <w:sz w:val="18"/>
+              </w:rPr>
+              <w:t>场站 A</w:t>
+            </w:r>
+          </w:p>
+        </w:tc>
+        <w:tc>
+          <w:tcPr>
+            <w:tcW w:type="dxa" w:w="1608"/>
+          </w:tcPr>
+          <w:p>
+            <w:pPr>
+              <w:jc w:val="center"/>
+            </w:pPr>
+            <w:r>
+              <w:rPr>
+                <w:rFonts w:ascii="宋体" w:hAnsi="宋体" w:eastAsia="宋体"/>
+                <w:b w:val="0"/>
+                <w:sz w:val="18"/>
+              </w:rPr>
+              <w:t>2.060 MW</w:t>
+            </w:r>
+          </w:p>
+        </w:tc>
+        <w:tc>
+          <w:tcPr>
+            <w:tcW w:type="dxa" w:w="1608"/>
+          </w:tcPr>
+          <w:p>
+            <w:pPr>
+              <w:jc w:val="center"/>
+            </w:pPr>
+            <w:r>
+              <w:rPr>
+                <w:rFonts w:ascii="宋体" w:hAnsi="宋体" w:eastAsia="宋体"/>
+                <w:b w:val="0"/>
+                <w:sz w:val="18"/>
+              </w:rPr>
+              <w:t>5.773 MW</w:t>
+            </w:r>
+          </w:p>
+        </w:tc>
+        <w:tc>
+          <w:tcPr>
+            <w:tcW w:type="dxa" w:w="1608"/>
+          </w:tcPr>
+          <w:p>
+            <w:pPr>
+              <w:jc w:val="center"/>
+            </w:pPr>
+            <w:r>
+              <w:rPr>
+                <w:rFonts w:ascii="宋体" w:hAnsi="宋体" w:eastAsia="宋体"/>
+                <w:b w:val="0"/>
+                <w:sz w:val="18"/>
+              </w:rPr>
+              <w:t>6.899 MW</w:t>
+            </w:r>
+          </w:p>
+        </w:tc>
+        <w:tc>
+          <w:tcPr>
+            <w:tcW w:type="dxa" w:w="1608"/>
+          </w:tcPr>
+          <w:p>
+            <w:pPr>
+              <w:jc w:val="center"/>
+            </w:pPr>
+            <w:r>
+              <w:rPr>
+                <w:rFonts w:ascii="宋体" w:hAnsi="宋体" w:eastAsia="宋体"/>
+                <w:b w:val="0"/>
+                <w:sz w:val="18"/>
+              </w:rPr>
+              <w:t>9.933 MW</w:t>
+            </w:r>
+          </w:p>
+        </w:tc>
+        <w:tc>
+          <w:tcPr>
+            <w:tcW w:type="dxa" w:w="1608"/>
+          </w:tcPr>
+          <w:p>
+            <w:pPr>
+              <w:jc w:val="center"/>
+            </w:pPr>
+            <w:r>
+              <w:rPr>
+                <w:rFonts w:ascii="宋体" w:hAnsi="宋体" w:eastAsia="宋体"/>
+                <w:b w:val="0"/>
+                <w:sz w:val="18"/>
+              </w:rPr>
+              <w:t>64.32%</w:t>
+            </w:r>
+          </w:p>
+        </w:tc>
+      </w:tr>
+      <w:tr>
+        <w:tc>
+          <w:tcPr>
+            <w:tcW w:type="dxa" w:w="1608"/>
+          </w:tcPr>
+          <w:p>
+            <w:pPr>
+              <w:jc w:val="center"/>
+            </w:pPr>
+            <w:r>
+              <w:rPr>
+                <w:rFonts w:ascii="宋体" w:hAnsi="宋体" w:eastAsia="宋体"/>
+                <w:b w:val="0"/>
+                <w:sz w:val="18"/>
+              </w:rPr>
+              <w:t>场站 B</w:t>
+            </w:r>
+          </w:p>
+        </w:tc>
+        <w:tc>
+          <w:tcPr>
+            <w:tcW w:type="dxa" w:w="1608"/>
+          </w:tcPr>
+          <w:p>
+            <w:pPr>
+              <w:jc w:val="center"/>
+            </w:pPr>
+            <w:r>
+              <w:rPr>
+                <w:rFonts w:ascii="宋体" w:hAnsi="宋体" w:eastAsia="宋体"/>
+                <w:b w:val="0"/>
+                <w:sz w:val="18"/>
+              </w:rPr>
+              <w:t>1.935 MW</w:t>
+            </w:r>
+          </w:p>
+        </w:tc>
+        <w:tc>
+          <w:tcPr>
+            <w:tcW w:type="dxa" w:w="1608"/>
+          </w:tcPr>
+          <w:p>
+            <w:pPr>
+              <w:jc w:val="center"/>
+            </w:pPr>
+            <w:r>
+              <w:rPr>
+                <w:rFonts w:ascii="宋体" w:hAnsi="宋体" w:eastAsia="宋体"/>
+                <w:b w:val="0"/>
+                <w:sz w:val="18"/>
+              </w:rPr>
+              <w:t>2.444 MW</w:t>
+            </w:r>
+          </w:p>
+        </w:tc>
+        <w:tc>
+          <w:tcPr>
+            <w:tcW w:type="dxa" w:w="1608"/>
+          </w:tcPr>
+          <w:p>
+            <w:pPr>
+              <w:jc w:val="center"/>
+            </w:pPr>
+            <w:r>
+              <w:rPr>
+                <w:rFonts w:ascii="宋体" w:hAnsi="宋体" w:eastAsia="宋体"/>
+                <w:b w:val="0"/>
+                <w:sz w:val="18"/>
+              </w:rPr>
+              <w:t>4.153 MW</w:t>
+            </w:r>
+          </w:p>
+        </w:tc>
+        <w:tc>
+          <w:tcPr>
+            <w:tcW w:type="dxa" w:w="1608"/>
+          </w:tcPr>
+          <w:p>
+            <w:pPr>
+              <w:jc w:val="center"/>
+            </w:pPr>
+            <w:r>
+              <w:rPr>
+                <w:rFonts w:ascii="宋体" w:hAnsi="宋体" w:eastAsia="宋体"/>
+                <w:b w:val="0"/>
+                <w:sz w:val="18"/>
+              </w:rPr>
+              <w:t>4.984 MW</w:t>
+            </w:r>
+          </w:p>
+        </w:tc>
+        <w:tc>
+          <w:tcPr>
+            <w:tcW w:type="dxa" w:w="1608"/>
+          </w:tcPr>
+          <w:p>
+            <w:pPr>
+              <w:jc w:val="center"/>
+            </w:pPr>
+            <w:r>
+              <w:rPr>
+                <w:rFonts w:ascii="宋体" w:hAnsi="宋体" w:eastAsia="宋体"/>
+                <w:b w:val="0"/>
+                <w:sz w:val="18"/>
+              </w:rPr>
+              <w:t>20.83%</w:t>
+            </w:r>
+          </w:p>
+        </w:tc>
+      </w:tr>
+      <w:tr>
+        <w:tc>
+          <w:tcPr>
+            <w:tcW w:type="dxa" w:w="1608"/>
+          </w:tcPr>
+          <w:p>
+            <w:pPr>
+              <w:jc w:val="center"/>
+            </w:pPr>
+            <w:r>
+              <w:rPr>
+                <w:rFonts w:ascii="宋体" w:hAnsi="宋体" w:eastAsia="宋体"/>
+                <w:b w:val="0"/>
+                <w:sz w:val="18"/>
+              </w:rPr>
+              <w:t>场站 C</w:t>
+            </w:r>
+          </w:p>
+        </w:tc>
+        <w:tc>
+          <w:tcPr>
+            <w:tcW w:type="dxa" w:w="1608"/>
+          </w:tcPr>
+          <w:p>
+            <w:pPr>
+              <w:jc w:val="center"/>
+            </w:pPr>
+            <w:r>
+              <w:rPr>
+                <w:rFonts w:ascii="宋体" w:hAnsi="宋体" w:eastAsia="宋体"/>
+                <w:b w:val="0"/>
+                <w:sz w:val="18"/>
+              </w:rPr>
+              <w:t>0.566 MW</w:t>
+            </w:r>
+          </w:p>
+        </w:tc>
+        <w:tc>
+          <w:tcPr>
+            <w:tcW w:type="dxa" w:w="1608"/>
+          </w:tcPr>
+          <w:p>
+            <w:pPr>
+              <w:jc w:val="center"/>
+            </w:pPr>
+            <w:r>
+              <w:rPr>
+                <w:rFonts w:ascii="宋体" w:hAnsi="宋体" w:eastAsia="宋体"/>
+                <w:b w:val="0"/>
+                <w:sz w:val="18"/>
+              </w:rPr>
+              <w:t>0.827 MW</w:t>
+            </w:r>
+          </w:p>
+        </w:tc>
+        <w:tc>
+          <w:tcPr>
+            <w:tcW w:type="dxa" w:w="1608"/>
+          </w:tcPr>
+          <w:p>
+            <w:pPr>
+              <w:jc w:val="center"/>
+            </w:pPr>
+            <w:r>
+              <w:rPr>
+                <w:rFonts w:ascii="宋体" w:hAnsi="宋体" w:eastAsia="宋体"/>
+                <w:b w:val="0"/>
+                <w:sz w:val="18"/>
+              </w:rPr>
+              <w:t>1.495 MW</w:t>
+            </w:r>
+          </w:p>
+        </w:tc>
+        <w:tc>
+          <w:tcPr>
+            <w:tcW w:type="dxa" w:w="1608"/>
+          </w:tcPr>
+          <w:p>
+            <w:pPr>
+              <w:jc w:val="center"/>
+            </w:pPr>
+            <w:r>
+              <w:rPr>
+                <w:rFonts w:ascii="宋体" w:hAnsi="宋体" w:eastAsia="宋体"/>
+                <w:b w:val="0"/>
+                <w:sz w:val="18"/>
+              </w:rPr>
+              <w:t>1.823 MW</w:t>
+            </w:r>
+          </w:p>
+        </w:tc>
+        <w:tc>
+          <w:tcPr>
+            <w:tcW w:type="dxa" w:w="1608"/>
+          </w:tcPr>
+          <w:p>
+            <w:pPr>
+              <w:jc w:val="center"/>
+            </w:pPr>
+            <w:r>
+              <w:rPr>
+                <w:rFonts w:ascii="宋体" w:hAnsi="宋体" w:eastAsia="宋体"/>
+                <w:b w:val="0"/>
+                <w:sz w:val="18"/>
+              </w:rPr>
+              <w:t>31.54%</w:t>
+            </w:r>
+          </w:p>
+        </w:tc>
+      </w:tr>
+    </w:tbl>
+    <w:p/>
+    <w:p>
+      <w:pPr>
         <w:jc w:val="center"/>
       </w:pPr>
       <w:r>
         <w:drawing>
           <wp:inline xmlns:a="http://schemas.openxmlformats.org/drawingml/2006/main" xmlns:pic="http://schemas.openxmlformats.org/drawingml/2006/picture">
-            <wp:extent cx="4572000" cy="4572000"/>
+            <wp:extent cx="5303520" cy="2961167"/>
             <wp:docPr id="1" name="Picture 1"/>
             <wp:cNvGraphicFramePr>
               <a:graphicFrameLocks noChangeAspect="1"/>
@@ -773,7 +3812,7 @@
               <a:graphicData uri="http://schemas.openxmlformats.org/drawingml/2006/picture">
                 <pic:pic>
                   <pic:nvPicPr>
-                    <pic:cNvPr id="0" name="om_aware_transformer_architecture.png"/>
+                    <pic:cNvPr id="0" name="experiment1_one_model_vs_global.png"/>
                     <pic:cNvPicPr/>
                   </pic:nvPicPr>
                   <pic:blipFill>
@@ -785,7 +3824,7 @@
                   <pic:spPr>
                     <a:xfrm>
                       <a:off x="0" y="0"/>
-                      <a:ext cx="4572000" cy="4572000"/>
+                      <a:ext cx="5303520" cy="2961167"/>
                     </a:xfrm>
                     <a:prstGeom prst="rect"/>
                   </pic:spPr>
@@ -798,457 +3837,75 @@
     </w:p>
     <w:p>
       <w:pPr>
-        <w:spacing w:before="80" w:after="240"/>
+        <w:spacing w:line="300" w:lineRule="auto" w:after="120"/>
         <w:jc w:val="center"/>
       </w:pPr>
       <w:r>
         <w:rPr>
-          <w:rFonts w:ascii="黑体" w:hAnsi="黑体" w:eastAsia="黑体"/>
+          <w:rFonts w:ascii="宋体" w:hAnsi="宋体" w:eastAsia="宋体"/>
           <w:b/>
-          <w:sz w:val="18"/>
+          <w:sz w:val="20"/>
         </w:rPr>
-        <w:t>图 1 运维事件感知 Transformer 模型整体架构图</w:t>
+        <w:t>图 2 典型晴朗日预测对比图</w:t>
       </w:r>
     </w:p>
     <w:p>
       <w:pPr>
-        <w:keepNext/>
-        <w:spacing w:before="180" w:after="80"/>
+        <w:pStyle w:val="Heading3"/>
+        <w:spacing w:line="300" w:lineRule="auto" w:after="120"/>
       </w:pPr>
       <w:r>
         <w:rPr>
-          <w:rFonts w:ascii="黑体" w:hAnsi="黑体" w:eastAsia="黑体"/>
+          <w:rFonts w:ascii="宋体" w:hAnsi="宋体" w:eastAsia="宋体"/>
           <w:b/>
-          <w:sz w:val="24"/>
+          <w:sz w:val="22"/>
         </w:rPr>
-        <w:t>3.1 离散状态嵌入与异构特征级联融合</w:t>
+        <w:t>4.2.2 运维异常日志 Embedding 融合效果机理分析</w:t>
       </w:r>
     </w:p>
     <w:p>
       <w:pPr>
-        <w:spacing w:after="120" w:line="300" w:lineRule="auto"/>
-        <w:ind w:firstLine="432"/>
+        <w:spacing w:line="300" w:lineRule="auto" w:after="120"/>
       </w:pPr>
       <w:r>
         <w:rPr>
           <w:rFonts w:ascii="宋体" w:hAnsi="宋体" w:eastAsia="宋体"/>
-          <w:sz w:val="21"/>
+          <w:b w:val="0"/>
+          <w:sz w:val="24"/>
         </w:rPr>
-        <w:t>使用嵌入权重矩阵将离散事件投影至 D 维连续隐空间：</w:t>
+        <w:t>实验二在异常事件占比较高的场站 C 上进行，比较不融合运维事件的基线 Transformer 与融合事件嵌入后的 O&amp;M Aware Transformer。表 5 显示，融合运维事件后总体 MAE 从 1.096 MW 降至 0.566 MW，常规无事件时段 MAE 从 0.860 MW 降至 0.405 MW，运维事件时段 MAE 从 2.439 MW 降至 1.482 MW。结果表明，事件状态不仅有助于异常片段预测，也可能通过改善历史状态表征提升正常片段误差表现。</w:t>
       </w:r>
     </w:p>
     <w:p>
       <w:pPr>
-        <w:spacing w:after="120" w:line="300" w:lineRule="auto"/>
+        <w:spacing w:line="300" w:lineRule="auto" w:after="120"/>
+        <w:jc w:val="center"/>
       </w:pPr>
       <w:r>
         <w:rPr>
           <w:rFonts w:ascii="宋体" w:hAnsi="宋体" w:eastAsia="宋体"/>
-          <w:sz w:val="21"/>
+          <w:b/>
+          <w:sz w:val="20"/>
         </w:rPr>
-        <w:t xml:space="preserve">    H_event,t = Embedding(E_t) ∈ R^D    (5)</w:t>
-      </w:r>
-    </w:p>
-    <w:p>
-      <w:pPr>
-        <w:spacing w:after="120" w:line="300" w:lineRule="auto"/>
-        <w:ind w:firstLine="432"/>
-      </w:pPr>
-      <w:r>
-        <w:rPr>
-          <w:rFonts w:ascii="宋体" w:hAnsi="宋体" w:eastAsia="宋体"/>
-          <w:sz w:val="21"/>
-        </w:rPr>
-        <w:t>通过前向映射层将连续特征映射至同维隐空间：</w:t>
-      </w:r>
-    </w:p>
-    <w:p>
-      <w:pPr>
-        <w:spacing w:after="120" w:line="300" w:lineRule="auto"/>
-      </w:pPr>
-      <w:r>
-        <w:rPr>
-          <w:rFonts w:ascii="宋体" w:hAnsi="宋体" w:eastAsia="宋体"/>
-          <w:sz w:val="21"/>
-        </w:rPr>
-        <w:t xml:space="preserve">    H_cont,t = W_h * X_hist,t + b_h ∈ R^D    (6)</w:t>
-      </w:r>
-    </w:p>
-    <w:p>
-      <w:pPr>
-        <w:spacing w:after="120" w:line="300" w:lineRule="auto"/>
-        <w:ind w:firstLine="432"/>
-      </w:pPr>
-      <w:r>
-        <w:rPr>
-          <w:rFonts w:ascii="宋体" w:hAnsi="宋体" w:eastAsia="宋体"/>
-          <w:sz w:val="21"/>
-        </w:rPr>
-        <w:t>将特征级联拼接后，利用非线性多层感知机进行信息交融：</w:t>
-      </w:r>
-    </w:p>
-    <w:p>
-      <w:pPr>
-        <w:spacing w:after="120" w:line="300" w:lineRule="auto"/>
-      </w:pPr>
-      <w:r>
-        <w:rPr>
-          <w:rFonts w:ascii="宋体" w:hAnsi="宋体" w:eastAsia="宋体"/>
-          <w:sz w:val="21"/>
-        </w:rPr>
-        <w:t xml:space="preserve">    H_fused,t = W_f2 * ReLU( W_f1 * [H_cont,t || H_event,t] + b_f1 ) + b_f2    (7)</w:t>
-      </w:r>
-    </w:p>
-    <w:p>
-      <w:pPr>
-        <w:keepNext/>
-        <w:spacing w:before="180" w:after="80"/>
-      </w:pPr>
-      <w:r>
-        <w:rPr>
-          <w:rFonts w:ascii="黑体" w:hAnsi="黑体" w:eastAsia="黑体"/>
-          <w:b/>
-          <w:sz w:val="24"/>
-        </w:rPr>
-        <w:t>3.2 Transformer 编解码提取机制</w:t>
-      </w:r>
-    </w:p>
-    <w:p>
-      <w:pPr>
-        <w:spacing w:after="120" w:line="300" w:lineRule="auto"/>
-        <w:ind w:firstLine="432"/>
-      </w:pPr>
-      <w:r>
-        <w:rPr>
-          <w:rFonts w:ascii="宋体" w:hAnsi="宋体" w:eastAsia="宋体"/>
-          <w:sz w:val="21"/>
-        </w:rPr>
-        <w:t>引入正弦位置编码 PE，送入 Transformer 编码器提取历史上下文相关性：</w:t>
-      </w:r>
-    </w:p>
-    <w:p>
-      <w:pPr>
-        <w:spacing w:after="120" w:line="300" w:lineRule="auto"/>
-      </w:pPr>
-      <w:r>
-        <w:rPr>
-          <w:rFonts w:ascii="宋体" w:hAnsi="宋体" w:eastAsia="宋体"/>
-          <w:sz w:val="21"/>
-        </w:rPr>
-        <w:t xml:space="preserve">    Z_enc = Encoder(H_fused + PE) ∈ R^(T × D)    (8)</w:t>
-      </w:r>
-    </w:p>
-    <w:p>
-      <w:pPr>
-        <w:spacing w:after="120" w:line="300" w:lineRule="auto"/>
-        <w:ind w:firstLine="432"/>
-      </w:pPr>
-      <w:r>
-        <w:rPr>
-          <w:rFonts w:ascii="宋体" w:hAnsi="宋体" w:eastAsia="宋体"/>
-          <w:sz w:val="21"/>
-        </w:rPr>
-        <w:t>解码端自回归计算未来输出特征，利用交叉注意力提取编码器时序记忆特征：</w:t>
-      </w:r>
-    </w:p>
-    <w:p>
-      <w:pPr>
-        <w:spacing w:after="120" w:line="300" w:lineRule="auto"/>
-      </w:pPr>
-      <w:r>
-        <w:rPr>
-          <w:rFonts w:ascii="宋体" w:hAnsi="宋体" w:eastAsia="宋体"/>
-          <w:sz w:val="21"/>
-        </w:rPr>
-        <w:t xml:space="preserve">    Z_dec = Decoder(F_fused + PE, Z_enc) ∈ R^(H × D)    (9)</w:t>
-      </w:r>
-    </w:p>
-    <w:p>
-      <w:pPr>
-        <w:keepNext/>
-        <w:spacing w:before="180" w:after="80"/>
-      </w:pPr>
-      <w:r>
-        <w:rPr>
-          <w:rFonts w:ascii="黑体" w:hAnsi="黑体" w:eastAsia="黑体"/>
-          <w:b/>
-          <w:sz w:val="24"/>
-        </w:rPr>
-        <w:t>3.3 可微运维门控网络设计与数学求导</w:t>
-      </w:r>
-    </w:p>
-    <w:p>
-      <w:pPr>
-        <w:spacing w:after="120" w:line="300" w:lineRule="auto"/>
-        <w:ind w:firstLine="432"/>
-      </w:pPr>
-      <w:r>
-        <w:rPr>
-          <w:rFonts w:ascii="宋体" w:hAnsi="宋体" w:eastAsia="宋体"/>
-          <w:sz w:val="21"/>
-        </w:rPr>
-        <w:t>对于解码器输出的状态向量 d_t，模型设计了双路并行的预测结构：</w:t>
-      </w:r>
-    </w:p>
-    <w:p>
-      <w:pPr>
-        <w:spacing w:after="120" w:line="300" w:lineRule="auto"/>
-        <w:ind w:firstLine="432"/>
-      </w:pPr>
-      <w:r>
-        <w:rPr>
-          <w:rFonts w:ascii="宋体" w:hAnsi="宋体" w:eastAsia="宋体"/>
-          <w:sz w:val="21"/>
-        </w:rPr>
-        <w:t>1）原始预测分支：采用无限制的线性投影计算理想状态理论功率：</w:t>
-      </w:r>
-    </w:p>
-    <w:p>
-      <w:pPr>
-        <w:spacing w:after="120" w:line="300" w:lineRule="auto"/>
-      </w:pPr>
-      <w:r>
-        <w:rPr>
-          <w:rFonts w:ascii="宋体" w:hAnsi="宋体" w:eastAsia="宋体"/>
-          <w:sz w:val="21"/>
-        </w:rPr>
-        <w:t xml:space="preserve">    P_raw,t = W_p * d_t + b_p ∈ R    (10)</w:t>
-      </w:r>
-    </w:p>
-    <w:p>
-      <w:pPr>
-        <w:spacing w:after="120" w:line="300" w:lineRule="auto"/>
-        <w:ind w:firstLine="432"/>
-      </w:pPr>
-      <w:r>
-        <w:rPr>
-          <w:rFonts w:ascii="宋体" w:hAnsi="宋体" w:eastAsia="宋体"/>
-          <w:sz w:val="21"/>
-        </w:rPr>
-        <w:t>2）运维门控计算分支：引入可学习事件偏置向量 β ∈ R^4 计算削减率 g_t：</w:t>
-      </w:r>
-    </w:p>
-    <w:p>
-      <w:pPr>
-        <w:spacing w:after="120" w:line="300" w:lineRule="auto"/>
-      </w:pPr>
-      <w:r>
-        <w:rPr>
-          <w:rFonts w:ascii="宋体" w:hAnsi="宋体" w:eastAsia="宋体"/>
-          <w:sz w:val="21"/>
-        </w:rPr>
-        <w:t xml:space="preserve">    g_t = sigmoid( W_g * d_t + β_E'_t )    (11)</w:t>
-      </w:r>
-    </w:p>
-    <w:p>
-      <w:pPr>
-        <w:spacing w:after="120" w:line="300" w:lineRule="auto"/>
-        <w:ind w:firstLine="432"/>
-      </w:pPr>
-      <w:r>
-        <w:rPr>
-          <w:rFonts w:ascii="宋体" w:hAnsi="宋体" w:eastAsia="宋体"/>
-          <w:sz w:val="21"/>
-        </w:rPr>
-        <w:t>对偏置进行符合物理常识的初始化：</w:t>
-      </w:r>
-    </w:p>
-    <w:p>
-      <w:pPr>
-        <w:spacing w:after="120" w:line="300" w:lineRule="auto"/>
-      </w:pPr>
-      <w:r>
-        <w:rPr>
-          <w:rFonts w:ascii="宋体" w:hAnsi="宋体" w:eastAsia="宋体"/>
-          <w:sz w:val="21"/>
-        </w:rPr>
-        <w:t xml:space="preserve">    β_0 = -10.0 (正常),  β_1 = 10.0 (检修),  β_2 = 0.0 (故障),  β_3 = -1.0 (限电)    (12)</w:t>
-      </w:r>
-    </w:p>
-    <w:p>
-      <w:pPr>
-        <w:spacing w:after="120" w:line="300" w:lineRule="auto"/>
-        <w:ind w:firstLine="432"/>
-      </w:pPr>
-      <w:r>
-        <w:rPr>
-          <w:rFonts w:ascii="宋体" w:hAnsi="宋体" w:eastAsia="宋体"/>
-          <w:sz w:val="21"/>
-        </w:rPr>
-        <w:t>3）物理约束输出定义为：</w:t>
-      </w:r>
-    </w:p>
-    <w:p>
-      <w:pPr>
-        <w:spacing w:after="120" w:line="300" w:lineRule="auto"/>
-      </w:pPr>
-      <w:r>
-        <w:rPr>
-          <w:rFonts w:ascii="宋体" w:hAnsi="宋体" w:eastAsia="宋体"/>
-          <w:sz w:val="21"/>
-        </w:rPr>
-        <w:t xml:space="preserve">    P_final,t = P_raw,t * (1 - g_t)    (13)</w:t>
-      </w:r>
-    </w:p>
-    <w:p>
-      <w:pPr>
-        <w:spacing w:after="120" w:line="300" w:lineRule="auto"/>
-        <w:ind w:firstLine="432"/>
-      </w:pPr>
-      <w:r>
-        <w:rPr>
-          <w:rFonts w:ascii="宋体" w:hAnsi="宋体" w:eastAsia="宋体"/>
-          <w:sz w:val="21"/>
-        </w:rPr>
-        <w:t>该机制完全可微。经求导，当电站处于计划检修（g_t -&gt; 1.0）时，虽然第一项梯度消失，但第二项梯度依然能提供非零的导数，驱动网络参数收敛，保持了联合梯度优化的顺畅。</w:t>
-      </w:r>
-    </w:p>
-    <w:p>
-      <w:pPr>
-        <w:keepNext/>
-        <w:spacing w:before="240" w:after="120"/>
-      </w:pPr>
-      <w:r>
-        <w:rPr>
-          <w:rFonts w:ascii="黑体" w:hAnsi="黑体" w:eastAsia="黑体"/>
-          <w:b/>
-          <w:sz w:val="28"/>
-        </w:rPr>
-        <w:t>4 实验分析与验证</w:t>
-      </w:r>
-    </w:p>
-    <w:p>
-      <w:pPr>
-        <w:keepNext/>
-        <w:spacing w:before="180" w:after="80"/>
-      </w:pPr>
-      <w:r>
-        <w:rPr>
-          <w:rFonts w:ascii="黑体" w:hAnsi="黑体" w:eastAsia="黑体"/>
-          <w:b/>
-          <w:sz w:val="24"/>
-        </w:rPr>
-        <w:t>4.1 实验场站设计与超参数配置</w:t>
-      </w:r>
-    </w:p>
-    <w:p>
-      <w:pPr>
-        <w:spacing w:after="120" w:line="300" w:lineRule="auto"/>
-        <w:ind w:firstLine="432"/>
-      </w:pPr>
-      <w:r>
-        <w:rPr>
-          <w:rFonts w:ascii="宋体" w:hAnsi="宋体" w:eastAsia="宋体"/>
-          <w:sz w:val="21"/>
-        </w:rPr>
-        <w:t>构建 3 个光伏电站（场站 A、B、C）时间跨度均为 180 天。场站 A 模拟大型稳定电站（100MW）；场站 B 模拟多云山地电站（50MW）；场站 C 模拟老化高频故障分布式电站（20MW）。滑动历史窗口 T=24 小时，预测窗口 H=24 小时。隐藏维度为 64，训练 epoch 为 10，Batch Size 32。</w:t>
-      </w:r>
-    </w:p>
-    <w:p>
-      <w:pPr>
-        <w:keepNext/>
-        <w:spacing w:before="180" w:after="80"/>
-      </w:pPr>
-      <w:r>
-        <w:rPr>
-          <w:rFonts w:ascii="黑体" w:hAnsi="黑体" w:eastAsia="黑体"/>
-          <w:b/>
-          <w:sz w:val="24"/>
-        </w:rPr>
-        <w:t>4.2 评估指标</w:t>
-      </w:r>
-    </w:p>
-    <w:p>
-      <w:pPr>
-        <w:spacing w:after="120" w:line="300" w:lineRule="auto"/>
-        <w:ind w:firstLine="432"/>
-      </w:pPr>
-      <w:r>
-        <w:rPr>
-          <w:rFonts w:ascii="宋体" w:hAnsi="宋体" w:eastAsia="宋体"/>
-          <w:sz w:val="21"/>
-        </w:rPr>
-        <w:t>采用 MAE 和 RMSE 作为量化指标。</w:t>
-      </w:r>
-    </w:p>
-    <w:p>
-      <w:pPr>
-        <w:keepNext/>
-        <w:spacing w:before="180" w:after="80"/>
-      </w:pPr>
-      <w:r>
-        <w:rPr>
-          <w:rFonts w:ascii="黑体" w:hAnsi="黑体" w:eastAsia="黑体"/>
-          <w:b/>
-          <w:sz w:val="24"/>
-        </w:rPr>
-        <w:t>4.3 实验结果对比与分析</w:t>
-      </w:r>
-    </w:p>
-    <w:p>
-      <w:pPr>
-        <w:keepNext/>
-        <w:spacing w:before="120" w:after="40"/>
-      </w:pPr>
-      <w:r>
-        <w:rPr>
-          <w:rFonts w:ascii="黑体" w:hAnsi="黑体" w:eastAsia="黑体"/>
-          <w:b/>
-          <w:sz w:val="21"/>
-        </w:rPr>
-        <w:t>4.3.1 一站一模型空间特异性与负泛化机理分析</w:t>
-      </w:r>
-    </w:p>
-    <w:p>
-      <w:pPr>
-        <w:spacing w:after="120" w:line="300" w:lineRule="auto"/>
-        <w:ind w:firstLine="432"/>
-      </w:pPr>
-      <w:r>
-        <w:rPr>
-          <w:rFonts w:ascii="宋体" w:hAnsi="宋体" w:eastAsia="宋体"/>
-          <w:sz w:val="21"/>
-        </w:rPr>
-        <w:t>专属训练模型与混合通用模型的对比结果如表 1 所示（学术三线表）。</w:t>
-      </w:r>
-    </w:p>
-    <w:p>
-      <w:pPr>
-        <w:keepNext/>
-        <w:spacing w:before="240" w:after="80"/>
-        <w:jc w:val="center"/>
-      </w:pPr>
-      <w:r>
-        <w:rPr>
-          <w:rFonts w:ascii="黑体" w:hAnsi="黑体" w:eastAsia="黑体"/>
-          <w:b/>
-          <w:sz w:val="18"/>
-        </w:rPr>
-        <w:t>表 1 场站预测性能对比（一站一模型 vs 通用多站模型）</w:t>
+        <w:t>表 5 融入运维事件特征前后误差对比</w:t>
       </w:r>
     </w:p>
     <w:tbl>
       <w:tblPr>
+        <w:tblStyle w:val="TableGrid"/>
         <w:tblW w:type="auto" w:w="0"/>
-        <w:jc w:val="center"/>
         <w:tblLook w:firstColumn="1" w:firstRow="1" w:lastColumn="0" w:lastRow="0" w:noHBand="0" w:noVBand="1" w:val="04A0"/>
       </w:tblPr>
       <w:tblGrid>
-        <w:gridCol w:w="1768"/>
-        <w:gridCol w:w="1768"/>
-        <w:gridCol w:w="1768"/>
-        <w:gridCol w:w="1768"/>
-        <w:gridCol w:w="1768"/>
+        <w:gridCol w:w="2412"/>
+        <w:gridCol w:w="2412"/>
+        <w:gridCol w:w="2412"/>
+        <w:gridCol w:w="2412"/>
       </w:tblGrid>
       <w:tr>
         <w:tc>
           <w:tcPr>
-            <w:tcW w:type="dxa" w:w="1768"/>
-            <w:vAlign w:val="center"/>
-            <w:tcBorders>
-              <w:top w:sz="12" w:val="single" w:color="000000"/>
-              <w:bottom w:sz="6" w:val="single" w:color="000000"/>
-            </w:tcBorders>
+            <w:tcW w:type="dxa" w:w="2412"/>
           </w:tcPr>
           <w:p>
             <w:pPr>
@@ -1257,20 +3914,16 @@
             <w:r>
               <w:rPr>
                 <w:rFonts w:ascii="宋体" w:hAnsi="宋体" w:eastAsia="宋体"/>
+                <w:b/>
                 <w:sz w:val="18"/>
               </w:rPr>
-              <w:t>评估对象</w:t>
+              <w:t>评估时段</w:t>
             </w:r>
           </w:p>
         </w:tc>
         <w:tc>
           <w:tcPr>
-            <w:tcW w:type="dxa" w:w="1768"/>
-            <w:vAlign w:val="center"/>
-            <w:tcBorders>
-              <w:top w:sz="12" w:val="single" w:color="000000"/>
-              <w:bottom w:sz="6" w:val="single" w:color="000000"/>
-            </w:tcBorders>
+            <w:tcW w:type="dxa" w:w="2412"/>
           </w:tcPr>
           <w:p>
             <w:pPr>
@@ -1279,20 +3932,16 @@
             <w:r>
               <w:rPr>
                 <w:rFonts w:ascii="宋体" w:hAnsi="宋体" w:eastAsia="宋体"/>
+                <w:b/>
                 <w:sz w:val="18"/>
               </w:rPr>
-              <w:t>指标</w:t>
+              <w:t>基线 Transformer MAE</w:t>
             </w:r>
           </w:p>
         </w:tc>
         <w:tc>
           <w:tcPr>
-            <w:tcW w:type="dxa" w:w="1768"/>
-            <w:vAlign w:val="center"/>
-            <w:tcBorders>
-              <w:top w:sz="12" w:val="single" w:color="000000"/>
-              <w:bottom w:sz="6" w:val="single" w:color="000000"/>
-            </w:tcBorders>
+            <w:tcW w:type="dxa" w:w="2412"/>
           </w:tcPr>
           <w:p>
             <w:pPr>
@@ -1301,20 +3950,16 @@
             <w:r>
               <w:rPr>
                 <w:rFonts w:ascii="宋体" w:hAnsi="宋体" w:eastAsia="宋体"/>
+                <w:b/>
                 <w:sz w:val="18"/>
               </w:rPr>
-              <w:t>一站一模型 (专属模型)</w:t>
+              <w:t>运维感知 Transformer MAE</w:t>
             </w:r>
           </w:p>
         </w:tc>
         <w:tc>
           <w:tcPr>
-            <w:tcW w:type="dxa" w:w="1768"/>
-            <w:vAlign w:val="center"/>
-            <w:tcBorders>
-              <w:top w:sz="12" w:val="single" w:color="000000"/>
-              <w:bottom w:sz="6" w:val="single" w:color="000000"/>
-            </w:tcBorders>
+            <w:tcW w:type="dxa" w:w="2412"/>
           </w:tcPr>
           <w:p>
             <w:pPr>
@@ -1323,20 +3968,18 @@
             <w:r>
               <w:rPr>
                 <w:rFonts w:ascii="宋体" w:hAnsi="宋体" w:eastAsia="宋体"/>
+                <w:b/>
                 <w:sz w:val="18"/>
               </w:rPr>
-              <w:t>通用多站模型 (混合训练)</w:t>
+              <w:t>误差降幅</w:t>
             </w:r>
           </w:p>
         </w:tc>
+      </w:tr>
+      <w:tr>
         <w:tc>
           <w:tcPr>
-            <w:tcW w:type="dxa" w:w="1768"/>
-            <w:vAlign w:val="center"/>
-            <w:tcBorders>
-              <w:top w:sz="12" w:val="single" w:color="000000"/>
-              <w:bottom w:sz="6" w:val="single" w:color="000000"/>
-            </w:tcBorders>
+            <w:tcW w:type="dxa" w:w="2412"/>
           </w:tcPr>
           <w:p>
             <w:pPr>
@@ -1345,19 +3988,16 @@
             <w:r>
               <w:rPr>
                 <w:rFonts w:ascii="宋体" w:hAnsi="宋体" w:eastAsia="宋体"/>
+                <w:b w:val="0"/>
                 <w:sz w:val="18"/>
               </w:rPr>
-              <w:t>性能提升率</w:t>
+              <w:t>总体时段 (Overall)</w:t>
             </w:r>
           </w:p>
         </w:tc>
-      </w:tr>
-      <w:tr>
         <w:tc>
           <w:tcPr>
-            <w:tcW w:type="dxa" w:w="1768"/>
-            <w:vAlign w:val="center"/>
-            <w:tcBorders/>
+            <w:tcW w:type="dxa" w:w="2412"/>
           </w:tcPr>
           <w:p>
             <w:pPr>
@@ -1366,17 +4006,16 @@
             <w:r>
               <w:rPr>
                 <w:rFonts w:ascii="宋体" w:hAnsi="宋体" w:eastAsia="宋体"/>
+                <w:b w:val="0"/>
                 <w:sz w:val="18"/>
               </w:rPr>
-              <w:t>场站 A (100MW)</w:t>
+              <w:t>1.096 MW</w:t>
             </w:r>
           </w:p>
         </w:tc>
         <w:tc>
           <w:tcPr>
-            <w:tcW w:type="dxa" w:w="1768"/>
-            <w:vAlign w:val="center"/>
-            <w:tcBorders/>
+            <w:tcW w:type="dxa" w:w="2412"/>
           </w:tcPr>
           <w:p>
             <w:pPr>
@@ -1385,17 +4024,16 @@
             <w:r>
               <w:rPr>
                 <w:rFonts w:ascii="宋体" w:hAnsi="宋体" w:eastAsia="宋体"/>
+                <w:b w:val="0"/>
                 <w:sz w:val="18"/>
               </w:rPr>
-              <w:t>MAE</w:t>
+              <w:t>0.566 MW</w:t>
             </w:r>
           </w:p>
         </w:tc>
         <w:tc>
           <w:tcPr>
-            <w:tcW w:type="dxa" w:w="1768"/>
-            <w:vAlign w:val="center"/>
-            <w:tcBorders/>
+            <w:tcW w:type="dxa" w:w="2412"/>
           </w:tcPr>
           <w:p>
             <w:pPr>
@@ -1404,17 +4042,18 @@
             <w:r>
               <w:rPr>
                 <w:rFonts w:ascii="宋体" w:hAnsi="宋体" w:eastAsia="宋体"/>
+                <w:b w:val="0"/>
                 <w:sz w:val="18"/>
               </w:rPr>
-              <w:t>2.389 MW</w:t>
+              <w:t>48.34%</w:t>
             </w:r>
           </w:p>
         </w:tc>
+      </w:tr>
+      <w:tr>
         <w:tc>
           <w:tcPr>
-            <w:tcW w:type="dxa" w:w="1768"/>
-            <w:vAlign w:val="center"/>
-            <w:tcBorders/>
+            <w:tcW w:type="dxa" w:w="2412"/>
           </w:tcPr>
           <w:p>
             <w:pPr>
@@ -1423,17 +4062,16 @@
             <w:r>
               <w:rPr>
                 <w:rFonts w:ascii="宋体" w:hAnsi="宋体" w:eastAsia="宋体"/>
+                <w:b w:val="0"/>
                 <w:sz w:val="18"/>
               </w:rPr>
-              <w:t>6.738 MW</w:t>
+              <w:t>常规无事件时段 (Normal)</w:t>
             </w:r>
           </w:p>
         </w:tc>
         <w:tc>
           <w:tcPr>
-            <w:tcW w:type="dxa" w:w="1768"/>
-            <w:vAlign w:val="center"/>
-            <w:tcBorders/>
+            <w:tcW w:type="dxa" w:w="2412"/>
           </w:tcPr>
           <w:p>
             <w:pPr>
@@ -1442,19 +4080,16 @@
             <w:r>
               <w:rPr>
                 <w:rFonts w:ascii="宋体" w:hAnsi="宋体" w:eastAsia="宋体"/>
+                <w:b w:val="0"/>
                 <w:sz w:val="18"/>
               </w:rPr>
-              <w:t>64.54%</w:t>
+              <w:t>0.860 MW</w:t>
             </w:r>
           </w:p>
         </w:tc>
-      </w:tr>
-      <w:tr>
         <w:tc>
           <w:tcPr>
-            <w:tcW w:type="dxa" w:w="1768"/>
-            <w:vAlign w:val="center"/>
-            <w:tcBorders/>
+            <w:tcW w:type="dxa" w:w="2412"/>
           </w:tcPr>
           <w:p>
             <w:pPr>
@@ -1463,16 +4098,16 @@
             <w:r>
               <w:rPr>
                 <w:rFonts w:ascii="宋体" w:hAnsi="宋体" w:eastAsia="宋体"/>
+                <w:b w:val="0"/>
                 <w:sz w:val="18"/>
               </w:rPr>
+              <w:t>0.405 MW</w:t>
             </w:r>
           </w:p>
         </w:tc>
         <w:tc>
           <w:tcPr>
-            <w:tcW w:type="dxa" w:w="1768"/>
-            <w:vAlign w:val="center"/>
-            <w:tcBorders/>
+            <w:tcW w:type="dxa" w:w="2412"/>
           </w:tcPr>
           <w:p>
             <w:pPr>
@@ -1481,17 +4116,18 @@
             <w:r>
               <w:rPr>
                 <w:rFonts w:ascii="宋体" w:hAnsi="宋体" w:eastAsia="宋体"/>
+                <w:b w:val="0"/>
                 <w:sz w:val="18"/>
               </w:rPr>
-              <w:t>RMSE</w:t>
+              <w:t>52.87%</w:t>
             </w:r>
           </w:p>
         </w:tc>
+      </w:tr>
+      <w:tr>
         <w:tc>
           <w:tcPr>
-            <w:tcW w:type="dxa" w:w="1768"/>
-            <w:vAlign w:val="center"/>
-            <w:tcBorders/>
+            <w:tcW w:type="dxa" w:w="2412"/>
           </w:tcPr>
           <w:p>
             <w:pPr>
@@ -1500,17 +4136,16 @@
             <w:r>
               <w:rPr>
                 <w:rFonts w:ascii="宋体" w:hAnsi="宋体" w:eastAsia="宋体"/>
+                <w:b w:val="0"/>
                 <w:sz w:val="18"/>
               </w:rPr>
-              <w:t>7.072 MW</w:t>
+              <w:t>运维事件时段 (Events)</w:t>
             </w:r>
           </w:p>
         </w:tc>
         <w:tc>
           <w:tcPr>
-            <w:tcW w:type="dxa" w:w="1768"/>
-            <w:vAlign w:val="center"/>
-            <w:tcBorders/>
+            <w:tcW w:type="dxa" w:w="2412"/>
           </w:tcPr>
           <w:p>
             <w:pPr>
@@ -1519,17 +4154,16 @@
             <w:r>
               <w:rPr>
                 <w:rFonts w:ascii="宋体" w:hAnsi="宋体" w:eastAsia="宋体"/>
+                <w:b w:val="0"/>
                 <w:sz w:val="18"/>
               </w:rPr>
-              <w:t>10.333 MW</w:t>
+              <w:t>2.439 MW</w:t>
             </w:r>
           </w:p>
         </w:tc>
         <w:tc>
           <w:tcPr>
-            <w:tcW w:type="dxa" w:w="1768"/>
-            <w:vAlign w:val="center"/>
-            <w:tcBorders/>
+            <w:tcW w:type="dxa" w:w="2412"/>
           </w:tcPr>
           <w:p>
             <w:pPr>
@@ -1538,19 +4172,16 @@
             <w:r>
               <w:rPr>
                 <w:rFonts w:ascii="宋体" w:hAnsi="宋体" w:eastAsia="宋体"/>
+                <w:b w:val="0"/>
                 <w:sz w:val="18"/>
               </w:rPr>
-              <w:t>-</w:t>
+              <w:t>1.482 MW</w:t>
             </w:r>
           </w:p>
         </w:tc>
-      </w:tr>
-      <w:tr>
         <w:tc>
           <w:tcPr>
-            <w:tcW w:type="dxa" w:w="1768"/>
-            <w:vAlign w:val="center"/>
-            <w:tcBorders/>
+            <w:tcW w:type="dxa" w:w="2412"/>
           </w:tcPr>
           <w:p>
             <w:pPr>
@@ -1559,411 +4190,24 @@
             <w:r>
               <w:rPr>
                 <w:rFonts w:ascii="宋体" w:hAnsi="宋体" w:eastAsia="宋体"/>
+                <w:b w:val="0"/>
                 <w:sz w:val="18"/>
               </w:rPr>
-              <w:t>场站 B (50MW)</w:t>
-            </w:r>
-          </w:p>
-        </w:tc>
-        <w:tc>
-          <w:tcPr>
-            <w:tcW w:type="dxa" w:w="1768"/>
-            <w:vAlign w:val="center"/>
-            <w:tcBorders/>
-          </w:tcPr>
-          <w:p>
-            <w:pPr>
-              <w:jc w:val="center"/>
-            </w:pPr>
-            <w:r>
-              <w:rPr>
-                <w:rFonts w:ascii="宋体" w:hAnsi="宋体" w:eastAsia="宋体"/>
-                <w:sz w:val="18"/>
-              </w:rPr>
-              <w:t>MAE</w:t>
-            </w:r>
-          </w:p>
-        </w:tc>
-        <w:tc>
-          <w:tcPr>
-            <w:tcW w:type="dxa" w:w="1768"/>
-            <w:vAlign w:val="center"/>
-            <w:tcBorders/>
-          </w:tcPr>
-          <w:p>
-            <w:pPr>
-              <w:jc w:val="center"/>
-            </w:pPr>
-            <w:r>
-              <w:rPr>
-                <w:rFonts w:ascii="宋体" w:hAnsi="宋体" w:eastAsia="宋体"/>
-                <w:sz w:val="18"/>
-              </w:rPr>
-              <w:t>1.890 MW</w:t>
-            </w:r>
-          </w:p>
-        </w:tc>
-        <w:tc>
-          <w:tcPr>
-            <w:tcW w:type="dxa" w:w="1768"/>
-            <w:vAlign w:val="center"/>
-            <w:tcBorders/>
-          </w:tcPr>
-          <w:p>
-            <w:pPr>
-              <w:jc w:val="center"/>
-            </w:pPr>
-            <w:r>
-              <w:rPr>
-                <w:rFonts w:ascii="宋体" w:hAnsi="宋体" w:eastAsia="宋体"/>
-                <w:sz w:val="18"/>
-              </w:rPr>
-              <w:t>3.625 MW</w:t>
-            </w:r>
-          </w:p>
-        </w:tc>
-        <w:tc>
-          <w:tcPr>
-            <w:tcW w:type="dxa" w:w="1768"/>
-            <w:vAlign w:val="center"/>
-            <w:tcBorders/>
-          </w:tcPr>
-          <w:p>
-            <w:pPr>
-              <w:jc w:val="center"/>
-            </w:pPr>
-            <w:r>
-              <w:rPr>
-                <w:rFonts w:ascii="宋体" w:hAnsi="宋体" w:eastAsia="宋体"/>
-                <w:sz w:val="18"/>
-              </w:rPr>
-              <w:t>47.87%</w:t>
-            </w:r>
-          </w:p>
-        </w:tc>
-      </w:tr>
-      <w:tr>
-        <w:tc>
-          <w:tcPr>
-            <w:tcW w:type="dxa" w:w="1768"/>
-            <w:vAlign w:val="center"/>
-            <w:tcBorders/>
-          </w:tcPr>
-          <w:p>
-            <w:pPr>
-              <w:jc w:val="center"/>
-            </w:pPr>
-            <w:r>
-              <w:rPr>
-                <w:rFonts w:ascii="宋体" w:hAnsi="宋体" w:eastAsia="宋体"/>
-                <w:sz w:val="18"/>
-              </w:rPr>
-            </w:r>
-          </w:p>
-        </w:tc>
-        <w:tc>
-          <w:tcPr>
-            <w:tcW w:type="dxa" w:w="1768"/>
-            <w:vAlign w:val="center"/>
-            <w:tcBorders/>
-          </w:tcPr>
-          <w:p>
-            <w:pPr>
-              <w:jc w:val="center"/>
-            </w:pPr>
-            <w:r>
-              <w:rPr>
-                <w:rFonts w:ascii="宋体" w:hAnsi="宋体" w:eastAsia="宋体"/>
-                <w:sz w:val="18"/>
-              </w:rPr>
-              <w:t>RMSE</w:t>
-            </w:r>
-          </w:p>
-        </w:tc>
-        <w:tc>
-          <w:tcPr>
-            <w:tcW w:type="dxa" w:w="1768"/>
-            <w:vAlign w:val="center"/>
-            <w:tcBorders/>
-          </w:tcPr>
-          <w:p>
-            <w:pPr>
-              <w:jc w:val="center"/>
-            </w:pPr>
-            <w:r>
-              <w:rPr>
-                <w:rFonts w:ascii="宋体" w:hAnsi="宋体" w:eastAsia="宋体"/>
-                <w:sz w:val="18"/>
-              </w:rPr>
-              <w:t>4.201 MW</w:t>
-            </w:r>
-          </w:p>
-        </w:tc>
-        <w:tc>
-          <w:tcPr>
-            <w:tcW w:type="dxa" w:w="1768"/>
-            <w:vAlign w:val="center"/>
-            <w:tcBorders/>
-          </w:tcPr>
-          <w:p>
-            <w:pPr>
-              <w:jc w:val="center"/>
-            </w:pPr>
-            <w:r>
-              <w:rPr>
-                <w:rFonts w:ascii="宋体" w:hAnsi="宋体" w:eastAsia="宋体"/>
-                <w:sz w:val="18"/>
-              </w:rPr>
-              <w:t>6.269 MW</w:t>
-            </w:r>
-          </w:p>
-        </w:tc>
-        <w:tc>
-          <w:tcPr>
-            <w:tcW w:type="dxa" w:w="1768"/>
-            <w:vAlign w:val="center"/>
-            <w:tcBorders/>
-          </w:tcPr>
-          <w:p>
-            <w:pPr>
-              <w:jc w:val="center"/>
-            </w:pPr>
-            <w:r>
-              <w:rPr>
-                <w:rFonts w:ascii="宋体" w:hAnsi="宋体" w:eastAsia="宋体"/>
-                <w:sz w:val="18"/>
-              </w:rPr>
-              <w:t>-</w:t>
-            </w:r>
-          </w:p>
-        </w:tc>
-      </w:tr>
-      <w:tr>
-        <w:tc>
-          <w:tcPr>
-            <w:tcW w:type="dxa" w:w="1768"/>
-            <w:vAlign w:val="center"/>
-            <w:tcBorders/>
-          </w:tcPr>
-          <w:p>
-            <w:pPr>
-              <w:jc w:val="center"/>
-            </w:pPr>
-            <w:r>
-              <w:rPr>
-                <w:rFonts w:ascii="宋体" w:hAnsi="宋体" w:eastAsia="宋体"/>
-                <w:sz w:val="18"/>
-              </w:rPr>
-              <w:t>场站 C (20MW)</w:t>
-            </w:r>
-          </w:p>
-        </w:tc>
-        <w:tc>
-          <w:tcPr>
-            <w:tcW w:type="dxa" w:w="1768"/>
-            <w:vAlign w:val="center"/>
-            <w:tcBorders/>
-          </w:tcPr>
-          <w:p>
-            <w:pPr>
-              <w:jc w:val="center"/>
-            </w:pPr>
-            <w:r>
-              <w:rPr>
-                <w:rFonts w:ascii="宋体" w:hAnsi="宋体" w:eastAsia="宋体"/>
-                <w:sz w:val="18"/>
-              </w:rPr>
-              <w:t>MAE</w:t>
-            </w:r>
-          </w:p>
-        </w:tc>
-        <w:tc>
-          <w:tcPr>
-            <w:tcW w:type="dxa" w:w="1768"/>
-            <w:vAlign w:val="center"/>
-            <w:tcBorders/>
-          </w:tcPr>
-          <w:p>
-            <w:pPr>
-              <w:jc w:val="center"/>
-            </w:pPr>
-            <w:r>
-              <w:rPr>
-                <w:rFonts w:ascii="宋体" w:hAnsi="宋体" w:eastAsia="宋体"/>
-                <w:sz w:val="18"/>
-              </w:rPr>
-              <w:t>0.561 MW</w:t>
-            </w:r>
-          </w:p>
-        </w:tc>
-        <w:tc>
-          <w:tcPr>
-            <w:tcW w:type="dxa" w:w="1768"/>
-            <w:vAlign w:val="center"/>
-            <w:tcBorders/>
-          </w:tcPr>
-          <w:p>
-            <w:pPr>
-              <w:jc w:val="center"/>
-            </w:pPr>
-            <w:r>
-              <w:rPr>
-                <w:rFonts w:ascii="宋体" w:hAnsi="宋体" w:eastAsia="宋体"/>
-                <w:sz w:val="18"/>
-              </w:rPr>
-              <w:t>0.968 MW</w:t>
-            </w:r>
-          </w:p>
-        </w:tc>
-        <w:tc>
-          <w:tcPr>
-            <w:tcW w:type="dxa" w:w="1768"/>
-            <w:vAlign w:val="center"/>
-            <w:tcBorders/>
-          </w:tcPr>
-          <w:p>
-            <w:pPr>
-              <w:jc w:val="center"/>
-            </w:pPr>
-            <w:r>
-              <w:rPr>
-                <w:rFonts w:ascii="宋体" w:hAnsi="宋体" w:eastAsia="宋体"/>
-                <w:sz w:val="18"/>
-              </w:rPr>
-              <w:t>41.99%</w:t>
-            </w:r>
-          </w:p>
-        </w:tc>
-      </w:tr>
-      <w:tr>
-        <w:tc>
-          <w:tcPr>
-            <w:tcW w:type="dxa" w:w="1768"/>
-            <w:vAlign w:val="center"/>
-            <w:tcBorders>
-              <w:bottom w:sz="12" w:val="single" w:color="000000"/>
-            </w:tcBorders>
-          </w:tcPr>
-          <w:p>
-            <w:pPr>
-              <w:jc w:val="center"/>
-            </w:pPr>
-            <w:r>
-              <w:rPr>
-                <w:rFonts w:ascii="宋体" w:hAnsi="宋体" w:eastAsia="宋体"/>
-                <w:sz w:val="18"/>
-              </w:rPr>
-            </w:r>
-          </w:p>
-        </w:tc>
-        <w:tc>
-          <w:tcPr>
-            <w:tcW w:type="dxa" w:w="1768"/>
-            <w:vAlign w:val="center"/>
-            <w:tcBorders>
-              <w:bottom w:sz="12" w:val="single" w:color="000000"/>
-            </w:tcBorders>
-          </w:tcPr>
-          <w:p>
-            <w:pPr>
-              <w:jc w:val="center"/>
-            </w:pPr>
-            <w:r>
-              <w:rPr>
-                <w:rFonts w:ascii="宋体" w:hAnsi="宋体" w:eastAsia="宋体"/>
-                <w:sz w:val="18"/>
-              </w:rPr>
-              <w:t>RMSE</w:t>
-            </w:r>
-          </w:p>
-        </w:tc>
-        <w:tc>
-          <w:tcPr>
-            <w:tcW w:type="dxa" w:w="1768"/>
-            <w:vAlign w:val="center"/>
-            <w:tcBorders>
-              <w:bottom w:sz="12" w:val="single" w:color="000000"/>
-            </w:tcBorders>
-          </w:tcPr>
-          <w:p>
-            <w:pPr>
-              <w:jc w:val="center"/>
-            </w:pPr>
-            <w:r>
-              <w:rPr>
-                <w:rFonts w:ascii="宋体" w:hAnsi="宋体" w:eastAsia="宋体"/>
-                <w:sz w:val="18"/>
-              </w:rPr>
-              <w:t>1.495 MW</w:t>
-            </w:r>
-          </w:p>
-        </w:tc>
-        <w:tc>
-          <w:tcPr>
-            <w:tcW w:type="dxa" w:w="1768"/>
-            <w:vAlign w:val="center"/>
-            <w:tcBorders>
-              <w:bottom w:sz="12" w:val="single" w:color="000000"/>
-            </w:tcBorders>
-          </w:tcPr>
-          <w:p>
-            <w:pPr>
-              <w:jc w:val="center"/>
-            </w:pPr>
-            <w:r>
-              <w:rPr>
-                <w:rFonts w:ascii="宋体" w:hAnsi="宋体" w:eastAsia="宋体"/>
-                <w:sz w:val="18"/>
-              </w:rPr>
-              <w:t>1.997 MW</w:t>
-            </w:r>
-          </w:p>
-        </w:tc>
-        <w:tc>
-          <w:tcPr>
-            <w:tcW w:type="dxa" w:w="1768"/>
-            <w:vAlign w:val="center"/>
-            <w:tcBorders>
-              <w:bottom w:sz="12" w:val="single" w:color="000000"/>
-            </w:tcBorders>
-          </w:tcPr>
-          <w:p>
-            <w:pPr>
-              <w:jc w:val="center"/>
-            </w:pPr>
-            <w:r>
-              <w:rPr>
-                <w:rFonts w:ascii="宋体" w:hAnsi="宋体" w:eastAsia="宋体"/>
-                <w:sz w:val="18"/>
-              </w:rPr>
-              <w:t>-</w:t>
+              <w:t>39.25%</w:t>
             </w:r>
           </w:p>
         </w:tc>
       </w:tr>
     </w:tbl>
+    <w:p/>
     <w:p>
       <w:pPr>
-        <w:spacing w:after="120" w:line="300" w:lineRule="auto"/>
-        <w:ind w:firstLine="432"/>
-      </w:pPr>
-      <w:r>
-        <w:rPr>
-          <w:rFonts w:ascii="宋体" w:hAnsi="宋体" w:eastAsia="宋体"/>
-          <w:sz w:val="21"/>
-        </w:rPr>
-        <w:t>由表 1 结果表明，一站一模型在场站 A、B、C 上的 MAE 相比通用模型分别降低了 64.54%、47.87% 以及 41.99%。本实验引入的空间特异性参量主要包括场站地理位置参数（纬度与微气候变率）与场站容量特异性参数 Cs。在“一站一模型”开发模式下，这些空间参量通过各场站独立训练过程在空间上实现解耦；而在通用多站模型策略下，这些异构的空间参量被全局共享模型强制压缩共用，引起了负泛化冲突。</w:t>
-      </w:r>
-    </w:p>
-    <w:p>
-      <w:pPr>
-        <w:spacing w:before="240"/>
         <w:jc w:val="center"/>
       </w:pPr>
       <w:r>
         <w:drawing>
           <wp:inline xmlns:a="http://schemas.openxmlformats.org/drawingml/2006/main" xmlns:pic="http://schemas.openxmlformats.org/drawingml/2006/picture">
-            <wp:extent cx="4572000" cy="2519047"/>
+            <wp:extent cx="5303520" cy="2772295"/>
             <wp:docPr id="2" name="Picture 2"/>
             <wp:cNvGraphicFramePr>
               <a:graphicFrameLocks noChangeAspect="1"/>
@@ -1972,7 +4216,7 @@
               <a:graphicData uri="http://schemas.openxmlformats.org/drawingml/2006/picture">
                 <pic:pic>
                   <pic:nvPicPr>
-                    <pic:cNvPr id="0" name="experiment1_one_model_vs_global.png"/>
+                    <pic:cNvPr id="0" name="experiment2_fault_comparison.png"/>
                     <pic:cNvPicPr/>
                   </pic:nvPicPr>
                   <pic:blipFill>
@@ -1984,7 +4228,7 @@
                   <pic:spPr>
                     <a:xfrm>
                       <a:off x="0" y="0"/>
-                      <a:ext cx="4572000" cy="2519047"/>
+                      <a:ext cx="5303520" cy="2772295"/>
                     </a:xfrm>
                     <a:prstGeom prst="rect"/>
                   </pic:spPr>
@@ -1997,94 +4241,74 @@
     </w:p>
     <w:p>
       <w:pPr>
-        <w:spacing w:before="80" w:after="240"/>
+        <w:spacing w:line="300" w:lineRule="auto" w:after="120"/>
         <w:jc w:val="center"/>
       </w:pPr>
       <w:r>
         <w:rPr>
-          <w:rFonts w:ascii="黑体" w:hAnsi="黑体" w:eastAsia="黑体"/>
+          <w:rFonts w:ascii="宋体" w:hAnsi="宋体" w:eastAsia="宋体"/>
           <w:b/>
-          <w:sz w:val="18"/>
+          <w:sz w:val="20"/>
         </w:rPr>
-        <w:t>图 2 典型晴朗日一站一模型与通用模型预测对比图 (场站 A)</w:t>
+        <w:t>图 3 典型运维异常预测对比图</w:t>
       </w:r>
     </w:p>
     <w:p>
       <w:pPr>
-        <w:spacing w:after="120" w:line="300" w:lineRule="auto"/>
-        <w:ind w:firstLine="432"/>
+        <w:pStyle w:val="Heading3"/>
+        <w:spacing w:line="300" w:lineRule="auto" w:after="120"/>
       </w:pPr>
       <w:r>
         <w:rPr>
           <w:rFonts w:ascii="宋体" w:hAnsi="宋体" w:eastAsia="宋体"/>
-          <w:sz w:val="21"/>
+          <w:b/>
+          <w:sz w:val="22"/>
         </w:rPr>
-        <w:t>从图 2 的预测曲线对比可以看出，一站一模型（绿线）与实际出力（黑线）高度重合，而通用多站模型（红虚线）则在中午强日照时段产生明显的负偏差，造成严重的低估。造成这一现象的深层物理机理在于：不同区域的微气候和设备健康度存在显著的空间异构性。通用多站模型在混合训练中试图寻找妥协所有站的全局参数，导致参数发生“均值化平庸”，对特定高特异性场站带来“负泛化”效应。而一站一模型专属配置在隐空间中完美解耦了空间变率。</w:t>
+        <w:t>4.2.3 消融实验与门控边界验证</w:t>
       </w:r>
     </w:p>
     <w:p>
       <w:pPr>
-        <w:keepNext/>
-        <w:spacing w:before="120" w:after="40"/>
+        <w:spacing w:line="300" w:lineRule="auto" w:after="120"/>
       </w:pPr>
       <w:r>
         <w:rPr>
-          <w:rFonts w:ascii="黑体" w:hAnsi="黑体" w:eastAsia="黑体"/>
-          <w:b/>
-          <w:sz w:val="21"/>
+          <w:rFonts w:ascii="宋体" w:hAnsi="宋体" w:eastAsia="宋体"/>
+          <w:b w:val="0"/>
+          <w:sz w:val="24"/>
         </w:rPr>
-        <w:t>4.3.2 运维异常日志嵌入融合效果机理分析</w:t>
+        <w:t>实验三进一步分析计划检修时段的预测残留问题。表 6 显示，不含事件的基线 Transformer 在计划检修时段 MAE 为 7.322 MW，存在明显残留；仅进行事件特征融合但关闭门控后，MAE 降至 0.115 MW；加入 O&amp;M Gate 后进一步降至 0.106 MW。由此可见，事件特征本身已经提供了主要的检修状态信息，门控分支的增益较小但稳定。为了避免夸大门控作用，本文将其定位为端到端训练中的可微输出抑制机制，而非替代工程规则后处理的严格约束求解器。</w:t>
       </w:r>
     </w:p>
     <w:p>
       <w:pPr>
-        <w:spacing w:after="120" w:line="300" w:lineRule="auto"/>
-        <w:ind w:firstLine="432"/>
+        <w:spacing w:line="300" w:lineRule="auto" w:after="120"/>
+        <w:jc w:val="center"/>
       </w:pPr>
       <w:r>
         <w:rPr>
           <w:rFonts w:ascii="宋体" w:hAnsi="宋体" w:eastAsia="宋体"/>
-          <w:sz w:val="21"/>
+          <w:b/>
+          <w:sz w:val="20"/>
         </w:rPr>
-        <w:t>在场站 C 上，对比基线 Transformer 与所提模型的预测精度，结果如表 2 所示。</w:t>
-      </w:r>
-    </w:p>
-    <w:p>
-      <w:pPr>
-        <w:keepNext/>
-        <w:spacing w:before="240" w:after="80"/>
-        <w:jc w:val="center"/>
-      </w:pPr>
-      <w:r>
-        <w:rPr>
-          <w:rFonts w:ascii="黑体" w:hAnsi="黑体" w:eastAsia="黑体"/>
-          <w:b/>
-          <w:sz w:val="18"/>
-        </w:rPr>
-        <w:t>表 2 融入运维特征前后对比（基于场站 C 测试集）</w:t>
+        <w:t>表 6 计划检修时段消融实验</w:t>
       </w:r>
     </w:p>
     <w:tbl>
       <w:tblPr>
+        <w:tblStyle w:val="TableGrid"/>
         <w:tblW w:type="auto" w:w="0"/>
-        <w:jc w:val="center"/>
         <w:tblLook w:firstColumn="1" w:firstRow="1" w:lastColumn="0" w:lastRow="0" w:noHBand="0" w:noVBand="1" w:val="04A0"/>
       </w:tblPr>
       <w:tblGrid>
-        <w:gridCol w:w="2210"/>
-        <w:gridCol w:w="2210"/>
-        <w:gridCol w:w="2210"/>
-        <w:gridCol w:w="2210"/>
+        <w:gridCol w:w="3216"/>
+        <w:gridCol w:w="3216"/>
+        <w:gridCol w:w="3216"/>
       </w:tblGrid>
       <w:tr>
         <w:tc>
           <w:tcPr>
-            <w:tcW w:type="dxa" w:w="2210"/>
-            <w:vAlign w:val="center"/>
-            <w:tcBorders>
-              <w:top w:sz="12" w:val="single" w:color="000000"/>
-              <w:bottom w:sz="6" w:val="single" w:color="000000"/>
-            </w:tcBorders>
+            <w:tcW w:type="dxa" w:w="3216"/>
           </w:tcPr>
           <w:p>
             <w:pPr>
@@ -2093,20 +4317,16 @@
             <w:r>
               <w:rPr>
                 <w:rFonts w:ascii="宋体" w:hAnsi="宋体" w:eastAsia="宋体"/>
+                <w:b/>
                 <w:sz w:val="18"/>
               </w:rPr>
-              <w:t>评估时段</w:t>
+              <w:t>模型架构</w:t>
             </w:r>
           </w:p>
         </w:tc>
         <w:tc>
           <w:tcPr>
-            <w:tcW w:type="dxa" w:w="2210"/>
-            <w:vAlign w:val="center"/>
-            <w:tcBorders>
-              <w:top w:sz="12" w:val="single" w:color="000000"/>
-              <w:bottom w:sz="6" w:val="single" w:color="000000"/>
-            </w:tcBorders>
+            <w:tcW w:type="dxa" w:w="3216"/>
           </w:tcPr>
           <w:p>
             <w:pPr>
@@ -2115,20 +4335,16 @@
             <w:r>
               <w:rPr>
                 <w:rFonts w:ascii="宋体" w:hAnsi="宋体" w:eastAsia="宋体"/>
+                <w:b/>
                 <w:sz w:val="18"/>
               </w:rPr>
-              <w:t>基线 Transformer (未融合) MAE</w:t>
+              <w:t>计划检修时段 MAE</w:t>
             </w:r>
           </w:p>
         </w:tc>
         <w:tc>
           <w:tcPr>
-            <w:tcW w:type="dxa" w:w="2210"/>
-            <w:vAlign w:val="center"/>
-            <w:tcBorders>
-              <w:top w:sz="12" w:val="single" w:color="000000"/>
-              <w:bottom w:sz="6" w:val="single" w:color="000000"/>
-            </w:tcBorders>
+            <w:tcW w:type="dxa" w:w="3216"/>
           </w:tcPr>
           <w:p>
             <w:pPr>
@@ -2137,20 +4353,18 @@
             <w:r>
               <w:rPr>
                 <w:rFonts w:ascii="宋体" w:hAnsi="宋体" w:eastAsia="宋体"/>
+                <w:b/>
                 <w:sz w:val="18"/>
               </w:rPr>
-              <w:t>运维感知 Transformer (融合) MAE</w:t>
+              <w:t>说明</w:t>
             </w:r>
           </w:p>
         </w:tc>
+      </w:tr>
+      <w:tr>
         <w:tc>
           <w:tcPr>
-            <w:tcW w:type="dxa" w:w="2210"/>
-            <w:vAlign w:val="center"/>
-            <w:tcBorders>
-              <w:top w:sz="12" w:val="single" w:color="000000"/>
-              <w:bottom w:sz="6" w:val="single" w:color="000000"/>
-            </w:tcBorders>
+            <w:tcW w:type="dxa" w:w="3216"/>
           </w:tcPr>
           <w:p>
             <w:pPr>
@@ -2159,19 +4373,16 @@
             <w:r>
               <w:rPr>
                 <w:rFonts w:ascii="宋体" w:hAnsi="宋体" w:eastAsia="宋体"/>
+                <w:b w:val="0"/>
                 <w:sz w:val="18"/>
               </w:rPr>
-              <w:t>误差降低幅度</w:t>
+              <w:t>基线 Transformer (不含事件)</w:t>
             </w:r>
           </w:p>
         </w:tc>
-      </w:tr>
-      <w:tr>
         <w:tc>
           <w:tcPr>
-            <w:tcW w:type="dxa" w:w="2210"/>
-            <w:vAlign w:val="center"/>
-            <w:tcBorders/>
+            <w:tcW w:type="dxa" w:w="3216"/>
           </w:tcPr>
           <w:p>
             <w:pPr>
@@ -2180,17 +4391,16 @@
             <w:r>
               <w:rPr>
                 <w:rFonts w:ascii="宋体" w:hAnsi="宋体" w:eastAsia="宋体"/>
+                <w:b w:val="0"/>
                 <w:sz w:val="18"/>
               </w:rPr>
-              <w:t>总体时段 (Overall)</w:t>
+              <w:t>7.322 MW</w:t>
             </w:r>
           </w:p>
         </w:tc>
         <w:tc>
           <w:tcPr>
-            <w:tcW w:type="dxa" w:w="2210"/>
-            <w:vAlign w:val="center"/>
-            <w:tcBorders/>
+            <w:tcW w:type="dxa" w:w="3216"/>
           </w:tcPr>
           <w:p>
             <w:pPr>
@@ -2199,17 +4409,18 @@
             <w:r>
               <w:rPr>
                 <w:rFonts w:ascii="宋体" w:hAnsi="宋体" w:eastAsia="宋体"/>
+                <w:b w:val="0"/>
                 <w:sz w:val="18"/>
               </w:rPr>
-              <w:t>1.150 MW</w:t>
+              <w:t>无法感知检修状态，存在明显预测残留</w:t>
             </w:r>
           </w:p>
         </w:tc>
+      </w:tr>
+      <w:tr>
         <w:tc>
           <w:tcPr>
-            <w:tcW w:type="dxa" w:w="2210"/>
-            <w:vAlign w:val="center"/>
-            <w:tcBorders/>
+            <w:tcW w:type="dxa" w:w="3216"/>
           </w:tcPr>
           <w:p>
             <w:pPr>
@@ -2218,17 +4429,16 @@
             <w:r>
               <w:rPr>
                 <w:rFonts w:ascii="宋体" w:hAnsi="宋体" w:eastAsia="宋体"/>
+                <w:b w:val="0"/>
                 <w:sz w:val="18"/>
               </w:rPr>
-              <w:t>0.561 MW</w:t>
+              <w:t>常规融合模型 (事件嵌入，无门控)</w:t>
             </w:r>
           </w:p>
         </w:tc>
         <w:tc>
           <w:tcPr>
-            <w:tcW w:type="dxa" w:w="2210"/>
-            <w:vAlign w:val="center"/>
-            <w:tcBorders/>
+            <w:tcW w:type="dxa" w:w="3216"/>
           </w:tcPr>
           <w:p>
             <w:pPr>
@@ -2237,19 +4447,16 @@
             <w:r>
               <w:rPr>
                 <w:rFonts w:ascii="宋体" w:hAnsi="宋体" w:eastAsia="宋体"/>
+                <w:b w:val="0"/>
                 <w:sz w:val="18"/>
               </w:rPr>
-              <w:t>51.19%</w:t>
+              <w:t>0.115 MW</w:t>
             </w:r>
           </w:p>
         </w:tc>
-      </w:tr>
-      <w:tr>
         <w:tc>
           <w:tcPr>
-            <w:tcW w:type="dxa" w:w="2210"/>
-            <w:vAlign w:val="center"/>
-            <w:tcBorders/>
+            <w:tcW w:type="dxa" w:w="3216"/>
           </w:tcPr>
           <w:p>
             <w:pPr>
@@ -2258,17 +4465,18 @@
             <w:r>
               <w:rPr>
                 <w:rFonts w:ascii="宋体" w:hAnsi="宋体" w:eastAsia="宋体"/>
+                <w:b w:val="0"/>
                 <w:sz w:val="18"/>
               </w:rPr>
-              <w:t>常规无事件时段 (Normal)</w:t>
+              <w:t>已利用事件特征，但仍有少量残留</w:t>
             </w:r>
           </w:p>
         </w:tc>
+      </w:tr>
+      <w:tr>
         <w:tc>
           <w:tcPr>
-            <w:tcW w:type="dxa" w:w="2210"/>
-            <w:vAlign w:val="center"/>
-            <w:tcBorders/>
+            <w:tcW w:type="dxa" w:w="3216"/>
           </w:tcPr>
           <w:p>
             <w:pPr>
@@ -2277,17 +4485,16 @@
             <w:r>
               <w:rPr>
                 <w:rFonts w:ascii="宋体" w:hAnsi="宋体" w:eastAsia="宋体"/>
+                <w:b w:val="0"/>
                 <w:sz w:val="18"/>
               </w:rPr>
-              <w:t>0.914 MW</w:t>
+              <w:t>O&amp;M Aware (事件嵌入 + 门控)</w:t>
             </w:r>
           </w:p>
         </w:tc>
         <w:tc>
           <w:tcPr>
-            <w:tcW w:type="dxa" w:w="2210"/>
-            <w:vAlign w:val="center"/>
-            <w:tcBorders/>
+            <w:tcW w:type="dxa" w:w="3216"/>
           </w:tcPr>
           <w:p>
             <w:pPr>
@@ -2296,17 +4503,16 @@
             <w:r>
               <w:rPr>
                 <w:rFonts w:ascii="宋体" w:hAnsi="宋体" w:eastAsia="宋体"/>
+                <w:b w:val="0"/>
                 <w:sz w:val="18"/>
               </w:rPr>
-              <w:t>0.405 MW</w:t>
+              <w:t>0.106 MW</w:t>
             </w:r>
           </w:p>
         </w:tc>
         <w:tc>
           <w:tcPr>
-            <w:tcW w:type="dxa" w:w="2210"/>
-            <w:vAlign w:val="center"/>
-            <w:tcBorders/>
+            <w:tcW w:type="dxa" w:w="3216"/>
           </w:tcPr>
           <w:p>
             <w:pPr>
@@ -2315,9 +4521,10 @@
             <w:r>
               <w:rPr>
                 <w:rFonts w:ascii="宋体" w:hAnsi="宋体" w:eastAsia="宋体"/>
+                <w:b w:val="0"/>
                 <w:sz w:val="18"/>
               </w:rPr>
-              <w:t>55.67%</w:t>
+              <w:t>在端到端训练中进一步抑制输出残留</w:t>
             </w:r>
           </w:p>
         </w:tc>
@@ -2325,11 +4532,7 @@
       <w:tr>
         <w:tc>
           <w:tcPr>
-            <w:tcW w:type="dxa" w:w="2210"/>
-            <w:vAlign w:val="center"/>
-            <w:tcBorders>
-              <w:bottom w:sz="12" w:val="single" w:color="000000"/>
-            </w:tcBorders>
+            <w:tcW w:type="dxa" w:w="3216"/>
           </w:tcPr>
           <w:p>
             <w:pPr>
@@ -2338,19 +4541,16 @@
             <w:r>
               <w:rPr>
                 <w:rFonts w:ascii="宋体" w:hAnsi="宋体" w:eastAsia="宋体"/>
+                <w:b w:val="0"/>
                 <w:sz w:val="18"/>
               </w:rPr>
-              <w:t>运维事件时段 (Events)</w:t>
+              <w:t>规则后处理基线 (检修时段置为 0)</w:t>
             </w:r>
           </w:p>
         </w:tc>
         <w:tc>
           <w:tcPr>
-            <w:tcW w:type="dxa" w:w="2210"/>
-            <w:vAlign w:val="center"/>
-            <w:tcBorders>
-              <w:bottom w:sz="12" w:val="single" w:color="000000"/>
-            </w:tcBorders>
+            <w:tcW w:type="dxa" w:w="3216"/>
           </w:tcPr>
           <w:p>
             <w:pPr>
@@ -2359,19 +4559,16 @@
             <w:r>
               <w:rPr>
                 <w:rFonts w:ascii="宋体" w:hAnsi="宋体" w:eastAsia="宋体"/>
+                <w:b w:val="0"/>
                 <w:sz w:val="18"/>
               </w:rPr>
-              <w:t>2.495 MW</w:t>
+              <w:t>0.000 MW</w:t>
             </w:r>
           </w:p>
         </w:tc>
         <w:tc>
           <w:tcPr>
-            <w:tcW w:type="dxa" w:w="2210"/>
-            <w:vAlign w:val="center"/>
-            <w:tcBorders>
-              <w:bottom w:sz="12" w:val="single" w:color="000000"/>
-            </w:tcBorders>
+            <w:tcW w:type="dxa" w:w="3216"/>
           </w:tcPr>
           <w:p>
             <w:pPr>
@@ -2380,57 +4577,24 @@
             <w:r>
               <w:rPr>
                 <w:rFonts w:ascii="宋体" w:hAnsi="宋体" w:eastAsia="宋体"/>
+                <w:b w:val="0"/>
                 <w:sz w:val="18"/>
               </w:rPr>
-              <w:t>1.450 MW</w:t>
-            </w:r>
-          </w:p>
-        </w:tc>
-        <w:tc>
-          <w:tcPr>
-            <w:tcW w:type="dxa" w:w="2210"/>
-            <w:vAlign w:val="center"/>
-            <w:tcBorders>
-              <w:bottom w:sz="12" w:val="single" w:color="000000"/>
-            </w:tcBorders>
-          </w:tcPr>
-          <w:p>
-            <w:pPr>
-              <w:jc w:val="center"/>
-            </w:pPr>
-            <w:r>
-              <w:rPr>
-                <w:rFonts w:ascii="宋体" w:hAnsi="宋体" w:eastAsia="宋体"/>
-                <w:sz w:val="18"/>
-              </w:rPr>
-              <w:t>41.87%</w:t>
+              <w:t>工程规则上限，不参与端到端训练</w:t>
             </w:r>
           </w:p>
         </w:tc>
       </w:tr>
     </w:tbl>
+    <w:p/>
     <w:p>
       <w:pPr>
-        <w:spacing w:after="120" w:line="300" w:lineRule="auto"/>
-        <w:ind w:firstLine="432"/>
-      </w:pPr>
-      <w:r>
-        <w:rPr>
-          <w:rFonts w:ascii="宋体" w:hAnsi="宋体" w:eastAsia="宋体"/>
-          <w:sz w:val="21"/>
-        </w:rPr>
-        <w:t>本实验引入的核心特征参量为运维异常事件离散指示变量 E_hist 与 E_fut（编码定义为：正常状态 E=0、计划检修状态 E=1、设备突发故障状态 E=2、电网限电状态 E=3）。基线 Transformer 模型在输入特征上仅包含了历史出力时序 Pt 和未来的气象特征参量；而本文方法进一步将这些离散运维异常状态日志信息通过 Embedding 矩阵映射到连续的低维隐空间，作为附加的感知通道级联输入网络模型。</w:t>
-      </w:r>
-    </w:p>
-    <w:p>
-      <w:pPr>
-        <w:spacing w:before="240"/>
         <w:jc w:val="center"/>
       </w:pPr>
       <w:r>
         <w:drawing>
           <wp:inline xmlns:a="http://schemas.openxmlformats.org/drawingml/2006/main" xmlns:pic="http://schemas.openxmlformats.org/drawingml/2006/picture">
-            <wp:extent cx="4572000" cy="2495741"/>
+            <wp:extent cx="5303520" cy="2860371"/>
             <wp:docPr id="3" name="Picture 3"/>
             <wp:cNvGraphicFramePr>
               <a:graphicFrameLocks noChangeAspect="1"/>
@@ -2439,7 +4603,7 @@
               <a:graphicData uri="http://schemas.openxmlformats.org/drawingml/2006/picture">
                 <pic:pic>
                   <pic:nvPicPr>
-                    <pic:cNvPr id="0" name="experiment2_fault_comparison.png"/>
+                    <pic:cNvPr id="0" name="experiment3_outage_comparison.png"/>
                     <pic:cNvPicPr/>
                   </pic:nvPicPr>
                   <pic:blipFill>
@@ -2451,7 +4615,7 @@
                   <pic:spPr>
                     <a:xfrm>
                       <a:off x="0" y="0"/>
-                      <a:ext cx="4572000" cy="2495741"/>
+                      <a:ext cx="5303520" cy="2860371"/>
                     </a:xfrm>
                     <a:prstGeom prst="rect"/>
                   </pic:spPr>
@@ -2464,371 +4628,53 @@
     </w:p>
     <w:p>
       <w:pPr>
-        <w:spacing w:before="80" w:after="240"/>
+        <w:spacing w:line="300" w:lineRule="auto" w:after="120"/>
         <w:jc w:val="center"/>
       </w:pPr>
       <w:r>
         <w:rPr>
-          <w:rFonts w:ascii="黑体" w:hAnsi="黑体" w:eastAsia="黑体"/>
+          <w:rFonts w:ascii="宋体" w:hAnsi="宋体" w:eastAsia="宋体"/>
           <w:b/>
-          <w:sz w:val="18"/>
+          <w:sz w:val="20"/>
         </w:rPr>
-        <w:t>图 3 典型运维异常时段各模型功率预测曲线对比图 (场站 C)</w:t>
+        <w:t>图 4 典型计划检修预测对比图</w:t>
       </w:r>
     </w:p>
     <w:p>
       <w:pPr>
-        <w:spacing w:after="120" w:line="300" w:lineRule="auto"/>
-        <w:ind w:firstLine="432"/>
+        <w:pStyle w:val="Heading3"/>
+        <w:spacing w:line="300" w:lineRule="auto" w:after="120"/>
       </w:pPr>
       <w:r>
         <w:rPr>
           <w:rFonts w:ascii="宋体" w:hAnsi="宋体" w:eastAsia="宋体"/>
-          <w:sz w:val="21"/>
+          <w:b/>
+          <w:sz w:val="22"/>
         </w:rPr>
-        <w:t>分析表 2 可知，在常规无事件时段，本模型并未影响正常出力拟合；而在运维异常事件发生时段，本模型事件时段 MAE 从 2.495 MW 大幅降至 1.450 MW，降幅达 41.87%。从图 3 的拟合效果可以看出，在突发设备故障导致出力受限下降的红阴影时段，基线模型（红虚线）对运行异常毫无感知，产生巨大的过高估计误差。而本文提出的运维感知 Transformer（绿线）由于输入了事件状态参量 E=2，通过事件嵌入权重修饰了解码端注意力表示，自适应地拉低了预测的出力上限，与实际出力十分贴合。其物理机理在于：事件特征嵌入在隐空间中映射的 Embedding 权重能够有效修饰解码端的交叉注意力表示，相当于在物理上给理论功率上限乘以了一个动态收缩系数，有效抑制了故障及限电期间的过高估计误差。</w:t>
+        <w:t>4.2.4 Embedding 消融实验：One-Hot vs. Learnable Embedding</w:t>
       </w:r>
     </w:p>
     <w:p>
       <w:pPr>
-        <w:keepNext/>
-        <w:spacing w:before="120" w:after="40"/>
+        <w:spacing w:line="300" w:lineRule="auto" w:after="120"/>
       </w:pPr>
       <w:r>
         <w:rPr>
-          <w:rFonts w:ascii="黑体" w:hAnsi="黑体" w:eastAsia="黑体"/>
-          <w:b/>
-          <w:sz w:val="21"/>
+          <w:rFonts w:ascii="宋体" w:hAnsi="宋体" w:eastAsia="宋体"/>
+          <w:b w:val="0"/>
+          <w:sz w:val="24"/>
         </w:rPr>
-        <w:t>4.3.3 消融实验与 O&amp;M Gate 置零曲线拟合度分析</w:t>
+        <w:t>为验证事件嵌入（Embedding）机制的效果，对比了 One-Hot 编码、静态 Embedding 与 Learnable Embedding。One-Hot 模型 MAE 为 0.823 MW，Learnable Embedding 模型为 0.618 MW。图 5 给出事件嵌入可视化示例，用于辅助观察不同事件表示的分离趋势；该图不作为单独的理论证明，结论仍以误差指标和消融实验为主。</w:t>
       </w:r>
     </w:p>
     <w:p>
       <w:pPr>
-        <w:spacing w:after="120" w:line="300" w:lineRule="auto"/>
-        <w:ind w:firstLine="432"/>
-      </w:pPr>
-      <w:r>
-        <w:rPr>
-          <w:rFonts w:ascii="宋体" w:hAnsi="宋体" w:eastAsia="宋体"/>
-          <w:sz w:val="21"/>
-        </w:rPr>
-        <w:t>为验证 O&amp;M Gate 门控对检修期置零的表现，在计划检修时段进行消融对比，如表 3 所示。</w:t>
-      </w:r>
-    </w:p>
-    <w:p>
-      <w:pPr>
-        <w:keepNext/>
-        <w:spacing w:before="240" w:after="80"/>
-        <w:jc w:val="center"/>
-      </w:pPr>
-      <w:r>
-        <w:rPr>
-          <w:rFonts w:ascii="黑体" w:hAnsi="黑体" w:eastAsia="黑体"/>
-          <w:b/>
-          <w:sz w:val="18"/>
-        </w:rPr>
-        <w:t>表 3 计划检修时段消融实验结果对比</w:t>
-      </w:r>
-    </w:p>
-    <w:tbl>
-      <w:tblPr>
-        <w:tblW w:type="auto" w:w="0"/>
-        <w:jc w:val="center"/>
-        <w:tblLook w:firstColumn="1" w:firstRow="1" w:lastColumn="0" w:lastRow="0" w:noHBand="0" w:noVBand="1" w:val="04A0"/>
-      </w:tblPr>
-      <w:tblGrid>
-        <w:gridCol w:w="2947"/>
-        <w:gridCol w:w="2947"/>
-        <w:gridCol w:w="2947"/>
-      </w:tblGrid>
-      <w:tr>
-        <w:tc>
-          <w:tcPr>
-            <w:tcW w:type="dxa" w:w="2947"/>
-            <w:vAlign w:val="center"/>
-            <w:tcBorders>
-              <w:top w:sz="12" w:val="single" w:color="000000"/>
-              <w:bottom w:sz="6" w:val="single" w:color="000000"/>
-            </w:tcBorders>
-          </w:tcPr>
-          <w:p>
-            <w:pPr>
-              <w:jc w:val="center"/>
-            </w:pPr>
-            <w:r>
-              <w:rPr>
-                <w:rFonts w:ascii="宋体" w:hAnsi="宋体" w:eastAsia="宋体"/>
-                <w:sz w:val="18"/>
-              </w:rPr>
-              <w:t>模型架构</w:t>
-            </w:r>
-          </w:p>
-        </w:tc>
-        <w:tc>
-          <w:tcPr>
-            <w:tcW w:type="dxa" w:w="2947"/>
-            <w:vAlign w:val="center"/>
-            <w:tcBorders>
-              <w:top w:sz="12" w:val="single" w:color="000000"/>
-              <w:bottom w:sz="6" w:val="single" w:color="000000"/>
-            </w:tcBorders>
-          </w:tcPr>
-          <w:p>
-            <w:pPr>
-              <w:jc w:val="center"/>
-            </w:pPr>
-            <w:r>
-              <w:rPr>
-                <w:rFonts w:ascii="宋体" w:hAnsi="宋体" w:eastAsia="宋体"/>
-                <w:sz w:val="18"/>
-              </w:rPr>
-              <w:t>计划检修时段 MAE (MW)</w:t>
-            </w:r>
-          </w:p>
-        </w:tc>
-        <w:tc>
-          <w:tcPr>
-            <w:tcW w:type="dxa" w:w="2947"/>
-            <w:vAlign w:val="center"/>
-            <w:tcBorders>
-              <w:top w:sz="12" w:val="single" w:color="000000"/>
-              <w:bottom w:sz="6" w:val="single" w:color="000000"/>
-            </w:tcBorders>
-          </w:tcPr>
-          <w:p>
-            <w:pPr>
-              <w:jc w:val="center"/>
-            </w:pPr>
-            <w:r>
-              <w:rPr>
-                <w:rFonts w:ascii="宋体" w:hAnsi="宋体" w:eastAsia="宋体"/>
-                <w:sz w:val="18"/>
-              </w:rPr>
-              <w:t>物理置零能力评估</w:t>
-            </w:r>
-          </w:p>
-        </w:tc>
-      </w:tr>
-      <w:tr>
-        <w:tc>
-          <w:tcPr>
-            <w:tcW w:type="dxa" w:w="2947"/>
-            <w:vAlign w:val="center"/>
-            <w:tcBorders/>
-          </w:tcPr>
-          <w:p>
-            <w:pPr>
-              <w:jc w:val="center"/>
-            </w:pPr>
-            <w:r>
-              <w:rPr>
-                <w:rFonts w:ascii="宋体" w:hAnsi="宋体" w:eastAsia="宋体"/>
-                <w:sz w:val="18"/>
-              </w:rPr>
-              <w:t>基线 Transformer (不含运维事件)</w:t>
-            </w:r>
-          </w:p>
-        </w:tc>
-        <w:tc>
-          <w:tcPr>
-            <w:tcW w:type="dxa" w:w="2947"/>
-            <w:vAlign w:val="center"/>
-            <w:tcBorders/>
-          </w:tcPr>
-          <w:p>
-            <w:pPr>
-              <w:jc w:val="center"/>
-            </w:pPr>
-            <w:r>
-              <w:rPr>
-                <w:rFonts w:ascii="宋体" w:hAnsi="宋体" w:eastAsia="宋体"/>
-                <w:sz w:val="18"/>
-              </w:rPr>
-              <w:t>7.048 MW</w:t>
-            </w:r>
-          </w:p>
-        </w:tc>
-        <w:tc>
-          <w:tcPr>
-            <w:tcW w:type="dxa" w:w="2947"/>
-            <w:vAlign w:val="center"/>
-            <w:tcBorders/>
-          </w:tcPr>
-          <w:p>
-            <w:pPr>
-              <w:jc w:val="center"/>
-            </w:pPr>
-            <w:r>
-              <w:rPr>
-                <w:rFonts w:ascii="宋体" w:hAnsi="宋体" w:eastAsia="宋体"/>
-                <w:sz w:val="18"/>
-              </w:rPr>
-              <w:t>无置零能力（在白天检修期仍预测大量发电）</w:t>
-            </w:r>
-          </w:p>
-        </w:tc>
-      </w:tr>
-      <w:tr>
-        <w:tc>
-          <w:tcPr>
-            <w:tcW w:type="dxa" w:w="2947"/>
-            <w:vAlign w:val="center"/>
-            <w:tcBorders/>
-          </w:tcPr>
-          <w:p>
-            <w:pPr>
-              <w:jc w:val="center"/>
-            </w:pPr>
-            <w:r>
-              <w:rPr>
-                <w:rFonts w:ascii="宋体" w:hAnsi="宋体" w:eastAsia="宋体"/>
-                <w:sz w:val="18"/>
-              </w:rPr>
-              <w:t>常规特征融合模型 (拼接无门控)</w:t>
-            </w:r>
-          </w:p>
-        </w:tc>
-        <w:tc>
-          <w:tcPr>
-            <w:tcW w:type="dxa" w:w="2947"/>
-            <w:vAlign w:val="center"/>
-            <w:tcBorders/>
-          </w:tcPr>
-          <w:p>
-            <w:pPr>
-              <w:jc w:val="center"/>
-            </w:pPr>
-            <w:r>
-              <w:rPr>
-                <w:rFonts w:ascii="宋体" w:hAnsi="宋体" w:eastAsia="宋体"/>
-                <w:sz w:val="18"/>
-              </w:rPr>
-              <w:t>0.109 MW</w:t>
-            </w:r>
-          </w:p>
-        </w:tc>
-        <w:tc>
-          <w:tcPr>
-            <w:tcW w:type="dxa" w:w="2947"/>
-            <w:vAlign w:val="center"/>
-            <w:tcBorders/>
-          </w:tcPr>
-          <w:p>
-            <w:pPr>
-              <w:jc w:val="center"/>
-            </w:pPr>
-            <w:r>
-              <w:rPr>
-                <w:rFonts w:ascii="宋体" w:hAnsi="宋体" w:eastAsia="宋体"/>
-                <w:sz w:val="18"/>
-              </w:rPr>
-              <w:t>置零不彻底（由于激活平滑性存在功率残留）</w:t>
-            </w:r>
-          </w:p>
-        </w:tc>
-      </w:tr>
-      <w:tr>
-        <w:tc>
-          <w:tcPr>
-            <w:tcW w:type="dxa" w:w="2947"/>
-            <w:vAlign w:val="center"/>
-            <w:tcBorders>
-              <w:bottom w:sz="12" w:val="single" w:color="000000"/>
-            </w:tcBorders>
-          </w:tcPr>
-          <w:p>
-            <w:pPr>
-              <w:jc w:val="center"/>
-            </w:pPr>
-            <w:r>
-              <w:rPr>
-                <w:rFonts w:ascii="宋体" w:hAnsi="宋体" w:eastAsia="宋体"/>
-                <w:sz w:val="18"/>
-              </w:rPr>
-              <w:t>运维感知 Transformer (本文含 O&amp;M Gate)</w:t>
-            </w:r>
-          </w:p>
-        </w:tc>
-        <w:tc>
-          <w:tcPr>
-            <w:tcW w:type="dxa" w:w="2947"/>
-            <w:vAlign w:val="center"/>
-            <w:tcBorders>
-              <w:bottom w:sz="12" w:val="single" w:color="000000"/>
-            </w:tcBorders>
-          </w:tcPr>
-          <w:p>
-            <w:pPr>
-              <w:jc w:val="center"/>
-            </w:pPr>
-            <w:r>
-              <w:rPr>
-                <w:rFonts w:ascii="宋体" w:hAnsi="宋体" w:eastAsia="宋体"/>
-                <w:sz w:val="18"/>
-              </w:rPr>
-              <w:t>0.120 MW</w:t>
-            </w:r>
-          </w:p>
-        </w:tc>
-        <w:tc>
-          <w:tcPr>
-            <w:tcW w:type="dxa" w:w="2947"/>
-            <w:vAlign w:val="center"/>
-            <w:tcBorders>
-              <w:bottom w:sz="12" w:val="single" w:color="000000"/>
-            </w:tcBorders>
-          </w:tcPr>
-          <w:p>
-            <w:pPr>
-              <w:jc w:val="center"/>
-            </w:pPr>
-            <w:r>
-              <w:rPr>
-                <w:rFonts w:ascii="宋体" w:hAnsi="宋体" w:eastAsia="宋体"/>
-                <w:sz w:val="18"/>
-              </w:rPr>
-              <w:t>物理置零成功（预测功率平滑降为 0.0）</w:t>
-            </w:r>
-          </w:p>
-        </w:tc>
-      </w:tr>
-    </w:tbl>
-    <w:p>
-      <w:pPr>
-        <w:spacing w:after="120" w:line="300" w:lineRule="auto"/>
-        <w:ind w:firstLine="432"/>
-      </w:pPr>
-      <w:r>
-        <w:rPr>
-          <w:rFonts w:ascii="宋体" w:hAnsi="宋体" w:eastAsia="宋体"/>
-          <w:sz w:val="21"/>
-        </w:rPr>
-        <w:t>本实验引入的实验参量与架构特征包括：已知计划检修门控状态 E'_t=1、可微门控事件初始化物理偏置向量 β = [β0, β1, β2, β3]^T 以及连续变量门控削减率 g_t。我们在对比中设计了常规特征拼接模型和本文含 O&amp;M Gate 门控网络模型，以定量验证所设计的物理偏置参数与可微拓扑门控的有效性。</w:t>
-      </w:r>
-    </w:p>
-    <w:p>
-      <w:pPr>
-        <w:spacing w:after="120" w:line="300" w:lineRule="auto"/>
-        <w:ind w:firstLine="432"/>
-      </w:pPr>
-      <w:r>
-        <w:rPr>
-          <w:rFonts w:ascii="宋体" w:hAnsi="宋体" w:eastAsia="宋体"/>
-          <w:sz w:val="21"/>
-        </w:rPr>
-        <w:t>分析表 3 可以发现，基线模型在检修期间由于无事件日志感知产生巨额误差；无门控的特征融合模型其检修期出力 MAE 为 0.109 MW；而本文设计的 O&amp;M Gate 模型在检修期误差为 0.120 MW，逼近物理零值。</w:t>
-      </w:r>
-    </w:p>
-    <w:p>
-      <w:pPr>
-        <w:spacing w:before="240"/>
         <w:jc w:val="center"/>
       </w:pPr>
       <w:r>
         <w:drawing>
           <wp:inline xmlns:a="http://schemas.openxmlformats.org/drawingml/2006/main" xmlns:pic="http://schemas.openxmlformats.org/drawingml/2006/picture">
-            <wp:extent cx="4572000" cy="2519047"/>
+            <wp:extent cx="5303520" cy="3977640"/>
             <wp:docPr id="4" name="Picture 4"/>
             <wp:cNvGraphicFramePr>
               <a:graphicFrameLocks noChangeAspect="1"/>
@@ -2837,7 +4683,7 @@
               <a:graphicData uri="http://schemas.openxmlformats.org/drawingml/2006/picture">
                 <pic:pic>
                   <pic:nvPicPr>
-                    <pic:cNvPr id="0" name="experiment3_outage_comparison.png"/>
+                    <pic:cNvPr id="0" name="tsne_embedding.png"/>
                     <pic:cNvPicPr/>
                   </pic:nvPicPr>
                   <pic:blipFill>
@@ -2849,7 +4695,7 @@
                   <pic:spPr>
                     <a:xfrm>
                       <a:off x="0" y="0"/>
-                      <a:ext cx="4572000" cy="2519047"/>
+                      <a:ext cx="5303520" cy="3977640"/>
                     </a:xfrm>
                     <a:prstGeom prst="rect"/>
                   </pic:spPr>
@@ -2862,72 +4708,1043 @@
     </w:p>
     <w:p>
       <w:pPr>
-        <w:spacing w:before="80" w:after="240"/>
+        <w:spacing w:line="300" w:lineRule="auto" w:after="120"/>
         <w:jc w:val="center"/>
       </w:pPr>
       <w:r>
         <w:rPr>
-          <w:rFonts w:ascii="黑体" w:hAnsi="黑体" w:eastAsia="黑体"/>
+          <w:rFonts w:ascii="宋体" w:hAnsi="宋体" w:eastAsia="宋体"/>
           <w:b/>
-          <w:sz w:val="18"/>
+          <w:sz w:val="20"/>
         </w:rPr>
-        <w:t>图 4 典型计划检修时段各模型功率预测曲线对比图 (场站 C)</w:t>
+        <w:t>图 5 运维状态 Embedding 的 t-SNE 可视化聚类图</w:t>
       </w:r>
     </w:p>
     <w:p>
       <w:pPr>
-        <w:spacing w:after="120" w:line="300" w:lineRule="auto"/>
-        <w:ind w:firstLine="432"/>
+        <w:pStyle w:val="Heading3"/>
+        <w:spacing w:line="300" w:lineRule="auto" w:after="120"/>
       </w:pPr>
       <w:r>
         <w:rPr>
           <w:rFonts w:ascii="宋体" w:hAnsi="宋体" w:eastAsia="宋体"/>
-          <w:sz w:val="21"/>
+          <w:b/>
+          <w:sz w:val="22"/>
         </w:rPr>
-        <w:t>如图 4 所示，基线模型（红线）由于缺乏检修信息，照常预测出了饱满的正弦出力，产生巨额偏差。常规特征融合模型（橙线）的曲线虽有大幅下降，但在正午时段仍然产生了不可忽视的“功率残留刺”；而本文所提 O&amp;M Gate 模型（绿线）在检修时段的曲线与实际出力完全贴合归零，这得益于其带偏置的门控结构将网络输出映射牢牢锁定在 Sigmoid 的饱和置零区，从算法架构上实现了物理硬约束。</w:t>
+        <w:t>4.2.5 门控先验偏置敏感性分析</w:t>
       </w:r>
     </w:p>
     <w:p>
       <w:pPr>
-        <w:keepNext/>
-        <w:spacing w:before="240" w:after="120"/>
+        <w:spacing w:line="300" w:lineRule="auto" w:after="120"/>
       </w:pPr>
       <w:r>
         <w:rPr>
-          <w:rFonts w:ascii="黑体" w:hAnsi="黑体" w:eastAsia="黑体"/>
+          <w:rFonts w:ascii="宋体" w:hAnsi="宋体" w:eastAsia="宋体"/>
+          <w:b w:val="0"/>
+          <w:sz w:val="24"/>
+        </w:rPr>
+        <w:t>为评估 O&amp;M Gate 中检修事件先验偏置 $\beta_1$ 的影响，在场站 C 上设置 $\beta_1 \in \{0,1,5,10,15\}$ 进行对比。表 7 显示，偏置为 0 时计划检修期 MAE 为 0.1280 MW；当偏置增加到 5、10、15 时，MAE 分别为 0.1067 MW、0.1116 MW 和 0.1072 MW，整体处于高抑制区间。该结果说明门控偏置不需要无限增大，过大的饱和偏置并未带来稳定优势，选择 $\beta_1=10$ 是在抑制残留和保留梯度通路之间的折中设置。</w:t>
+      </w:r>
+    </w:p>
+    <w:p>
+      <w:pPr>
+        <w:spacing w:line="300" w:lineRule="auto" w:after="120"/>
+        <w:jc w:val="center"/>
+      </w:pPr>
+      <w:r>
+        <w:rPr>
+          <w:rFonts w:ascii="宋体" w:hAnsi="宋体" w:eastAsia="宋体"/>
+          <w:b/>
+          <w:sz w:val="20"/>
+        </w:rPr>
+        <w:t>表 7 门控先验偏置敏感性实验</w:t>
+      </w:r>
+    </w:p>
+    <w:tbl>
+      <w:tblPr>
+        <w:tblStyle w:val="TableGrid"/>
+        <w:tblW w:type="auto" w:w="0"/>
+        <w:tblLook w:firstColumn="1" w:firstRow="1" w:lastColumn="0" w:lastRow="0" w:noHBand="0" w:noVBand="1" w:val="04A0"/>
+      </w:tblPr>
+      <w:tblGrid>
+        <w:gridCol w:w="3216"/>
+        <w:gridCol w:w="3216"/>
+        <w:gridCol w:w="3216"/>
+      </w:tblGrid>
+      <w:tr>
+        <w:tc>
+          <w:tcPr>
+            <w:tcW w:type="dxa" w:w="3216"/>
+          </w:tcPr>
+          <w:p>
+            <w:pPr>
+              <w:jc w:val="center"/>
+            </w:pPr>
+            <w:r>
+              <w:rPr>
+                <w:rFonts w:ascii="宋体" w:hAnsi="宋体" w:eastAsia="宋体"/>
+                <w:b/>
+                <w:sz w:val="18"/>
+              </w:rPr>
+              <w:t>门控先验偏置 $\beta_1$</w:t>
+            </w:r>
+          </w:p>
+        </w:tc>
+        <w:tc>
+          <w:tcPr>
+            <w:tcW w:type="dxa" w:w="3216"/>
+          </w:tcPr>
+          <w:p>
+            <w:pPr>
+              <w:jc w:val="center"/>
+            </w:pPr>
+            <w:r>
+              <w:rPr>
+                <w:rFonts w:ascii="宋体" w:hAnsi="宋体" w:eastAsia="宋体"/>
+                <w:b/>
+                <w:sz w:val="18"/>
+              </w:rPr>
+              <w:t>计划检修期 MAE</w:t>
+            </w:r>
+          </w:p>
+        </w:tc>
+        <w:tc>
+          <w:tcPr>
+            <w:tcW w:type="dxa" w:w="3216"/>
+          </w:tcPr>
+          <w:p>
+            <w:pPr>
+              <w:jc w:val="center"/>
+            </w:pPr>
+            <w:r>
+              <w:rPr>
+                <w:rFonts w:ascii="宋体" w:hAnsi="宋体" w:eastAsia="宋体"/>
+                <w:b/>
+                <w:sz w:val="18"/>
+              </w:rPr>
+              <w:t>状态评估</w:t>
+            </w:r>
+          </w:p>
+        </w:tc>
+      </w:tr>
+      <w:tr>
+        <w:tc>
+          <w:tcPr>
+            <w:tcW w:type="dxa" w:w="3216"/>
+          </w:tcPr>
+          <w:p>
+            <w:pPr>
+              <w:jc w:val="center"/>
+            </w:pPr>
+            <w:r>
+              <w:rPr>
+                <w:rFonts w:ascii="宋体" w:hAnsi="宋体" w:eastAsia="宋体"/>
+                <w:b w:val="0"/>
+                <w:sz w:val="18"/>
+              </w:rPr>
+              <w:t>0</w:t>
+            </w:r>
+          </w:p>
+        </w:tc>
+        <w:tc>
+          <w:tcPr>
+            <w:tcW w:type="dxa" w:w="3216"/>
+          </w:tcPr>
+          <w:p>
+            <w:pPr>
+              <w:jc w:val="center"/>
+            </w:pPr>
+            <w:r>
+              <w:rPr>
+                <w:rFonts w:ascii="宋体" w:hAnsi="宋体" w:eastAsia="宋体"/>
+                <w:b w:val="0"/>
+                <w:sz w:val="18"/>
+              </w:rPr>
+              <w:t>0.1280 MW</w:t>
+            </w:r>
+          </w:p>
+        </w:tc>
+        <w:tc>
+          <w:tcPr>
+            <w:tcW w:type="dxa" w:w="3216"/>
+          </w:tcPr>
+          <w:p>
+            <w:pPr>
+              <w:jc w:val="center"/>
+            </w:pPr>
+            <w:r>
+              <w:rPr>
+                <w:rFonts w:ascii="宋体" w:hAnsi="宋体" w:eastAsia="宋体"/>
+                <w:b w:val="0"/>
+                <w:sz w:val="18"/>
+              </w:rPr>
+              <w:t>较强抑制，存在微量残留</w:t>
+            </w:r>
+          </w:p>
+        </w:tc>
+      </w:tr>
+      <w:tr>
+        <w:tc>
+          <w:tcPr>
+            <w:tcW w:type="dxa" w:w="3216"/>
+          </w:tcPr>
+          <w:p>
+            <w:pPr>
+              <w:jc w:val="center"/>
+            </w:pPr>
+            <w:r>
+              <w:rPr>
+                <w:rFonts w:ascii="宋体" w:hAnsi="宋体" w:eastAsia="宋体"/>
+                <w:b w:val="0"/>
+                <w:sz w:val="18"/>
+              </w:rPr>
+              <w:t>1</w:t>
+            </w:r>
+          </w:p>
+        </w:tc>
+        <w:tc>
+          <w:tcPr>
+            <w:tcW w:type="dxa" w:w="3216"/>
+          </w:tcPr>
+          <w:p>
+            <w:pPr>
+              <w:jc w:val="center"/>
+            </w:pPr>
+            <w:r>
+              <w:rPr>
+                <w:rFonts w:ascii="宋体" w:hAnsi="宋体" w:eastAsia="宋体"/>
+                <w:b w:val="0"/>
+                <w:sz w:val="18"/>
+              </w:rPr>
+              <w:t>0.1187 MW</w:t>
+            </w:r>
+          </w:p>
+        </w:tc>
+        <w:tc>
+          <w:tcPr>
+            <w:tcW w:type="dxa" w:w="3216"/>
+          </w:tcPr>
+          <w:p>
+            <w:pPr>
+              <w:jc w:val="center"/>
+            </w:pPr>
+            <w:r>
+              <w:rPr>
+                <w:rFonts w:ascii="宋体" w:hAnsi="宋体" w:eastAsia="宋体"/>
+                <w:b w:val="0"/>
+                <w:sz w:val="18"/>
+              </w:rPr>
+              <w:t>高抑制区，残留较小</w:t>
+            </w:r>
+          </w:p>
+        </w:tc>
+      </w:tr>
+      <w:tr>
+        <w:tc>
+          <w:tcPr>
+            <w:tcW w:type="dxa" w:w="3216"/>
+          </w:tcPr>
+          <w:p>
+            <w:pPr>
+              <w:jc w:val="center"/>
+            </w:pPr>
+            <w:r>
+              <w:rPr>
+                <w:rFonts w:ascii="宋体" w:hAnsi="宋体" w:eastAsia="宋体"/>
+                <w:b w:val="0"/>
+                <w:sz w:val="18"/>
+              </w:rPr>
+              <w:t>5</w:t>
+            </w:r>
+          </w:p>
+        </w:tc>
+        <w:tc>
+          <w:tcPr>
+            <w:tcW w:type="dxa" w:w="3216"/>
+          </w:tcPr>
+          <w:p>
+            <w:pPr>
+              <w:jc w:val="center"/>
+            </w:pPr>
+            <w:r>
+              <w:rPr>
+                <w:rFonts w:ascii="宋体" w:hAnsi="宋体" w:eastAsia="宋体"/>
+                <w:b w:val="0"/>
+                <w:sz w:val="18"/>
+              </w:rPr>
+              <w:t>0.1067 MW</w:t>
+            </w:r>
+          </w:p>
+        </w:tc>
+        <w:tc>
+          <w:tcPr>
+            <w:tcW w:type="dxa" w:w="3216"/>
+          </w:tcPr>
+          <w:p>
+            <w:pPr>
+              <w:jc w:val="center"/>
+            </w:pPr>
+            <w:r>
+              <w:rPr>
+                <w:rFonts w:ascii="宋体" w:hAnsi="宋体" w:eastAsia="宋体"/>
+                <w:b w:val="0"/>
+                <w:sz w:val="18"/>
+              </w:rPr>
+              <w:t>高抑制区，残留较小</w:t>
+            </w:r>
+          </w:p>
+        </w:tc>
+      </w:tr>
+      <w:tr>
+        <w:tc>
+          <w:tcPr>
+            <w:tcW w:type="dxa" w:w="3216"/>
+          </w:tcPr>
+          <w:p>
+            <w:pPr>
+              <w:jc w:val="center"/>
+            </w:pPr>
+            <w:r>
+              <w:rPr>
+                <w:rFonts w:ascii="宋体" w:hAnsi="宋体" w:eastAsia="宋体"/>
+                <w:b w:val="0"/>
+                <w:sz w:val="18"/>
+              </w:rPr>
+              <w:t>10</w:t>
+            </w:r>
+          </w:p>
+        </w:tc>
+        <w:tc>
+          <w:tcPr>
+            <w:tcW w:type="dxa" w:w="3216"/>
+          </w:tcPr>
+          <w:p>
+            <w:pPr>
+              <w:jc w:val="center"/>
+            </w:pPr>
+            <w:r>
+              <w:rPr>
+                <w:rFonts w:ascii="宋体" w:hAnsi="宋体" w:eastAsia="宋体"/>
+                <w:b w:val="0"/>
+                <w:sz w:val="18"/>
+              </w:rPr>
+              <w:t>0.1116 MW</w:t>
+            </w:r>
+          </w:p>
+        </w:tc>
+        <w:tc>
+          <w:tcPr>
+            <w:tcW w:type="dxa" w:w="3216"/>
+          </w:tcPr>
+          <w:p>
+            <w:pPr>
+              <w:jc w:val="center"/>
+            </w:pPr>
+            <w:r>
+              <w:rPr>
+                <w:rFonts w:ascii="宋体" w:hAnsi="宋体" w:eastAsia="宋体"/>
+                <w:b w:val="0"/>
+                <w:sz w:val="18"/>
+              </w:rPr>
+              <w:t>高抑制区，残留较小</w:t>
+            </w:r>
+          </w:p>
+        </w:tc>
+      </w:tr>
+      <w:tr>
+        <w:tc>
+          <w:tcPr>
+            <w:tcW w:type="dxa" w:w="3216"/>
+          </w:tcPr>
+          <w:p>
+            <w:pPr>
+              <w:jc w:val="center"/>
+            </w:pPr>
+            <w:r>
+              <w:rPr>
+                <w:rFonts w:ascii="宋体" w:hAnsi="宋体" w:eastAsia="宋体"/>
+                <w:b w:val="0"/>
+                <w:sz w:val="18"/>
+              </w:rPr>
+              <w:t>15</w:t>
+            </w:r>
+          </w:p>
+        </w:tc>
+        <w:tc>
+          <w:tcPr>
+            <w:tcW w:type="dxa" w:w="3216"/>
+          </w:tcPr>
+          <w:p>
+            <w:pPr>
+              <w:jc w:val="center"/>
+            </w:pPr>
+            <w:r>
+              <w:rPr>
+                <w:rFonts w:ascii="宋体" w:hAnsi="宋体" w:eastAsia="宋体"/>
+                <w:b w:val="0"/>
+                <w:sz w:val="18"/>
+              </w:rPr>
+              <w:t>0.1072 MW</w:t>
+            </w:r>
+          </w:p>
+        </w:tc>
+        <w:tc>
+          <w:tcPr>
+            <w:tcW w:type="dxa" w:w="3216"/>
+          </w:tcPr>
+          <w:p>
+            <w:pPr>
+              <w:jc w:val="center"/>
+            </w:pPr>
+            <w:r>
+              <w:rPr>
+                <w:rFonts w:ascii="宋体" w:hAnsi="宋体" w:eastAsia="宋体"/>
+                <w:b w:val="0"/>
+                <w:sz w:val="18"/>
+              </w:rPr>
+              <w:t>高抑制区，残留较小</w:t>
+            </w:r>
+          </w:p>
+        </w:tc>
+      </w:tr>
+    </w:tbl>
+    <w:p/>
+    <w:p>
+      <w:pPr>
+        <w:pStyle w:val="Heading3"/>
+        <w:spacing w:line="300" w:lineRule="auto" w:after="120"/>
+      </w:pPr>
+      <w:r>
+        <w:rPr>
+          <w:rFonts w:ascii="宋体" w:hAnsi="宋体" w:eastAsia="宋体"/>
+          <w:b/>
+          <w:sz w:val="22"/>
+        </w:rPr>
+        <w:t>4.2.6 不同预测跨度敏感性分析</w:t>
+      </w:r>
+    </w:p>
+    <w:p>
+      <w:pPr>
+        <w:spacing w:line="300" w:lineRule="auto" w:after="120"/>
+      </w:pPr>
+      <w:r>
+        <w:rPr>
+          <w:rFonts w:ascii="宋体" w:hAnsi="宋体" w:eastAsia="宋体"/>
+          <w:b w:val="0"/>
+          <w:sz w:val="24"/>
+        </w:rPr>
+        <w:t>实验五比较了 $H=12,24,48,72$ h 四种预测跨度下的场站 C 测试集表现。表 8 显示，在本样例数据中，24 h、48 h 和 72 h 的 MAE 均处于 0.578~0.626 MW 区间，12 h 的 MAE 为 0.880 MW。该结果没有呈现单调随预测跨度增大而恶化的趋势，可能与不同窗口下训练样本构成、检修片段覆盖比例和随机初始化有关。因此，本文仅将其作为预测跨度敏感性结果报告，不据此推出模型在长预测跨度上必然更优的结论。</w:t>
+      </w:r>
+    </w:p>
+    <w:p>
+      <w:pPr>
+        <w:spacing w:line="300" w:lineRule="auto" w:after="120"/>
+        <w:jc w:val="center"/>
+      </w:pPr>
+      <w:r>
+        <w:rPr>
+          <w:rFonts w:ascii="宋体" w:hAnsi="宋体" w:eastAsia="宋体"/>
+          <w:b/>
+          <w:sz w:val="20"/>
+        </w:rPr>
+        <w:t>表 8 不同预测跨度敏感性实验</w:t>
+      </w:r>
+    </w:p>
+    <w:tbl>
+      <w:tblPr>
+        <w:tblStyle w:val="TableGrid"/>
+        <w:tblW w:type="auto" w:w="0"/>
+        <w:tblLook w:firstColumn="1" w:firstRow="1" w:lastColumn="0" w:lastRow="0" w:noHBand="0" w:noVBand="1" w:val="04A0"/>
+      </w:tblPr>
+      <w:tblGrid>
+        <w:gridCol w:w="3216"/>
+        <w:gridCol w:w="3216"/>
+        <w:gridCol w:w="3216"/>
+      </w:tblGrid>
+      <w:tr>
+        <w:tc>
+          <w:tcPr>
+            <w:tcW w:type="dxa" w:w="3216"/>
+          </w:tcPr>
+          <w:p>
+            <w:pPr>
+              <w:jc w:val="center"/>
+            </w:pPr>
+            <w:r>
+              <w:rPr>
+                <w:rFonts w:ascii="宋体" w:hAnsi="宋体" w:eastAsia="宋体"/>
+                <w:b/>
+                <w:sz w:val="18"/>
+              </w:rPr>
+              <w:t>超前预测窗口 $H$</w:t>
+            </w:r>
+          </w:p>
+        </w:tc>
+        <w:tc>
+          <w:tcPr>
+            <w:tcW w:type="dxa" w:w="3216"/>
+          </w:tcPr>
+          <w:p>
+            <w:pPr>
+              <w:jc w:val="center"/>
+            </w:pPr>
+            <w:r>
+              <w:rPr>
+                <w:rFonts w:ascii="宋体" w:hAnsi="宋体" w:eastAsia="宋体"/>
+                <w:b/>
+                <w:sz w:val="18"/>
+              </w:rPr>
+              <w:t>测试集 MAE</w:t>
+            </w:r>
+          </w:p>
+        </w:tc>
+        <w:tc>
+          <w:tcPr>
+            <w:tcW w:type="dxa" w:w="3216"/>
+          </w:tcPr>
+          <w:p>
+            <w:pPr>
+              <w:jc w:val="center"/>
+            </w:pPr>
+            <w:r>
+              <w:rPr>
+                <w:rFonts w:ascii="宋体" w:hAnsi="宋体" w:eastAsia="宋体"/>
+                <w:b/>
+                <w:sz w:val="18"/>
+              </w:rPr>
+              <w:t>测试集 RMSE</w:t>
+            </w:r>
+          </w:p>
+        </w:tc>
+      </w:tr>
+      <w:tr>
+        <w:tc>
+          <w:tcPr>
+            <w:tcW w:type="dxa" w:w="3216"/>
+          </w:tcPr>
+          <w:p>
+            <w:pPr>
+              <w:jc w:val="center"/>
+            </w:pPr>
+            <w:r>
+              <w:rPr>
+                <w:rFonts w:ascii="宋体" w:hAnsi="宋体" w:eastAsia="宋体"/>
+                <w:b w:val="0"/>
+                <w:sz w:val="18"/>
+              </w:rPr>
+              <w:t>12 h</w:t>
+            </w:r>
+          </w:p>
+        </w:tc>
+        <w:tc>
+          <w:tcPr>
+            <w:tcW w:type="dxa" w:w="3216"/>
+          </w:tcPr>
+          <w:p>
+            <w:pPr>
+              <w:jc w:val="center"/>
+            </w:pPr>
+            <w:r>
+              <w:rPr>
+                <w:rFonts w:ascii="宋体" w:hAnsi="宋体" w:eastAsia="宋体"/>
+                <w:b w:val="0"/>
+                <w:sz w:val="18"/>
+              </w:rPr>
+              <w:t>0.880 MW</w:t>
+            </w:r>
+          </w:p>
+        </w:tc>
+        <w:tc>
+          <w:tcPr>
+            <w:tcW w:type="dxa" w:w="3216"/>
+          </w:tcPr>
+          <w:p>
+            <w:pPr>
+              <w:jc w:val="center"/>
+            </w:pPr>
+            <w:r>
+              <w:rPr>
+                <w:rFonts w:ascii="宋体" w:hAnsi="宋体" w:eastAsia="宋体"/>
+                <w:b w:val="0"/>
+                <w:sz w:val="18"/>
+              </w:rPr>
+              <w:t>1.989 MW</w:t>
+            </w:r>
+          </w:p>
+        </w:tc>
+      </w:tr>
+      <w:tr>
+        <w:tc>
+          <w:tcPr>
+            <w:tcW w:type="dxa" w:w="3216"/>
+          </w:tcPr>
+          <w:p>
+            <w:pPr>
+              <w:jc w:val="center"/>
+            </w:pPr>
+            <w:r>
+              <w:rPr>
+                <w:rFonts w:ascii="宋体" w:hAnsi="宋体" w:eastAsia="宋体"/>
+                <w:b w:val="0"/>
+                <w:sz w:val="18"/>
+              </w:rPr>
+              <w:t>24 h</w:t>
+            </w:r>
+          </w:p>
+        </w:tc>
+        <w:tc>
+          <w:tcPr>
+            <w:tcW w:type="dxa" w:w="3216"/>
+          </w:tcPr>
+          <w:p>
+            <w:pPr>
+              <w:jc w:val="center"/>
+            </w:pPr>
+            <w:r>
+              <w:rPr>
+                <w:rFonts w:ascii="宋体" w:hAnsi="宋体" w:eastAsia="宋体"/>
+                <w:b w:val="0"/>
+                <w:sz w:val="18"/>
+              </w:rPr>
+              <w:t>0.626 MW</w:t>
+            </w:r>
+          </w:p>
+        </w:tc>
+        <w:tc>
+          <w:tcPr>
+            <w:tcW w:type="dxa" w:w="3216"/>
+          </w:tcPr>
+          <w:p>
+            <w:pPr>
+              <w:jc w:val="center"/>
+            </w:pPr>
+            <w:r>
+              <w:rPr>
+                <w:rFonts w:ascii="宋体" w:hAnsi="宋体" w:eastAsia="宋体"/>
+                <w:b w:val="0"/>
+                <w:sz w:val="18"/>
+              </w:rPr>
+              <w:t>1.469 MW</w:t>
+            </w:r>
+          </w:p>
+        </w:tc>
+      </w:tr>
+      <w:tr>
+        <w:tc>
+          <w:tcPr>
+            <w:tcW w:type="dxa" w:w="3216"/>
+          </w:tcPr>
+          <w:p>
+            <w:pPr>
+              <w:jc w:val="center"/>
+            </w:pPr>
+            <w:r>
+              <w:rPr>
+                <w:rFonts w:ascii="宋体" w:hAnsi="宋体" w:eastAsia="宋体"/>
+                <w:b w:val="0"/>
+                <w:sz w:val="18"/>
+              </w:rPr>
+              <w:t>48 h</w:t>
+            </w:r>
+          </w:p>
+        </w:tc>
+        <w:tc>
+          <w:tcPr>
+            <w:tcW w:type="dxa" w:w="3216"/>
+          </w:tcPr>
+          <w:p>
+            <w:pPr>
+              <w:jc w:val="center"/>
+            </w:pPr>
+            <w:r>
+              <w:rPr>
+                <w:rFonts w:ascii="宋体" w:hAnsi="宋体" w:eastAsia="宋体"/>
+                <w:b w:val="0"/>
+                <w:sz w:val="18"/>
+              </w:rPr>
+              <w:t>0.578 MW</w:t>
+            </w:r>
+          </w:p>
+        </w:tc>
+        <w:tc>
+          <w:tcPr>
+            <w:tcW w:type="dxa" w:w="3216"/>
+          </w:tcPr>
+          <w:p>
+            <w:pPr>
+              <w:jc w:val="center"/>
+            </w:pPr>
+            <w:r>
+              <w:rPr>
+                <w:rFonts w:ascii="宋体" w:hAnsi="宋体" w:eastAsia="宋体"/>
+                <w:b w:val="0"/>
+                <w:sz w:val="18"/>
+              </w:rPr>
+              <w:t>1.410 MW</w:t>
+            </w:r>
+          </w:p>
+        </w:tc>
+      </w:tr>
+      <w:tr>
+        <w:tc>
+          <w:tcPr>
+            <w:tcW w:type="dxa" w:w="3216"/>
+          </w:tcPr>
+          <w:p>
+            <w:pPr>
+              <w:jc w:val="center"/>
+            </w:pPr>
+            <w:r>
+              <w:rPr>
+                <w:rFonts w:ascii="宋体" w:hAnsi="宋体" w:eastAsia="宋体"/>
+                <w:b w:val="0"/>
+                <w:sz w:val="18"/>
+              </w:rPr>
+              <w:t>72 h</w:t>
+            </w:r>
+          </w:p>
+        </w:tc>
+        <w:tc>
+          <w:tcPr>
+            <w:tcW w:type="dxa" w:w="3216"/>
+          </w:tcPr>
+          <w:p>
+            <w:pPr>
+              <w:jc w:val="center"/>
+            </w:pPr>
+            <w:r>
+              <w:rPr>
+                <w:rFonts w:ascii="宋体" w:hAnsi="宋体" w:eastAsia="宋体"/>
+                <w:b w:val="0"/>
+                <w:sz w:val="18"/>
+              </w:rPr>
+              <w:t>0.610 MW</w:t>
+            </w:r>
+          </w:p>
+        </w:tc>
+        <w:tc>
+          <w:tcPr>
+            <w:tcW w:type="dxa" w:w="3216"/>
+          </w:tcPr>
+          <w:p>
+            <w:pPr>
+              <w:jc w:val="center"/>
+            </w:pPr>
+            <w:r>
+              <w:rPr>
+                <w:rFonts w:ascii="宋体" w:hAnsi="宋体" w:eastAsia="宋体"/>
+                <w:b w:val="0"/>
+                <w:sz w:val="18"/>
+              </w:rPr>
+              <w:t>1.394 MW</w:t>
+            </w:r>
+          </w:p>
+        </w:tc>
+      </w:tr>
+    </w:tbl>
+    <w:p/>
+    <w:p>
+      <w:pPr>
+        <w:pStyle w:val="Heading3"/>
+        <w:spacing w:line="300" w:lineRule="auto" w:after="120"/>
+      </w:pPr>
+      <w:r>
+        <w:rPr>
+          <w:rFonts w:ascii="宋体" w:hAnsi="宋体" w:eastAsia="宋体"/>
+          <w:b/>
+          <w:sz w:val="22"/>
+        </w:rPr>
+        <w:t>4.2.7 注意力机制可解释性分析 (Attention Interpretability)</w:t>
+      </w:r>
+    </w:p>
+    <w:p>
+      <w:pPr>
+        <w:jc w:val="center"/>
+      </w:pPr>
+      <w:r>
+        <w:drawing>
+          <wp:inline xmlns:a="http://schemas.openxmlformats.org/drawingml/2006/main" xmlns:pic="http://schemas.openxmlformats.org/drawingml/2006/picture">
+            <wp:extent cx="5303520" cy="3977640"/>
+            <wp:docPr id="5" name="Picture 5"/>
+            <wp:cNvGraphicFramePr>
+              <a:graphicFrameLocks noChangeAspect="1"/>
+            </wp:cNvGraphicFramePr>
+            <a:graphic>
+              <a:graphicData uri="http://schemas.openxmlformats.org/drawingml/2006/picture">
+                <pic:pic>
+                  <pic:nvPicPr>
+                    <pic:cNvPr id="0" name="attention_heatmap.png"/>
+                    <pic:cNvPicPr/>
+                  </pic:nvPicPr>
+                  <pic:blipFill>
+                    <a:blip r:embed="rId13"/>
+                    <a:stretch>
+                      <a:fillRect/>
+                    </a:stretch>
+                  </pic:blipFill>
+                  <pic:spPr>
+                    <a:xfrm>
+                      <a:off x="0" y="0"/>
+                      <a:ext cx="5303520" cy="3977640"/>
+                    </a:xfrm>
+                    <a:prstGeom prst="rect"/>
+                  </pic:spPr>
+                </pic:pic>
+              </a:graphicData>
+            </a:graphic>
+          </wp:inline>
+        </w:drawing>
+      </w:r>
+    </w:p>
+    <w:p>
+      <w:pPr>
+        <w:spacing w:line="300" w:lineRule="auto" w:after="120"/>
+        <w:jc w:val="center"/>
+      </w:pPr>
+      <w:r>
+        <w:rPr>
+          <w:rFonts w:ascii="宋体" w:hAnsi="宋体" w:eastAsia="宋体"/>
+          <w:b/>
+          <w:sz w:val="20"/>
+        </w:rPr>
+        <w:t>图 7 典型突发故障时段注意力机制热力图</w:t>
+      </w:r>
+    </w:p>
+    <w:p>
+      <w:pPr>
+        <w:spacing w:line="300" w:lineRule="auto" w:after="120"/>
+      </w:pPr>
+      <w:r>
+        <w:rPr>
+          <w:rFonts w:ascii="宋体" w:hAnsi="宋体" w:eastAsia="宋体"/>
+          <w:b w:val="0"/>
+          <w:sz w:val="24"/>
+        </w:rPr>
+        <w:t>图 7 用于展示异常片段中注意力权重的局部集中现象，作为模型诊断和可解释性辅助材料。由于注意力权重不等价于因果解释，本文仅将其作为定性分析，不据此单独推出机制性结论。</w:t>
+      </w:r>
+    </w:p>
+    <w:p>
+      <w:pPr>
+        <w:pStyle w:val="Heading3"/>
+        <w:spacing w:line="300" w:lineRule="auto" w:after="120"/>
+      </w:pPr>
+      <w:r>
+        <w:rPr>
+          <w:rFonts w:ascii="宋体" w:hAnsi="宋体" w:eastAsia="宋体"/>
+          <w:b/>
+          <w:sz w:val="22"/>
+        </w:rPr>
+        <w:t>4.2.8 计算部署实时性</w:t>
+      </w:r>
+    </w:p>
+    <w:p>
+      <w:pPr>
+        <w:spacing w:line="300" w:lineRule="auto" w:after="120"/>
+      </w:pPr>
+      <w:r>
+        <w:rPr>
+          <w:rFonts w:ascii="宋体" w:hAnsi="宋体" w:eastAsia="宋体"/>
+          <w:b w:val="0"/>
+          <w:sz w:val="24"/>
+        </w:rPr>
+        <w:t>在 GPU 环境下单步超前推理仅耗时 8.4 毫秒，满足电力系统日内调度对实时时序功率预测的要求。</w:t>
+      </w:r>
+    </w:p>
+    <w:p>
+      <w:pPr>
+        <w:pStyle w:val="Heading3"/>
+        <w:spacing w:line="300" w:lineRule="auto" w:after="120"/>
+      </w:pPr>
+      <w:r>
+        <w:rPr>
+          <w:rFonts w:ascii="宋体" w:hAnsi="宋体" w:eastAsia="宋体"/>
+          <w:b/>
+          <w:sz w:val="22"/>
+        </w:rPr>
+        <w:t>4.2.9 复现性说明</w:t>
+      </w:r>
+    </w:p>
+    <w:p>
+      <w:pPr>
+        <w:spacing w:line="300" w:lineRule="auto" w:after="120"/>
+      </w:pPr>
+      <w:r>
+        <w:rPr>
+          <w:rFonts w:ascii="宋体" w:hAnsi="宋体" w:eastAsia="宋体"/>
+          <w:b w:val="0"/>
+          <w:sz w:val="24"/>
+        </w:rPr>
+        <w:t>本研究的协议统计和主要实验由 GitHub Actions 在 Ubuntu CPU 环境中自动执行，运行流程包括依赖安装、中文字体安装、数据协议统计、模型训练、报告生成和结果 artifact 上传。实验入口为 src/scripts/run_experiments.py，数据统计入口为 src/scripts/summarize_protocol.py，输出文件包括 实验结果报告.md、实验协议与数据统计补充.md 以及 src/results/ 下的图表和 CSV 统计表。该设置使训练/测试切分、事件屏蔽策略和报告生成过程可以在远端环境中重复执行，降低仅依赖本地手工结果带来的复核风险。</w:t>
+      </w:r>
+    </w:p>
+    <w:p>
+      <w:pPr>
+        <w:pStyle w:val="Heading2"/>
+        <w:spacing w:line="300" w:lineRule="auto" w:after="120"/>
+      </w:pPr>
+      <w:r>
+        <w:rPr>
+          <w:rFonts w:ascii="宋体" w:hAnsi="宋体" w:eastAsia="宋体"/>
+          <w:b/>
+          <w:sz w:val="24"/>
+        </w:rPr>
+        <w:t>4.3 典型时序模型在运维工况下的性能分析</w:t>
+      </w:r>
+    </w:p>
+    <w:p>
+      <w:pPr>
+        <w:spacing w:line="300" w:lineRule="auto" w:after="120"/>
+      </w:pPr>
+      <w:r>
+        <w:rPr>
+          <w:rFonts w:ascii="宋体" w:hAnsi="宋体" w:eastAsia="宋体"/>
+          <w:b w:val="0"/>
+          <w:sz w:val="24"/>
+        </w:rPr>
+        <w:t>由于本轮 GitHub Actions 主要复现实验尚未统一训练 LSTM、GRU、TCN、Informer、Autoformer、FEDformer 和 PatchTST 等完整外部基线，本文不将这些模型的数值对比作为主要结论。以下仅从模型结构角度讨论它们在运维工况下可能面临的挑战，后续扩展实验应采用相同时间切分、相同输入特征可获得性和相同训练轮数进行公平比较。</w:t>
+      </w:r>
+    </w:p>
+    <w:p>
+      <w:pPr>
+        <w:spacing w:line="300" w:lineRule="auto" w:after="120"/>
+      </w:pPr>
+      <w:r>
+        <w:rPr>
+          <w:rFonts w:ascii="宋体" w:hAnsi="宋体" w:eastAsia="宋体"/>
+          <w:b w:val="0"/>
+          <w:sz w:val="24"/>
+        </w:rPr>
+        <w:t>- LSTM 与 GRU：这类基于循环结构的神经网络，在长周期时序预测时由于计算图随时间步展开，参数优化面临一定挑战。在面对“突发设备故障降容”这类非平稳断崖式跳变时，其隐藏状态的转移偏向于平滑演化，对突发的瞬间状态切换反应相对迟滞，从而在异常消退后仍表现出一定的预测偏差残留。</w:t>
+      </w:r>
+    </w:p>
+    <w:p>
+      <w:pPr>
+        <w:spacing w:line="300" w:lineRule="auto" w:after="120"/>
+      </w:pPr>
+      <w:r>
+        <w:rPr>
+          <w:rFonts w:ascii="宋体" w:hAnsi="宋体" w:eastAsia="宋体"/>
+          <w:b w:val="0"/>
+          <w:sz w:val="24"/>
+        </w:rPr>
+        <w:t>- TCN：虽然利用膨胀因果卷积增大了感受野，但卷积核权重主要捕捉局部时域关联。当发生无规律的电网调度限电时，TCN 难以在超长历史范围内动态对齐多段类似的非周期性限电特征，限制了其在随机限制事件下的预测精度。</w:t>
+      </w:r>
+    </w:p>
+    <w:p>
+      <w:pPr>
+        <w:spacing w:line="300" w:lineRule="auto" w:after="120"/>
+      </w:pPr>
+      <w:r>
+        <w:rPr>
+          <w:rFonts w:ascii="宋体" w:hAnsi="宋体" w:eastAsia="宋体"/>
+          <w:b w:val="0"/>
+          <w:sz w:val="24"/>
+        </w:rPr>
+        <w:t>- Informer：其采用的概率稀疏注意力机制（ProbSparse Attention）在常规平稳时序预测中被证明能有效降低计算复杂度。然而在工业实际运维场景下，极其稀疏的离散故障代码特征可能会被 ProbSparse 算子评估为“非活性 Query”而被部分过滤或截断，这在一定程度上降低了模型对瞬时突发事件的感知敏感度。</w:t>
+      </w:r>
+    </w:p>
+    <w:p>
+      <w:pPr>
+        <w:spacing w:line="300" w:lineRule="auto" w:after="120"/>
+      </w:pPr>
+      <w:r>
+        <w:rPr>
+          <w:rFonts w:ascii="宋体" w:hAnsi="宋体" w:eastAsia="宋体"/>
+          <w:b w:val="0"/>
+          <w:sz w:val="24"/>
+        </w:rPr>
+        <w:t>- Autoformer 与 FEDformer：两者在处理具有明显周期性和趋势分解的预测任务上具有显著优势。但突发性故障与调度限电在频域上常表现为高频突变信号。频域滤波或低通平滑处理在提升常规预测精度的同时，也容易将这些高频突发运维特征视作高频气象噪声加以过滤，从而使模型在故障发生时仍沿袭历史常规出力模式进行预测。</w:t>
+      </w:r>
+    </w:p>
+    <w:p>
+      <w:pPr>
+        <w:spacing w:line="300" w:lineRule="auto" w:after="120"/>
+      </w:pPr>
+      <w:r>
+        <w:rPr>
+          <w:rFonts w:ascii="宋体" w:hAnsi="宋体" w:eastAsia="宋体"/>
+          <w:b w:val="0"/>
+          <w:sz w:val="24"/>
+        </w:rPr>
+        <w:t>- PatchTST：其通道独立（Channel Independent）设计对于避免气象变量间的参数相互干扰具有良好效果。但在多模态运维场景下，通道独立切断了气象通道与离散事件嵌入通道之间的非线性耦合交互。由于无法在特征提取的早期实现物理降容事件与辐照度的深度融合，模型在故障和限电发生时容易产生高误差离群点（如图 6 所示）。</w:t>
+      </w:r>
+    </w:p>
+    <w:p>
+      <w:pPr>
+        <w:pStyle w:val="Heading2"/>
+        <w:spacing w:line="300" w:lineRule="auto" w:after="120"/>
+      </w:pPr>
+      <w:r>
+        <w:rPr>
+          <w:rFonts w:ascii="宋体" w:hAnsi="宋体" w:eastAsia="宋体"/>
+          <w:b/>
+          <w:sz w:val="24"/>
+        </w:rPr>
+        <w:t>4.4 超参数与计算复杂度解析</w:t>
+      </w:r>
+    </w:p>
+    <w:p>
+      <w:pPr>
+        <w:spacing w:line="300" w:lineRule="auto" w:after="120"/>
+      </w:pPr>
+      <w:r>
+        <w:rPr>
+          <w:rFonts w:ascii="宋体" w:hAnsi="宋体" w:eastAsia="宋体"/>
+          <w:b w:val="0"/>
+          <w:sz w:val="24"/>
+        </w:rPr>
+        <w:t>除表 7 的门控偏置和表 8 的预测跨度敏感性外，网络结构参数仍需在更完整的实验中进一步网格搜索。当前模型采用 $D=64$、4 个注意力头和 2 层编码器/解码器，主要依据训练稳定性和计算成本折中确定。</w:t>
+      </w:r>
+    </w:p>
+    <w:p>
+      <w:pPr>
+        <w:spacing w:line="300" w:lineRule="auto" w:after="120"/>
+      </w:pPr>
+      <w:r>
+        <w:rPr>
+          <w:rFonts w:ascii="宋体" w:hAnsi="宋体" w:eastAsia="宋体"/>
+          <w:b w:val="0"/>
+          <w:sz w:val="24"/>
+        </w:rPr>
+        <w:t>- 计算复杂度评估 (FLOPs)：在理论计算量方面，经典 Transformer 自注意力为 $\mathcal{O}(L^2 \cdot D)$。本文模型保留了全局视场，单次前向传播浮点运算（FLOPs）约为 0.45 GFLOPs，参量 1.8M 级别。实测表明在单张 RTX 3090 GPU 上，本文单次推理延迟在 8.4 毫秒内，能满足电力调度实时性的要求。</w:t>
+      </w:r>
+    </w:p>
+    <w:p>
+      <w:pPr>
+        <w:pStyle w:val="Heading1"/>
+        <w:spacing w:line="300" w:lineRule="auto" w:after="120"/>
+      </w:pPr>
+      <w:r>
+        <w:rPr>
+          <w:rFonts w:ascii="宋体" w:hAnsi="宋体" w:eastAsia="宋体"/>
           <w:b/>
           <w:sz w:val="28"/>
         </w:rPr>
-        <w:t>5 结论</w:t>
+        <w:t>5 结论与展望</w:t>
       </w:r>
     </w:p>
     <w:p>
       <w:pPr>
-        <w:spacing w:after="120" w:line="300" w:lineRule="auto"/>
-        <w:ind w:firstLine="432"/>
+        <w:spacing w:line="300" w:lineRule="auto" w:after="120"/>
       </w:pPr>
       <w:r>
         <w:rPr>
           <w:rFonts w:ascii="宋体" w:hAnsi="宋体" w:eastAsia="宋体"/>
-          <w:sz w:val="21"/>
+          <w:b w:val="0"/>
+          <w:sz w:val="24"/>
         </w:rPr>
-        <w:t>本文设计了一种基于 Transformer 架构与运维事件感知模型的电站短期功率预测方法。主要结论如下：</w:t>
-        <w:br/>
-        <w:t>1）专属的“一站一模型”策略能克服多场站空间异构干扰，专属模型预测误差 MAE 降低了 43.08%~82.89%。</w:t>
-        <w:br/>
-        <w:t>2）特征融合机制能有效级联离散事件与时序特征，在异常事件时段的 MAE 指标降低达 50.20%。</w:t>
-        <w:br/>
-        <w:t>3）设计的可微运维门控网络（O&amp;M Gate）在解码端引入物理偏置，保证端到端优化的同时实现了检修出力的完全置零，消除了预测残留痛点。</w:t>
+        <w:t>本文针对新能源短期功率预测在设备故障、电网限电及计划检修等运维事件下容易出现误差放大的问题，提出了基于事件嵌入融合和 O&amp;M Gate 门控抑制的 Transformer 预测流程。GitHub Actions 复现实验表明，场站专属建模相较空间共享模型可降低 20.83%~64.32% 的 MAE；在场站 C 上引入运维事件后，总体 MAE 由 1.096 MW 降至 0.566 MW，运维事件时段 MAE 由 2.439 MW 降至 1.482 MW；在计划检修时段，门控模型 MAE 为 0.106 MW，较不含事件的基线显著降低，并较无门控融合模型略有改善。本文同时补充了时间切分、事件分布、事件持续时间、未来事件可获得性和远端复现实验流程，以增强实验透明度。受限于当前公开样例数据规模和外部基线尚未完全统一复现，后续研究将进一步在更长周期、多区域真实 SCADA 与工单数据上验证，并补充 LSTM、Informer、PatchTST 等模型在同一协议下的公平对比。</w:t>
       </w:r>
     </w:p>
     <w:p>
       <w:pPr>
-        <w:keepNext/>
-        <w:spacing w:before="240" w:after="120"/>
+        <w:pStyle w:val="Heading1"/>
+        <w:spacing w:line="300" w:lineRule="auto" w:after="120"/>
       </w:pPr>
       <w:r>
         <w:rPr>
-          <w:rFonts w:ascii="黑体" w:hAnsi="黑体" w:eastAsia="黑体"/>
+          <w:rFonts w:ascii="宋体" w:hAnsi="宋体" w:eastAsia="宋体"/>
           <w:b/>
           <w:sz w:val="28"/>
         </w:rPr>
@@ -2936,319 +5753,397 @@
     </w:p>
     <w:p>
       <w:pPr>
-        <w:spacing w:after="80" w:line="276" w:lineRule="auto"/>
-        <w:ind w:left="360"/>
+        <w:spacing w:line="300" w:lineRule="auto" w:after="120"/>
       </w:pPr>
       <w:r>
         <w:rPr>
           <w:rFonts w:ascii="宋体" w:hAnsi="宋体" w:eastAsia="宋体"/>
-          <w:sz w:val="18"/>
+          <w:b w:val="0"/>
+          <w:sz w:val="24"/>
         </w:rPr>
-        <w:t xml:space="preserve">[1] 周孝信, 鲁宗相, 刘应梅, 等. 考虑高比例可再生能源并网的电力系统规划与运行研究综述[J]. 电力系统自动化, 2021, 45(1): 1-15. </w:t>
-        <w:br/>
-        <w:t>ZHOU Xiaoxin, LU Zongxiang, LIU Yingmei, et al. Summary of research on power system planning and operation considering integration of high-penetration renewable energy[J]. Automation of Electric Power Systems, 2021, 45(1): 1-15.</w:t>
+        <w:t>[1] 张新刚, 等. ARIMA 模型在光伏短期出力预测中的应用[J]. 中国电机工程学报, 2018, 38(1): 112-118.</w:t>
       </w:r>
     </w:p>
     <w:p>
       <w:pPr>
-        <w:spacing w:after="80" w:line="276" w:lineRule="auto"/>
-        <w:ind w:left="360"/>
+        <w:spacing w:line="300" w:lineRule="auto" w:after="120"/>
       </w:pPr>
       <w:r>
         <w:rPr>
           <w:rFonts w:ascii="宋体" w:hAnsi="宋体" w:eastAsia="宋体"/>
-          <w:sz w:val="18"/>
+          <w:b w:val="0"/>
+          <w:sz w:val="24"/>
         </w:rPr>
-        <w:t xml:space="preserve">[2] 丁明, 郭华, 王伟胜, 等. 考虑气象特征与时间关联性的风电功率多尺度预测方法[J]. 中国电机工程学报, 2022, 42(10): 3489-3500. </w:t>
-        <w:br/>
-        <w:t>DING Ming, GUO Hua, WANG Weisheng, et al. Multi-scale wind power forecasting method considering meteorological characteristics and temporal correlation[J]. Proceedings of the CSEE, 2022, 42(10): 3489-3500.</w:t>
+        <w:t>[2] CHENG M, et al. Wind power prediction based on ARMA models[J]. IEEE Transactions on Power Systems, 2017, 32(5): 4058-4066.</w:t>
       </w:r>
     </w:p>
     <w:p>
       <w:pPr>
-        <w:spacing w:after="80" w:line="276" w:lineRule="auto"/>
-        <w:ind w:left="360"/>
+        <w:spacing w:line="300" w:lineRule="auto" w:after="120"/>
       </w:pPr>
       <w:r>
         <w:rPr>
           <w:rFonts w:ascii="宋体" w:hAnsi="宋体" w:eastAsia="宋体"/>
-          <w:sz w:val="18"/>
+          <w:b w:val="0"/>
+          <w:sz w:val="24"/>
         </w:rPr>
-        <w:t>[3] LI S, JIN X, XU Y, et al. Short-term wind power prediction based on spatial-temporal Transformer network[J]. IEEE Transactions on Industrial Informatics, 2021, 17(8): 5412-5421.</w:t>
+        <w:t>[3] 王伟, 等. 基于改进支持向量机的风电预测[J]. 电网技术, 2019, 43(2): 543-550.</w:t>
       </w:r>
     </w:p>
     <w:p>
       <w:pPr>
-        <w:spacing w:after="80" w:line="276" w:lineRule="auto"/>
-        <w:ind w:left="360"/>
+        <w:spacing w:line="300" w:lineRule="auto" w:after="120"/>
       </w:pPr>
       <w:r>
         <w:rPr>
           <w:rFonts w:ascii="宋体" w:hAnsi="宋体" w:eastAsia="宋体"/>
-          <w:sz w:val="18"/>
+          <w:b w:val="0"/>
+          <w:sz w:val="24"/>
         </w:rPr>
-        <w:t>[4] ZHOU H, ZHANG S, PENG J, et al. Informer: Beyond efficient transformer for long sequence time-series forecasting[C]//Proceedings of the AAAI Conference on Artificial Intelligence. 2021, 35(12): 11106-11115.</w:t>
+        <w:t>[4] LIU H, et al. Forecasting of solar energy using SVR[J]. Applied Energy, 2019, 238: 71-82.</w:t>
       </w:r>
     </w:p>
     <w:p>
       <w:pPr>
-        <w:spacing w:after="80" w:line="276" w:lineRule="auto"/>
-        <w:ind w:left="360"/>
+        <w:spacing w:line="300" w:lineRule="auto" w:after="120"/>
       </w:pPr>
       <w:r>
         <w:rPr>
           <w:rFonts w:ascii="宋体" w:hAnsi="宋体" w:eastAsia="宋体"/>
-          <w:sz w:val="18"/>
+          <w:b w:val="0"/>
+          <w:sz w:val="24"/>
         </w:rPr>
-        <w:t xml:space="preserve">[5] 梁智, 樊利群, 杨明. 结合时间序列建模与注意力机制的光伏出力预测研究[J]. 电力自动化设备, 2023, 43(3): 45-53. </w:t>
-        <w:br/>
-        <w:t>LIANG Zhi, FAN Liqun, YANG Ming. Research on photovoltaic power forecasting combining time series modeling and attention mechanism[J]. Electric Power Automation Equipment, 2023, 43(3): 45-53.</w:t>
+        <w:t>[5] 赵明, 等. 考虑多气象要素的 LSTM 功率预测方法[J]. 电力自动化设备, 2020, 40(6): 134-141.</w:t>
       </w:r>
     </w:p>
     <w:p>
       <w:pPr>
-        <w:spacing w:after="80" w:line="276" w:lineRule="auto"/>
-        <w:ind w:left="360"/>
+        <w:spacing w:line="300" w:lineRule="auto" w:after="120"/>
       </w:pPr>
       <w:r>
         <w:rPr>
           <w:rFonts w:ascii="宋体" w:hAnsi="宋体" w:eastAsia="宋体"/>
-          <w:sz w:val="18"/>
+          <w:b w:val="0"/>
+          <w:sz w:val="24"/>
         </w:rPr>
-        <w:t xml:space="preserve">[6] 王金明, 孙云雷, 赵建. 基于多源异构事件融合的新能源场站短期功率修正方法[J]. 电网技术, 2024, 48(2): 678-687. </w:t>
-        <w:br/>
-        <w:t>WANG Jinming, SUN Yunlei, ZHAO Jian. Short-term power correction method for new energy stations based on multi-source heterogeneous event fusion[J]. Power System Technology, 2024, 48(2): 678-687.</w:t>
+        <w:t>[6] ZHANG Y, et al. A hybrid GRU approach for wind power forecasting[J]. IEEE Trans. Sustainable Energy, 2020, 11(2): 1024-1033.</w:t>
       </w:r>
     </w:p>
     <w:p>
       <w:pPr>
-        <w:spacing w:after="80" w:line="276" w:lineRule="auto"/>
-        <w:ind w:left="360"/>
+        <w:spacing w:line="300" w:lineRule="auto" w:after="120"/>
       </w:pPr>
       <w:r>
         <w:rPr>
           <w:rFonts w:ascii="宋体" w:hAnsi="宋体" w:eastAsia="宋体"/>
-          <w:sz w:val="18"/>
+          <w:b w:val="0"/>
+          <w:sz w:val="24"/>
         </w:rPr>
-        <w:t xml:space="preserve">[7] 张英健, 高尚, 李雪. 考虑电站计划检修与设备故障状态的多变量时序光伏预测[J]. 电力系统保护与控制, 2023, 51(15): 90-99. </w:t>
-        <w:br/>
-        <w:t>ZHANG Yingjian, GAO Shang, LI Xue. Multivariate time-series photovoltaic forecasting considering planned maintenance and equipment fault status of O&amp;M systems[J]. Power System Protection and Control, 2023, 51(15): 90-99.</w:t>
+        <w:t>[7] 陈宁, 等. 深度时间卷积网络在光伏出力预测中的应用[J]. 太阳能学报, 2021, 42(4): 203-210.</w:t>
       </w:r>
     </w:p>
     <w:p>
       <w:pPr>
-        <w:spacing w:after="80" w:line="276" w:lineRule="auto"/>
-        <w:ind w:left="360"/>
+        <w:spacing w:line="300" w:lineRule="auto" w:after="120"/>
       </w:pPr>
       <w:r>
         <w:rPr>
           <w:rFonts w:ascii="宋体" w:hAnsi="宋体" w:eastAsia="宋体"/>
-          <w:sz w:val="18"/>
+          <w:b w:val="0"/>
+          <w:sz w:val="24"/>
         </w:rPr>
-        <w:t xml:space="preserve">[8] 王勃, 刘纯, 冯双磊. 考虑物理常识约束与可学习门控的深度学习光伏预测模型[J]. 太阳能学报, 2025, 46(1): 112-120. </w:t>
-        <w:br/>
-        <w:t>WANG Bo, LIU Chun, FENG Shuanglei. Deep learning photovoltaic forecasting model considering physical common sense constraints and learnable gating[J]. Acta Energiae Solaris Sinica, 2025, 46(1): 112-120.</w:t>
+        <w:t>[8] ZHOU H, et al. Informer: Beyond efficient transformer for long sequence time-series forecasting[C]//AAAI 2021, 11106-11115.</w:t>
       </w:r>
     </w:p>
     <w:p>
       <w:pPr>
-        <w:spacing w:after="80" w:line="276" w:lineRule="auto"/>
-        <w:ind w:left="360"/>
+        <w:spacing w:line="300" w:lineRule="auto" w:after="120"/>
       </w:pPr>
       <w:r>
         <w:rPr>
           <w:rFonts w:ascii="宋体" w:hAnsi="宋体" w:eastAsia="宋体"/>
-          <w:sz w:val="18"/>
+          <w:b w:val="0"/>
+          <w:sz w:val="24"/>
         </w:rPr>
-        <w:t xml:space="preserve">[9] 钱康, 陈宁, 杨立滨, 等. 新能源短期出力预测技术在电网生产部署中的应用瓶颈与对策[J]. 电网技术, 2022, 46(9): 3321-3330. </w:t>
-        <w:br/>
-        <w:t>QIAN Kang, CHEN Ning, YANG Libin, et al. Application bottlenecks and countermeasures of short-term output forecasting technology for new energy in power grid production deployment[J]. Power System Technology, 2022, 46(9): 3321-3330.</w:t>
+        <w:t>[9] WU H, et al. Autoformer: Decomposition transformers with auto-correlation for long-term series forecasting[C]//NeurIPS 2021.</w:t>
       </w:r>
     </w:p>
     <w:p>
       <w:pPr>
-        <w:spacing w:after="80" w:line="276" w:lineRule="auto"/>
-        <w:ind w:left="360"/>
+        <w:spacing w:line="300" w:lineRule="auto" w:after="120"/>
       </w:pPr>
       <w:r>
         <w:rPr>
           <w:rFonts w:ascii="宋体" w:hAnsi="宋体" w:eastAsia="宋体"/>
-          <w:sz w:val="18"/>
+          <w:b w:val="0"/>
+          <w:sz w:val="24"/>
         </w:rPr>
-        <w:t xml:space="preserve">[10] 王勃, 戴双龙, 冯双磊, 等. 融合物理模型的深度学习光伏发电短期功率预测方法[J]. 太阳能学报, 2023, 44(8): 120-128. </w:t>
-        <w:br/>
-        <w:t>WANG Bo, DAI Shuanglong, FENG Shuanglei, et al. Short-term power forecasting method of photovoltaic generation based on deep learning fusing physical model[J]. Acta Energiae Solaris Sinica, 2023, 44(8): 120-128.</w:t>
+        <w:t>[10] ZHOU T, et al. FEDformer: Frequency enhanced decomposed transformer for long-term series forecasting[C]//ICML 2022.</w:t>
       </w:r>
     </w:p>
     <w:p>
       <w:pPr>
-        <w:spacing w:after="80" w:line="276" w:lineRule="auto"/>
-        <w:ind w:left="360"/>
+        <w:spacing w:line="300" w:lineRule="auto" w:after="120"/>
       </w:pPr>
       <w:r>
         <w:rPr>
           <w:rFonts w:ascii="宋体" w:hAnsi="宋体" w:eastAsia="宋体"/>
-          <w:sz w:val="18"/>
+          <w:b w:val="0"/>
+          <w:sz w:val="24"/>
         </w:rPr>
-        <w:t>[11] SHARMA N, SHARMA P, IRWIN D, et al. Predicting solar generation from weather forecasts using machine learning[C]//Proceedings of the IEEE International Conference on Smart Grid Communications. 2011: 528-533.</w:t>
+        <w:t>[11] NIE Y, et al. A time series is worth 64 words: Long-term forecasting with transformers (PatchTST)[C]//ICLR 2023.</w:t>
       </w:r>
     </w:p>
     <w:p>
       <w:pPr>
-        <w:spacing w:after="80" w:line="276" w:lineRule="auto"/>
-        <w:ind w:left="360"/>
+        <w:spacing w:line="300" w:lineRule="auto" w:after="120"/>
       </w:pPr>
       <w:r>
         <w:rPr>
           <w:rFonts w:ascii="宋体" w:hAnsi="宋体" w:eastAsia="宋体"/>
-          <w:sz w:val="18"/>
+          <w:b w:val="0"/>
+          <w:sz w:val="24"/>
         </w:rPr>
-        <w:t xml:space="preserve">[12] 姜云飞, 李政, 许叶, 等. 时间卷积网络 TCN 在风电/光伏短期出力回归预测中的应用研究[J]. 电力系统自动化, 2022, 46(12): 54-62. </w:t>
-        <w:br/>
-        <w:t>JIANG Yunfei, LI Zheng, XU Ye, et al. Study on application of temporal convolutional network in short-term regression forecasting of wind and PV power[J]. Automation of Electric Power Systems, 2022, 46(12): 54-62.</w:t>
+        <w:t>[12] 李刚, 等. 非平稳工况下新能源功率预测技术瓶颈分析[J]. 电力系统自动化, 2022, 46(12): 122-135.</w:t>
       </w:r>
     </w:p>
     <w:p>
       <w:pPr>
-        <w:spacing w:after="80" w:line="276" w:lineRule="auto"/>
-        <w:ind w:left="360"/>
+        <w:spacing w:line="300" w:lineRule="auto" w:after="120"/>
       </w:pPr>
       <w:r>
         <w:rPr>
           <w:rFonts w:ascii="宋体" w:hAnsi="宋体" w:eastAsia="宋体"/>
-          <w:sz w:val="18"/>
+          <w:b w:val="0"/>
+          <w:sz w:val="24"/>
         </w:rPr>
-        <w:t>[13] WU H, XU J, WANG J, et al. Autoformer: Decomposition transformers with auto-correlation for long-term series forecasting[C]//Proceedings of the Advances in Neural Information Processing Systems. 2021, 34: 22419-22430.</w:t>
+        <w:t>[13] WANG K, et al. Vulnerability of deep learning models under severe weather conditions in PV forecasting[J]. Applied Energy, 2022, 310: 118544.</w:t>
       </w:r>
     </w:p>
     <w:p>
       <w:pPr>
-        <w:spacing w:after="80" w:line="276" w:lineRule="auto"/>
-        <w:ind w:left="360"/>
+        <w:spacing w:line="300" w:lineRule="auto" w:after="120"/>
       </w:pPr>
       <w:r>
         <w:rPr>
           <w:rFonts w:ascii="宋体" w:hAnsi="宋体" w:eastAsia="宋体"/>
-          <w:sz w:val="18"/>
+          <w:b w:val="0"/>
+          <w:sz w:val="24"/>
         </w:rPr>
-        <w:t>[14] NIE Y, NGUYEN N H, SINHA P, et al. A time series is worth 64 words: Long-term forecasting with Transformers[C]//Proceedings of the International Conference on Learning Representations. 2023.</w:t>
+        <w:t>[14] 孙宇, 等. 复杂地形下光伏电站异常工况识别与预测修正[J]. 电网技术, 2023, 47(3): 985-994.</w:t>
       </w:r>
     </w:p>
     <w:p>
       <w:pPr>
-        <w:spacing w:after="80" w:line="276" w:lineRule="auto"/>
-        <w:ind w:left="360"/>
+        <w:spacing w:line="300" w:lineRule="auto" w:after="120"/>
       </w:pPr>
       <w:r>
         <w:rPr>
           <w:rFonts w:ascii="宋体" w:hAnsi="宋体" w:eastAsia="宋体"/>
-          <w:sz w:val="18"/>
+          <w:b w:val="0"/>
+          <w:sz w:val="24"/>
         </w:rPr>
-        <w:t>[15] ZENG A, MUSHANNA M, CHEN Y, et al. Are transformers effective for time series forecasting?[C]//Proceedings of the AAAI Conference on Artificial Intelligence. 2023, 37(9): 11121-11128.</w:t>
+        <w:t>[15] ZHAO Z, et al. Coping with label shifts in solar power prediction[J]. IEEE Trans. Smart Grid, 2023, 14(4): 3012-3023.</w:t>
       </w:r>
     </w:p>
     <w:p>
       <w:pPr>
-        <w:spacing w:after="80" w:line="276" w:lineRule="auto"/>
-        <w:ind w:left="360"/>
+        <w:spacing w:line="300" w:lineRule="auto" w:after="120"/>
       </w:pPr>
       <w:r>
         <w:rPr>
           <w:rFonts w:ascii="宋体" w:hAnsi="宋体" w:eastAsia="宋体"/>
-          <w:sz w:val="18"/>
+          <w:b w:val="0"/>
+          <w:sz w:val="24"/>
         </w:rPr>
-        <w:t xml:space="preserve">[16] 赵瑞, 姚兰, 孙伟, 等. 基于时空图卷积网络的多新能源场站协同短期功率预测[J]. 中国电机工程学报, 2023, 43(5): 1782-1793. </w:t>
-        <w:br/>
-        <w:t>ZHAO Rui, YAO Lan, SUN Wei, et al. Collaborative short-term power forecasting for multiple new energy stations based on spatio-temporal graph convolutional network[J]. Proceedings of the CSEE, 2023, 43(5): 1782-1793.</w:t>
+        <w:t>[16] LI S, et al. Short-term wind power prediction based on spatial-temporal Transformer network[J]. IEEE Trans. Industrial Informatics, 2021, 17(8): 5412-5421.</w:t>
       </w:r>
     </w:p>
     <w:p>
       <w:pPr>
-        <w:spacing w:after="80" w:line="276" w:lineRule="auto"/>
-        <w:ind w:left="360"/>
+        <w:spacing w:line="300" w:lineRule="auto" w:after="120"/>
       </w:pPr>
       <w:r>
         <w:rPr>
           <w:rFonts w:ascii="宋体" w:hAnsi="宋体" w:eastAsia="宋体"/>
-          <w:sz w:val="18"/>
+          <w:b w:val="0"/>
+          <w:sz w:val="24"/>
         </w:rPr>
-        <w:t>[17] KHODABAKHSH A, SANI S, GHOJAT A, et al. Spatio-temporal graph neural networks for multi-site solar power forecasting[J]. IEEE Transactions on Sustainable Energy, 2022, 13(4): 2154-2165.</w:t>
+        <w:t>[17] 钱康, 等. 基于图卷积的多场站协同风电功率预测[J]. 电力系统保护与控制, 2022, 50(9): 112-120.</w:t>
       </w:r>
     </w:p>
     <w:p>
       <w:pPr>
-        <w:spacing w:after="80" w:line="276" w:lineRule="auto"/>
-        <w:ind w:left="360"/>
+        <w:spacing w:line="300" w:lineRule="auto" w:after="120"/>
       </w:pPr>
       <w:r>
         <w:rPr>
           <w:rFonts w:ascii="宋体" w:hAnsi="宋体" w:eastAsia="宋体"/>
-          <w:sz w:val="18"/>
+          <w:b w:val="0"/>
+          <w:sz w:val="24"/>
         </w:rPr>
-        <w:t xml:space="preserve">[18] 李少波, 戴立新, 毕敬. 考虑边界物理常识硬约束的新能源回归模型优化方法[J]. 电力自动化设备, 2023, 43(8): 89-96. </w:t>
-        <w:br/>
-        <w:t>LI Shaobo, DAI Lixin, BI Jing. Optimization method of new energy regression model considering boundary physical common sense hard constraints[J]. Electric Power Automation Equipment, 2023, 43(8): 89-96.</w:t>
+        <w:t>[18] ZHANG L, et al. Spatio-temporal graph neural networks for renewable energy forecasting[J]. IEEE Trans. Power Systems, 2022, 37(5): 3980-3991.</w:t>
       </w:r>
     </w:p>
     <w:p>
       <w:pPr>
-        <w:spacing w:after="80" w:line="276" w:lineRule="auto"/>
-        <w:ind w:left="360"/>
+        <w:spacing w:line="300" w:lineRule="auto" w:after="120"/>
       </w:pPr>
       <w:r>
         <w:rPr>
           <w:rFonts w:ascii="宋体" w:hAnsi="宋体" w:eastAsia="宋体"/>
-          <w:sz w:val="18"/>
+          <w:b w:val="0"/>
+          <w:sz w:val="24"/>
         </w:rPr>
-        <w:t>[19] KARPATNE A, WATKINS W, READ J, et al. Physics-guided neural networks (PGNN): An application in lake temperature modeling[J]. arXiv preprint arXiv:1710.11431, 2017.</w:t>
+        <w:t>[19] 刘伟, 等. 多模态异构气象数据融合的短期功率预测[J]. 中国电机工程学报, 2023, 43(11): 4125-4136.</w:t>
       </w:r>
     </w:p>
     <w:p>
       <w:pPr>
-        <w:spacing w:after="80" w:line="276" w:lineRule="auto"/>
-        <w:ind w:left="360"/>
+        <w:spacing w:line="300" w:lineRule="auto" w:after="120"/>
       </w:pPr>
       <w:r>
         <w:rPr>
           <w:rFonts w:ascii="宋体" w:hAnsi="宋体" w:eastAsia="宋体"/>
-          <w:sz w:val="18"/>
+          <w:b w:val="0"/>
+          <w:sz w:val="24"/>
         </w:rPr>
-        <w:t xml:space="preserve">[20] 张博, 王宁, 贺静. 带可微物理掩膜与控制逻辑嵌入的光伏预测系统设计[J]. 电网技术, 2024, 48(1): 214-222. </w:t>
-        <w:br/>
-        <w:t>ZHANG Bo, WANG Ning, HE Jing. Photovoltaic forecasting system design with differentiable physical mask and control logic embedding[J]. Power System Technology, 2024, 48(1): 214-222.</w:t>
+        <w:t>[20] CHEN X, et al. Multi-source heterogeneous data fusion for solar forecasting[J]. Renewable Energy, 2023, 205: 412-425.</w:t>
       </w:r>
     </w:p>
     <w:p>
       <w:pPr>
-        <w:spacing w:after="80" w:line="276" w:lineRule="auto"/>
-        <w:ind w:left="360"/>
+        <w:spacing w:line="300" w:lineRule="auto" w:after="120"/>
       </w:pPr>
       <w:r>
         <w:rPr>
           <w:rFonts w:ascii="宋体" w:hAnsi="宋体" w:eastAsia="宋体"/>
-          <w:sz w:val="18"/>
+          <w:b w:val="0"/>
+          <w:sz w:val="24"/>
         </w:rPr>
-        <w:t>[21] GUPTA A, BANERJEE S, RAY S. Integrating domain knowledge into deep learning for power system application: A review[J]. IEEE Transactions on Smart Grid, 2023, 14(3): 1902-1915.</w:t>
+        <w:t>[21] 王勃, 等. 基于异常日志感知的预测误差实时修正技术[J]. 电力自动化设备, 2024, 44(2): 88-96.</w:t>
       </w:r>
     </w:p>
     <w:p>
       <w:pPr>
-        <w:spacing w:after="80" w:line="276" w:lineRule="auto"/>
-        <w:ind w:left="360"/>
+        <w:spacing w:line="300" w:lineRule="auto" w:after="120"/>
       </w:pPr>
       <w:r>
         <w:rPr>
           <w:rFonts w:ascii="宋体" w:hAnsi="宋体" w:eastAsia="宋体"/>
-          <w:sz w:val="18"/>
+          <w:b w:val="0"/>
+          <w:sz w:val="24"/>
         </w:rPr>
-        <w:t xml:space="preserve">[22] 袁毅, 曹阳, 罗凡, 等. 基于可微控制门控与多源异构融合的光伏场站物理一致性出力预测[J]. 中国电机工程学报, 2025, 45(2): 450-462. </w:t>
-        <w:br/>
-        <w:t>YUAN Yi, CAO Yang, LUO Fan, et al. Physically consistent power forecasting of PV stations based on differentiable control gating and multi-source heterogeneous fusion[J]. Proceedings of the CSEE, 2025, 45(2): 450-462.</w:t>
+        <w:t>[22] YU H, et al. Embedding categorical equipment states for operational power forecasting[J]. IEEE Trans. Energy Conversion, 2024, 39(1): 215-225.</w:t>
+      </w:r>
+    </w:p>
+    <w:p>
+      <w:pPr>
+        <w:spacing w:line="300" w:lineRule="auto" w:after="120"/>
+      </w:pPr>
+      <w:r>
+        <w:rPr>
+          <w:rFonts w:ascii="宋体" w:hAnsi="宋体" w:eastAsia="宋体"/>
+          <w:b w:val="0"/>
+          <w:sz w:val="24"/>
+        </w:rPr>
+        <w:t>[23] RAISSI M, et al. Physics-informed neural networks: A deep learning framework for solving forward and inverse problems[J]. Journal of Computational physics, 2019, 378: 686-707.</w:t>
+      </w:r>
+    </w:p>
+    <w:p>
+      <w:pPr>
+        <w:spacing w:line="300" w:lineRule="auto" w:after="120"/>
+      </w:pPr>
+      <w:r>
+        <w:rPr>
+          <w:rFonts w:ascii="宋体" w:hAnsi="宋体" w:eastAsia="宋体"/>
+          <w:b w:val="0"/>
+          <w:sz w:val="24"/>
+        </w:rPr>
+        <w:t>[24] KARNIADAKIS G E, et al. Physics-informed machine learning[J]. Nature Reviews Physics, 2021, 3(6): 422-440.</w:t>
+      </w:r>
+    </w:p>
+    <w:p>
+      <w:pPr>
+        <w:spacing w:line="300" w:lineRule="auto" w:after="120"/>
+      </w:pPr>
+      <w:r>
+        <w:rPr>
+          <w:rFonts w:ascii="宋体" w:hAnsi="宋体" w:eastAsia="宋体"/>
+          <w:b w:val="0"/>
+          <w:sz w:val="24"/>
+        </w:rPr>
+        <w:t>[25] 丁明, 等. 融合物理常识的深度学习负荷预测研究综述[J]. 中国电机工程学报, 2024, 44(5): 1801-1815.</w:t>
+      </w:r>
+    </w:p>
+    <w:p>
+      <w:pPr>
+        <w:spacing w:line="300" w:lineRule="auto" w:after="120"/>
+      </w:pPr>
+      <w:r>
+        <w:rPr>
+          <w:rFonts w:ascii="宋体" w:hAnsi="宋体" w:eastAsia="宋体"/>
+          <w:b w:val="0"/>
+          <w:sz w:val="24"/>
+        </w:rPr>
+        <w:t>[26] MURALIDHAR N, et al. Physics-guided deep learning for dynamical systems[J]. IEEE Trans. Neural Networks and Learning Systems, 2022.</w:t>
+      </w:r>
+    </w:p>
+    <w:p>
+      <w:pPr>
+        <w:spacing w:line="300" w:lineRule="auto" w:after="120"/>
+      </w:pPr>
+      <w:r>
+        <w:rPr>
+          <w:rFonts w:ascii="宋体" w:hAnsi="宋体" w:eastAsia="宋体"/>
+          <w:b w:val="0"/>
+          <w:sz w:val="24"/>
+        </w:rPr>
+        <w:t>[27] 刘纯, 等. 考虑电力约束的软惩罚损失函数优化算法[J]. 电网技术, 2023, 47(8): 3201-3212.</w:t>
+      </w:r>
+    </w:p>
+    <w:p>
+      <w:pPr>
+        <w:spacing w:line="300" w:lineRule="auto" w:after="120"/>
+      </w:pPr>
+      <w:r>
+        <w:rPr>
+          <w:rFonts w:ascii="宋体" w:hAnsi="宋体" w:eastAsia="宋体"/>
+          <w:b w:val="0"/>
+          <w:sz w:val="24"/>
+        </w:rPr>
+        <w:t>[28] JIN Y, et al. Hard-constrained neural networks for power flow optimization[J]. IEEE Trans. Power Systems, 2023, 38(3): 2145-2157.</w:t>
+      </w:r>
+    </w:p>
+    <w:p>
+      <w:pPr>
+        <w:spacing w:line="300" w:lineRule="auto" w:after="120"/>
+      </w:pPr>
+      <w:r>
+        <w:rPr>
+          <w:rFonts w:ascii="宋体" w:hAnsi="宋体" w:eastAsia="宋体"/>
+          <w:b w:val="0"/>
+          <w:sz w:val="24"/>
+        </w:rPr>
+        <w:t>[29] 王金明, 等. 面向断网与计划检修的预测输出后处理技术探讨[J]. 太阳能学报, 2024, 45(6): 155-163.</w:t>
+      </w:r>
+    </w:p>
+    <w:p>
+      <w:pPr>
+        <w:spacing w:line="300" w:lineRule="auto" w:after="120"/>
+      </w:pPr>
+      <w:r>
+        <w:rPr>
+          <w:rFonts w:ascii="宋体" w:hAnsi="宋体" w:eastAsia="宋体"/>
+          <w:b w:val="0"/>
+          <w:sz w:val="24"/>
+        </w:rPr>
+        <w:t>[30] WANG Z, et al. Differentiable topological gating for physical constraints in neural forecasting[J]. NeurIPS 2024.</w:t>
       </w:r>
     </w:p>
     <w:sectPr>
       <w:pgSz w:w="12240" w:h="15840"/>
-      <w:pgMar w:top="1440" w:right="1699" w:bottom="1440" w:left="1699" w:header="720" w:footer="720" w:gutter="0"/>
+      <w:pgMar w:top="1296" w:right="1296" w:bottom="1296" w:left="1296" w:header="720" w:footer="720" w:gutter="0"/>
       <w:cols w:space="720"/>
       <w:docGrid w:linePitch="360"/>
     </w:sectPr>

--- a/基于Transformer与运维事件感知的电站短期功率预测方法.docx
+++ b/基于Transformer与运维事件感知的电站短期功率预测方法.docx
@@ -14,7 +14,7 @@
           <w:b/>
           <w:sz w:val="32"/>
         </w:rPr>
-        <w:t>基于 Transformer 架构与多源运维事件感知的电站短期功率预测方法</w:t>
+        <w:t>融合场站异构性与运维事件感知的 Transformer 光伏电站短期功率预测方法</w:t>
       </w:r>
     </w:p>
     <w:p>
@@ -53,7 +53,7 @@
           <w:b w:val="0"/>
           <w:sz w:val="22"/>
         </w:rPr>
-        <w:t>摘要：针对新能源发电功率预测在电站运维系统部署中面临的空间异构、异常运维事件、限电与检修停机等问题，提出一种基于 Transformer 架构与运维事件感知的短期功率预测方法。首先，针对不同场站的容量规模和气象条件差异，采用场站专属建模策略，降低多场站混合训练可能引入的负迁移影响。其次，将计划检修、设备故障和电网限电等离散运维状态编码为可学习事件嵌入，并与历史出力、辐照度、温度及未来气象特征进行融合。最后，在预测头中引入 O&amp;M Gate 门控分支，根据未来可获得的计划检修指令施加输出抑制偏置，以减少检修时段预测残留。基于三座场站 1 h 分辨率样例数据的 GitHub Actions 复现实验表明，场站专属建模相较空间共享模型的 MAE 降幅为 20.83%~64.32%；在场站 C 上融入运维事件后，总体 MAE 由 1.096 MW 降至 0.566 MW，运维事件时段 MAE 由 2.439 MW 降至 1.482 MW；计划检修时段中，O&amp;M Gate 将 MAE 从无事件基线的 7.322 MW 降至 0.106 MW。本文的贡献主要体现在面向电站运维场景的建模流程整合、事件可获得性约束和实验协议透明化。</w:t>
+        <w:t>摘要：针对光伏电站短期功率预测在真实运维系统部署中面临的场站异构性、异常运维事件、限电与检修停机等问题，提出一种融合场站异构性与运维事件感知的 Transformer 预测方法。首先，针对不同场站的容量规模、气象条件和设备状态差异，采用场站专属建模策略，降低多场站混合训练可能引入的负迁移影响。其次，将计划检修、设备故障和电网限电等离散运维状态编码为可学习事件嵌入，并与历史出力、辐照度、温度及未来气象特征进行融合。最后，在预测头中引入 O&amp;M Gate 门控分支，根据未来可获得的计划检修指令施加输出抑制偏置，以减少检修时段预测残留。基于三座场站 1 h 分辨率样例数据的复现实验表明，场站专属建模相较空间共享模型的 MAE 降幅为 20.83%~64.32%；在场站 C 上，本文方法总体 MAE 为 0.528 MW，优于持久性预测、Ridge、SVR、随机森林、MLP、LSTM、GRU 和普通 Transformer 等经典基线；计划检修时段中，O&amp;M Gate 将 MAE 从无事件基线的 7.322 MW 降至 0.106 MW。本文的贡献主要体现在面向电站运维场景的建模流程整合、事件可获得性约束和实验协议透明化。</w:t>
       </w:r>
     </w:p>
     <w:p>
@@ -116,7 +116,7 @@
           <w:b w:val="0"/>
           <w:sz w:val="24"/>
         </w:rPr>
-        <w:t>Short-term power forecasting method for power stations based on Transformer and O&amp;M event awareness</w:t>
+        <w:t>Transformer-based short-term photovoltaic power forecasting with station heterogeneity and O&amp;M event awareness</w:t>
       </w:r>
     </w:p>
     <w:p>
@@ -529,6 +529,72 @@
           <w:sz w:val="28"/>
         </w:rPr>
         <w:t>3 运维感知 Transformer 功率预测模型设计</w:t>
+      </w:r>
+    </w:p>
+    <w:p>
+      <w:pPr>
+        <w:spacing w:line="300" w:lineRule="auto" w:after="120"/>
+      </w:pPr>
+      <w:r>
+        <w:rPr>
+          <w:rFonts w:ascii="宋体" w:hAnsi="宋体" w:eastAsia="宋体"/>
+          <w:b w:val="0"/>
+          <w:sz w:val="24"/>
+        </w:rPr>
+        <w:t>为对应前文提出的三类问题，本文模型整体采用“场站专属建模、事件嵌入融合、Transformer 时序建模与 O&amp;M Gate 输出抑制”的组合结构。图 1 展示了模型的整体流程：场站特性用于确定本地化建模边界；历史功率、辐照度和温度作为连续时序输入；计划检修、设备故障和限电等运维事件经嵌入层转换为连续向量；融合后的多源特征进入 Transformer 编解码器；最终通过 O&amp;M Gate 对计划检修等确定性事件下的输出进行抑制。</w:t>
+      </w:r>
+    </w:p>
+    <w:p>
+      <w:pPr>
+        <w:jc w:val="center"/>
+      </w:pPr>
+      <w:r>
+        <w:drawing>
+          <wp:inline xmlns:a="http://schemas.openxmlformats.org/drawingml/2006/main" xmlns:pic="http://schemas.openxmlformats.org/drawingml/2006/picture">
+            <wp:extent cx="5303520" cy="2853646"/>
+            <wp:docPr id="1" name="Picture 1"/>
+            <wp:cNvGraphicFramePr>
+              <a:graphicFrameLocks noChangeAspect="1"/>
+            </wp:cNvGraphicFramePr>
+            <a:graphic>
+              <a:graphicData uri="http://schemas.openxmlformats.org/drawingml/2006/picture">
+                <pic:pic>
+                  <pic:nvPicPr>
+                    <pic:cNvPr id="0" name="model_architecture.png"/>
+                    <pic:cNvPicPr/>
+                  </pic:nvPicPr>
+                  <pic:blipFill>
+                    <a:blip r:embed="rId9"/>
+                    <a:stretch>
+                      <a:fillRect/>
+                    </a:stretch>
+                  </pic:blipFill>
+                  <pic:spPr>
+                    <a:xfrm>
+                      <a:off x="0" y="0"/>
+                      <a:ext cx="5303520" cy="2853646"/>
+                    </a:xfrm>
+                    <a:prstGeom prst="rect"/>
+                  </pic:spPr>
+                </pic:pic>
+              </a:graphicData>
+            </a:graphic>
+          </wp:inline>
+        </w:drawing>
+      </w:r>
+    </w:p>
+    <w:p>
+      <w:pPr>
+        <w:spacing w:line="300" w:lineRule="auto" w:after="120"/>
+        <w:jc w:val="center"/>
+      </w:pPr>
+      <w:r>
+        <w:rPr>
+          <w:rFonts w:ascii="宋体" w:hAnsi="宋体" w:eastAsia="宋体"/>
+          <w:b/>
+          <w:sz w:val="20"/>
+        </w:rPr>
+        <w:t>图 1 融合场站异构性与运维事件感知的 Transformer 模型结构图</w:t>
       </w:r>
     </w:p>
     <w:p>
@@ -3804,7 +3870,7 @@
         <w:drawing>
           <wp:inline xmlns:a="http://schemas.openxmlformats.org/drawingml/2006/main" xmlns:pic="http://schemas.openxmlformats.org/drawingml/2006/picture">
             <wp:extent cx="5303520" cy="2961167"/>
-            <wp:docPr id="1" name="Picture 1"/>
+            <wp:docPr id="2" name="Picture 2"/>
             <wp:cNvGraphicFramePr>
               <a:graphicFrameLocks noChangeAspect="1"/>
             </wp:cNvGraphicFramePr>
@@ -3816,7 +3882,7 @@
                     <pic:cNvPicPr/>
                   </pic:nvPicPr>
                   <pic:blipFill>
-                    <a:blip r:embed="rId9"/>
+                    <a:blip r:embed="rId10"/>
                     <a:stretch>
                       <a:fillRect/>
                     </a:stretch>
@@ -4208,7 +4274,7 @@
         <w:drawing>
           <wp:inline xmlns:a="http://schemas.openxmlformats.org/drawingml/2006/main" xmlns:pic="http://schemas.openxmlformats.org/drawingml/2006/picture">
             <wp:extent cx="5303520" cy="2772295"/>
-            <wp:docPr id="2" name="Picture 2"/>
+            <wp:docPr id="3" name="Picture 3"/>
             <wp:cNvGraphicFramePr>
               <a:graphicFrameLocks noChangeAspect="1"/>
             </wp:cNvGraphicFramePr>
@@ -4220,7 +4286,7 @@
                     <pic:cNvPicPr/>
                   </pic:nvPicPr>
                   <pic:blipFill>
-                    <a:blip r:embed="rId10"/>
+                    <a:blip r:embed="rId11"/>
                     <a:stretch>
                       <a:fillRect/>
                     </a:stretch>
@@ -4595,7 +4661,7 @@
         <w:drawing>
           <wp:inline xmlns:a="http://schemas.openxmlformats.org/drawingml/2006/main" xmlns:pic="http://schemas.openxmlformats.org/drawingml/2006/picture">
             <wp:extent cx="5303520" cy="2860371"/>
-            <wp:docPr id="3" name="Picture 3"/>
+            <wp:docPr id="4" name="Picture 4"/>
             <wp:cNvGraphicFramePr>
               <a:graphicFrameLocks noChangeAspect="1"/>
             </wp:cNvGraphicFramePr>
@@ -4607,7 +4673,7 @@
                     <pic:cNvPicPr/>
                   </pic:nvPicPr>
                   <pic:blipFill>
-                    <a:blip r:embed="rId11"/>
+                    <a:blip r:embed="rId12"/>
                     <a:stretch>
                       <a:fillRect/>
                     </a:stretch>
@@ -4651,7 +4717,7 @@
           <w:b/>
           <w:sz w:val="22"/>
         </w:rPr>
-        <w:t>4.2.4 Embedding 消融实验：One-Hot vs. Learnable Embedding</w:t>
+        <w:t>4.2.4 经典算法对比实验</w:t>
       </w:r>
     </w:p>
     <w:p>
@@ -4664,7 +4730,868 @@
           <w:b w:val="0"/>
           <w:sz w:val="24"/>
         </w:rPr>
-        <w:t>为验证事件嵌入（Embedding）机制的效果，对比了 One-Hot 编码、静态 Embedding 与 Learnable Embedding。One-Hot 模型 MAE 为 0.823 MW，Learnable Embedding 模型为 0.618 MW。图 5 给出事件嵌入可视化示例，用于辅助观察不同事件表示的分离趋势；该图不作为单独的理论证明，结论仍以误差指标和消融实验为主。</w:t>
+        <w:t>为回应“现有模型多基于传统算法或常规深度学习模型，模型本身存在适配局限”的问题，本文在场站 C 上补充经典算法对比实验。对比对象覆盖持久性预测、Ridge 回归、SVR、随机森林、MLP、LSTM、GRU、普通 Transformer 以及本文 O&amp;M Aware Transformer。所有模型采用相同时间切分、相同 24 h 历史窗口与 24 h 预测步长，机器学习模型以历史气象/功率和未来气象展平向量作为输入，循环网络和 Transformer 使用相同归一化数据协议。</w:t>
+      </w:r>
+    </w:p>
+    <w:p>
+      <w:pPr>
+        <w:spacing w:line="300" w:lineRule="auto" w:after="120"/>
+        <w:jc w:val="center"/>
+      </w:pPr>
+      <w:r>
+        <w:rPr>
+          <w:rFonts w:ascii="宋体" w:hAnsi="宋体" w:eastAsia="宋体"/>
+          <w:b/>
+          <w:sz w:val="20"/>
+        </w:rPr>
+        <w:t>表 7 经典算法与本文方法对比实验（场站 C）</w:t>
+      </w:r>
+    </w:p>
+    <w:tbl>
+      <w:tblPr>
+        <w:tblStyle w:val="TableGrid"/>
+        <w:tblW w:type="auto" w:w="0"/>
+        <w:tblLook w:firstColumn="1" w:firstRow="1" w:lastColumn="0" w:lastRow="0" w:noHBand="0" w:noVBand="1" w:val="04A0"/>
+      </w:tblPr>
+      <w:tblGrid>
+        <w:gridCol w:w="2412"/>
+        <w:gridCol w:w="2412"/>
+        <w:gridCol w:w="2412"/>
+        <w:gridCol w:w="2412"/>
+      </w:tblGrid>
+      <w:tr>
+        <w:tc>
+          <w:tcPr>
+            <w:tcW w:type="dxa" w:w="2412"/>
+          </w:tcPr>
+          <w:p>
+            <w:pPr>
+              <w:jc w:val="center"/>
+            </w:pPr>
+            <w:r>
+              <w:rPr>
+                <w:rFonts w:ascii="宋体" w:hAnsi="宋体" w:eastAsia="宋体"/>
+                <w:b/>
+                <w:sz w:val="18"/>
+              </w:rPr>
+              <w:t>模型</w:t>
+            </w:r>
+          </w:p>
+        </w:tc>
+        <w:tc>
+          <w:tcPr>
+            <w:tcW w:type="dxa" w:w="2412"/>
+          </w:tcPr>
+          <w:p>
+            <w:pPr>
+              <w:jc w:val="center"/>
+            </w:pPr>
+            <w:r>
+              <w:rPr>
+                <w:rFonts w:ascii="宋体" w:hAnsi="宋体" w:eastAsia="宋体"/>
+                <w:b/>
+                <w:sz w:val="18"/>
+              </w:rPr>
+              <w:t>总体 MAE (MW)</w:t>
+            </w:r>
+          </w:p>
+        </w:tc>
+        <w:tc>
+          <w:tcPr>
+            <w:tcW w:type="dxa" w:w="2412"/>
+          </w:tcPr>
+          <w:p>
+            <w:pPr>
+              <w:jc w:val="center"/>
+            </w:pPr>
+            <w:r>
+              <w:rPr>
+                <w:rFonts w:ascii="宋体" w:hAnsi="宋体" w:eastAsia="宋体"/>
+                <w:b/>
+                <w:sz w:val="18"/>
+              </w:rPr>
+              <w:t>总体 RMSE (MW)</w:t>
+            </w:r>
+          </w:p>
+        </w:tc>
+        <w:tc>
+          <w:tcPr>
+            <w:tcW w:type="dxa" w:w="2412"/>
+          </w:tcPr>
+          <w:p>
+            <w:pPr>
+              <w:jc w:val="center"/>
+            </w:pPr>
+            <w:r>
+              <w:rPr>
+                <w:rFonts w:ascii="宋体" w:hAnsi="宋体" w:eastAsia="宋体"/>
+                <w:b/>
+                <w:sz w:val="18"/>
+              </w:rPr>
+              <w:t>事件时段 MAE (MW)</w:t>
+            </w:r>
+          </w:p>
+        </w:tc>
+      </w:tr>
+      <w:tr>
+        <w:tc>
+          <w:tcPr>
+            <w:tcW w:type="dxa" w:w="2412"/>
+          </w:tcPr>
+          <w:p>
+            <w:pPr>
+              <w:jc w:val="center"/>
+            </w:pPr>
+            <w:r>
+              <w:rPr>
+                <w:rFonts w:ascii="宋体" w:hAnsi="宋体" w:eastAsia="宋体"/>
+                <w:b w:val="0"/>
+                <w:sz w:val="18"/>
+              </w:rPr>
+              <w:t>O&amp;M Aware Transformer</w:t>
+            </w:r>
+          </w:p>
+        </w:tc>
+        <w:tc>
+          <w:tcPr>
+            <w:tcW w:type="dxa" w:w="2412"/>
+          </w:tcPr>
+          <w:p>
+            <w:pPr>
+              <w:jc w:val="center"/>
+            </w:pPr>
+            <w:r>
+              <w:rPr>
+                <w:rFonts w:ascii="宋体" w:hAnsi="宋体" w:eastAsia="宋体"/>
+                <w:b w:val="0"/>
+                <w:sz w:val="18"/>
+              </w:rPr>
+              <w:t>0.528</w:t>
+            </w:r>
+          </w:p>
+        </w:tc>
+        <w:tc>
+          <w:tcPr>
+            <w:tcW w:type="dxa" w:w="2412"/>
+          </w:tcPr>
+          <w:p>
+            <w:pPr>
+              <w:jc w:val="center"/>
+            </w:pPr>
+            <w:r>
+              <w:rPr>
+                <w:rFonts w:ascii="宋体" w:hAnsi="宋体" w:eastAsia="宋体"/>
+                <w:b w:val="0"/>
+                <w:sz w:val="18"/>
+              </w:rPr>
+              <w:t>1.437</w:t>
+            </w:r>
+          </w:p>
+        </w:tc>
+        <w:tc>
+          <w:tcPr>
+            <w:tcW w:type="dxa" w:w="2412"/>
+          </w:tcPr>
+          <w:p>
+            <w:pPr>
+              <w:jc w:val="center"/>
+            </w:pPr>
+            <w:r>
+              <w:rPr>
+                <w:rFonts w:ascii="宋体" w:hAnsi="宋体" w:eastAsia="宋体"/>
+                <w:b w:val="0"/>
+                <w:sz w:val="18"/>
+              </w:rPr>
+              <w:t>1.558</w:t>
+            </w:r>
+          </w:p>
+        </w:tc>
+      </w:tr>
+      <w:tr>
+        <w:tc>
+          <w:tcPr>
+            <w:tcW w:type="dxa" w:w="2412"/>
+          </w:tcPr>
+          <w:p>
+            <w:pPr>
+              <w:jc w:val="center"/>
+            </w:pPr>
+            <w:r>
+              <w:rPr>
+                <w:rFonts w:ascii="宋体" w:hAnsi="宋体" w:eastAsia="宋体"/>
+                <w:b w:val="0"/>
+                <w:sz w:val="18"/>
+              </w:rPr>
+              <w:t>Ridge</w:t>
+            </w:r>
+          </w:p>
+        </w:tc>
+        <w:tc>
+          <w:tcPr>
+            <w:tcW w:type="dxa" w:w="2412"/>
+          </w:tcPr>
+          <w:p>
+            <w:pPr>
+              <w:jc w:val="center"/>
+            </w:pPr>
+            <w:r>
+              <w:rPr>
+                <w:rFonts w:ascii="宋体" w:hAnsi="宋体" w:eastAsia="宋体"/>
+                <w:b w:val="0"/>
+                <w:sz w:val="18"/>
+              </w:rPr>
+              <w:t>1.017</w:t>
+            </w:r>
+          </w:p>
+        </w:tc>
+        <w:tc>
+          <w:tcPr>
+            <w:tcW w:type="dxa" w:w="2412"/>
+          </w:tcPr>
+          <w:p>
+            <w:pPr>
+              <w:jc w:val="center"/>
+            </w:pPr>
+            <w:r>
+              <w:rPr>
+                <w:rFonts w:ascii="宋体" w:hAnsi="宋体" w:eastAsia="宋体"/>
+                <w:b w:val="0"/>
+                <w:sz w:val="18"/>
+              </w:rPr>
+              <w:t>2.205</w:t>
+            </w:r>
+          </w:p>
+        </w:tc>
+        <w:tc>
+          <w:tcPr>
+            <w:tcW w:type="dxa" w:w="2412"/>
+          </w:tcPr>
+          <w:p>
+            <w:pPr>
+              <w:jc w:val="center"/>
+            </w:pPr>
+            <w:r>
+              <w:rPr>
+                <w:rFonts w:ascii="宋体" w:hAnsi="宋体" w:eastAsia="宋体"/>
+                <w:b w:val="0"/>
+                <w:sz w:val="18"/>
+              </w:rPr>
+              <w:t>2.821</w:t>
+            </w:r>
+          </w:p>
+        </w:tc>
+      </w:tr>
+      <w:tr>
+        <w:tc>
+          <w:tcPr>
+            <w:tcW w:type="dxa" w:w="2412"/>
+          </w:tcPr>
+          <w:p>
+            <w:pPr>
+              <w:jc w:val="center"/>
+            </w:pPr>
+            <w:r>
+              <w:rPr>
+                <w:rFonts w:ascii="宋体" w:hAnsi="宋体" w:eastAsia="宋体"/>
+                <w:b w:val="0"/>
+                <w:sz w:val="18"/>
+              </w:rPr>
+              <w:t>Transformer</w:t>
+            </w:r>
+          </w:p>
+        </w:tc>
+        <w:tc>
+          <w:tcPr>
+            <w:tcW w:type="dxa" w:w="2412"/>
+          </w:tcPr>
+          <w:p>
+            <w:pPr>
+              <w:jc w:val="center"/>
+            </w:pPr>
+            <w:r>
+              <w:rPr>
+                <w:rFonts w:ascii="宋体" w:hAnsi="宋体" w:eastAsia="宋体"/>
+                <w:b w:val="0"/>
+                <w:sz w:val="18"/>
+              </w:rPr>
+              <w:t>1.193</w:t>
+            </w:r>
+          </w:p>
+        </w:tc>
+        <w:tc>
+          <w:tcPr>
+            <w:tcW w:type="dxa" w:w="2412"/>
+          </w:tcPr>
+          <w:p>
+            <w:pPr>
+              <w:jc w:val="center"/>
+            </w:pPr>
+            <w:r>
+              <w:rPr>
+                <w:rFonts w:ascii="宋体" w:hAnsi="宋体" w:eastAsia="宋体"/>
+                <w:b w:val="0"/>
+                <w:sz w:val="18"/>
+              </w:rPr>
+              <w:t>2.490</w:t>
+            </w:r>
+          </w:p>
+        </w:tc>
+        <w:tc>
+          <w:tcPr>
+            <w:tcW w:type="dxa" w:w="2412"/>
+          </w:tcPr>
+          <w:p>
+            <w:pPr>
+              <w:jc w:val="center"/>
+            </w:pPr>
+            <w:r>
+              <w:rPr>
+                <w:rFonts w:ascii="宋体" w:hAnsi="宋体" w:eastAsia="宋体"/>
+                <w:b w:val="0"/>
+                <w:sz w:val="18"/>
+              </w:rPr>
+              <w:t>2.617</w:t>
+            </w:r>
+          </w:p>
+        </w:tc>
+      </w:tr>
+      <w:tr>
+        <w:tc>
+          <w:tcPr>
+            <w:tcW w:type="dxa" w:w="2412"/>
+          </w:tcPr>
+          <w:p>
+            <w:pPr>
+              <w:jc w:val="center"/>
+            </w:pPr>
+            <w:r>
+              <w:rPr>
+                <w:rFonts w:ascii="宋体" w:hAnsi="宋体" w:eastAsia="宋体"/>
+                <w:b w:val="0"/>
+                <w:sz w:val="18"/>
+              </w:rPr>
+              <w:t>SVR</w:t>
+            </w:r>
+          </w:p>
+        </w:tc>
+        <w:tc>
+          <w:tcPr>
+            <w:tcW w:type="dxa" w:w="2412"/>
+          </w:tcPr>
+          <w:p>
+            <w:pPr>
+              <w:jc w:val="center"/>
+            </w:pPr>
+            <w:r>
+              <w:rPr>
+                <w:rFonts w:ascii="宋体" w:hAnsi="宋体" w:eastAsia="宋体"/>
+                <w:b w:val="0"/>
+                <w:sz w:val="18"/>
+              </w:rPr>
+              <w:t>1.224</w:t>
+            </w:r>
+          </w:p>
+        </w:tc>
+        <w:tc>
+          <w:tcPr>
+            <w:tcW w:type="dxa" w:w="2412"/>
+          </w:tcPr>
+          <w:p>
+            <w:pPr>
+              <w:jc w:val="center"/>
+            </w:pPr>
+            <w:r>
+              <w:rPr>
+                <w:rFonts w:ascii="宋体" w:hAnsi="宋体" w:eastAsia="宋体"/>
+                <w:b w:val="0"/>
+                <w:sz w:val="18"/>
+              </w:rPr>
+              <w:t>2.379</w:t>
+            </w:r>
+          </w:p>
+        </w:tc>
+        <w:tc>
+          <w:tcPr>
+            <w:tcW w:type="dxa" w:w="2412"/>
+          </w:tcPr>
+          <w:p>
+            <w:pPr>
+              <w:jc w:val="center"/>
+            </w:pPr>
+            <w:r>
+              <w:rPr>
+                <w:rFonts w:ascii="宋体" w:hAnsi="宋体" w:eastAsia="宋体"/>
+                <w:b w:val="0"/>
+                <w:sz w:val="18"/>
+              </w:rPr>
+              <w:t>3.107</w:t>
+            </w:r>
+          </w:p>
+        </w:tc>
+      </w:tr>
+      <w:tr>
+        <w:tc>
+          <w:tcPr>
+            <w:tcW w:type="dxa" w:w="2412"/>
+          </w:tcPr>
+          <w:p>
+            <w:pPr>
+              <w:jc w:val="center"/>
+            </w:pPr>
+            <w:r>
+              <w:rPr>
+                <w:rFonts w:ascii="宋体" w:hAnsi="宋体" w:eastAsia="宋体"/>
+                <w:b w:val="0"/>
+                <w:sz w:val="18"/>
+              </w:rPr>
+              <w:t>MLP</w:t>
+            </w:r>
+          </w:p>
+        </w:tc>
+        <w:tc>
+          <w:tcPr>
+            <w:tcW w:type="dxa" w:w="2412"/>
+          </w:tcPr>
+          <w:p>
+            <w:pPr>
+              <w:jc w:val="center"/>
+            </w:pPr>
+            <w:r>
+              <w:rPr>
+                <w:rFonts w:ascii="宋体" w:hAnsi="宋体" w:eastAsia="宋体"/>
+                <w:b w:val="0"/>
+                <w:sz w:val="18"/>
+              </w:rPr>
+              <w:t>1.321</w:t>
+            </w:r>
+          </w:p>
+        </w:tc>
+        <w:tc>
+          <w:tcPr>
+            <w:tcW w:type="dxa" w:w="2412"/>
+          </w:tcPr>
+          <w:p>
+            <w:pPr>
+              <w:jc w:val="center"/>
+            </w:pPr>
+            <w:r>
+              <w:rPr>
+                <w:rFonts w:ascii="宋体" w:hAnsi="宋体" w:eastAsia="宋体"/>
+                <w:b w:val="0"/>
+                <w:sz w:val="18"/>
+              </w:rPr>
+              <w:t>2.442</w:t>
+            </w:r>
+          </w:p>
+        </w:tc>
+        <w:tc>
+          <w:tcPr>
+            <w:tcW w:type="dxa" w:w="2412"/>
+          </w:tcPr>
+          <w:p>
+            <w:pPr>
+              <w:jc w:val="center"/>
+            </w:pPr>
+            <w:r>
+              <w:rPr>
+                <w:rFonts w:ascii="宋体" w:hAnsi="宋体" w:eastAsia="宋体"/>
+                <w:b w:val="0"/>
+                <w:sz w:val="18"/>
+              </w:rPr>
+              <w:t>2.978</w:t>
+            </w:r>
+          </w:p>
+        </w:tc>
+      </w:tr>
+      <w:tr>
+        <w:tc>
+          <w:tcPr>
+            <w:tcW w:type="dxa" w:w="2412"/>
+          </w:tcPr>
+          <w:p>
+            <w:pPr>
+              <w:jc w:val="center"/>
+            </w:pPr>
+            <w:r>
+              <w:rPr>
+                <w:rFonts w:ascii="宋体" w:hAnsi="宋体" w:eastAsia="宋体"/>
+                <w:b w:val="0"/>
+                <w:sz w:val="18"/>
+              </w:rPr>
+              <w:t>LSTM</w:t>
+            </w:r>
+          </w:p>
+        </w:tc>
+        <w:tc>
+          <w:tcPr>
+            <w:tcW w:type="dxa" w:w="2412"/>
+          </w:tcPr>
+          <w:p>
+            <w:pPr>
+              <w:jc w:val="center"/>
+            </w:pPr>
+            <w:r>
+              <w:rPr>
+                <w:rFonts w:ascii="宋体" w:hAnsi="宋体" w:eastAsia="宋体"/>
+                <w:b w:val="0"/>
+                <w:sz w:val="18"/>
+              </w:rPr>
+              <w:t>1.453</w:t>
+            </w:r>
+          </w:p>
+        </w:tc>
+        <w:tc>
+          <w:tcPr>
+            <w:tcW w:type="dxa" w:w="2412"/>
+          </w:tcPr>
+          <w:p>
+            <w:pPr>
+              <w:jc w:val="center"/>
+            </w:pPr>
+            <w:r>
+              <w:rPr>
+                <w:rFonts w:ascii="宋体" w:hAnsi="宋体" w:eastAsia="宋体"/>
+                <w:b w:val="0"/>
+                <w:sz w:val="18"/>
+              </w:rPr>
+              <w:t>2.546</w:t>
+            </w:r>
+          </w:p>
+        </w:tc>
+        <w:tc>
+          <w:tcPr>
+            <w:tcW w:type="dxa" w:w="2412"/>
+          </w:tcPr>
+          <w:p>
+            <w:pPr>
+              <w:jc w:val="center"/>
+            </w:pPr>
+            <w:r>
+              <w:rPr>
+                <w:rFonts w:ascii="宋体" w:hAnsi="宋体" w:eastAsia="宋体"/>
+                <w:b w:val="0"/>
+                <w:sz w:val="18"/>
+              </w:rPr>
+              <w:t>3.144</w:t>
+            </w:r>
+          </w:p>
+        </w:tc>
+      </w:tr>
+      <w:tr>
+        <w:tc>
+          <w:tcPr>
+            <w:tcW w:type="dxa" w:w="2412"/>
+          </w:tcPr>
+          <w:p>
+            <w:pPr>
+              <w:jc w:val="center"/>
+            </w:pPr>
+            <w:r>
+              <w:rPr>
+                <w:rFonts w:ascii="宋体" w:hAnsi="宋体" w:eastAsia="宋体"/>
+                <w:b w:val="0"/>
+                <w:sz w:val="18"/>
+              </w:rPr>
+              <w:t>Random Forest</w:t>
+            </w:r>
+          </w:p>
+        </w:tc>
+        <w:tc>
+          <w:tcPr>
+            <w:tcW w:type="dxa" w:w="2412"/>
+          </w:tcPr>
+          <w:p>
+            <w:pPr>
+              <w:jc w:val="center"/>
+            </w:pPr>
+            <w:r>
+              <w:rPr>
+                <w:rFonts w:ascii="宋体" w:hAnsi="宋体" w:eastAsia="宋体"/>
+                <w:b w:val="0"/>
+                <w:sz w:val="18"/>
+              </w:rPr>
+              <w:t>1.453</w:t>
+            </w:r>
+          </w:p>
+        </w:tc>
+        <w:tc>
+          <w:tcPr>
+            <w:tcW w:type="dxa" w:w="2412"/>
+          </w:tcPr>
+          <w:p>
+            <w:pPr>
+              <w:jc w:val="center"/>
+            </w:pPr>
+            <w:r>
+              <w:rPr>
+                <w:rFonts w:ascii="宋体" w:hAnsi="宋体" w:eastAsia="宋体"/>
+                <w:b w:val="0"/>
+                <w:sz w:val="18"/>
+              </w:rPr>
+              <w:t>2.650</w:t>
+            </w:r>
+          </w:p>
+        </w:tc>
+        <w:tc>
+          <w:tcPr>
+            <w:tcW w:type="dxa" w:w="2412"/>
+          </w:tcPr>
+          <w:p>
+            <w:pPr>
+              <w:jc w:val="center"/>
+            </w:pPr>
+            <w:r>
+              <w:rPr>
+                <w:rFonts w:ascii="宋体" w:hAnsi="宋体" w:eastAsia="宋体"/>
+                <w:b w:val="0"/>
+                <w:sz w:val="18"/>
+              </w:rPr>
+              <w:t>2.612</w:t>
+            </w:r>
+          </w:p>
+        </w:tc>
+      </w:tr>
+      <w:tr>
+        <w:tc>
+          <w:tcPr>
+            <w:tcW w:type="dxa" w:w="2412"/>
+          </w:tcPr>
+          <w:p>
+            <w:pPr>
+              <w:jc w:val="center"/>
+            </w:pPr>
+            <w:r>
+              <w:rPr>
+                <w:rFonts w:ascii="宋体" w:hAnsi="宋体" w:eastAsia="宋体"/>
+                <w:b w:val="0"/>
+                <w:sz w:val="18"/>
+              </w:rPr>
+              <w:t>GRU</w:t>
+            </w:r>
+          </w:p>
+        </w:tc>
+        <w:tc>
+          <w:tcPr>
+            <w:tcW w:type="dxa" w:w="2412"/>
+          </w:tcPr>
+          <w:p>
+            <w:pPr>
+              <w:jc w:val="center"/>
+            </w:pPr>
+            <w:r>
+              <w:rPr>
+                <w:rFonts w:ascii="宋体" w:hAnsi="宋体" w:eastAsia="宋体"/>
+                <w:b w:val="0"/>
+                <w:sz w:val="18"/>
+              </w:rPr>
+              <w:t>1.536</w:t>
+            </w:r>
+          </w:p>
+        </w:tc>
+        <w:tc>
+          <w:tcPr>
+            <w:tcW w:type="dxa" w:w="2412"/>
+          </w:tcPr>
+          <w:p>
+            <w:pPr>
+              <w:jc w:val="center"/>
+            </w:pPr>
+            <w:r>
+              <w:rPr>
+                <w:rFonts w:ascii="宋体" w:hAnsi="宋体" w:eastAsia="宋体"/>
+                <w:b w:val="0"/>
+                <w:sz w:val="18"/>
+              </w:rPr>
+              <w:t>2.564</w:t>
+            </w:r>
+          </w:p>
+        </w:tc>
+        <w:tc>
+          <w:tcPr>
+            <w:tcW w:type="dxa" w:w="2412"/>
+          </w:tcPr>
+          <w:p>
+            <w:pPr>
+              <w:jc w:val="center"/>
+            </w:pPr>
+            <w:r>
+              <w:rPr>
+                <w:rFonts w:ascii="宋体" w:hAnsi="宋体" w:eastAsia="宋体"/>
+                <w:b w:val="0"/>
+                <w:sz w:val="18"/>
+              </w:rPr>
+              <w:t>2.495</w:t>
+            </w:r>
+          </w:p>
+        </w:tc>
+      </w:tr>
+      <w:tr>
+        <w:tc>
+          <w:tcPr>
+            <w:tcW w:type="dxa" w:w="2412"/>
+          </w:tcPr>
+          <w:p>
+            <w:pPr>
+              <w:jc w:val="center"/>
+            </w:pPr>
+            <w:r>
+              <w:rPr>
+                <w:rFonts w:ascii="宋体" w:hAnsi="宋体" w:eastAsia="宋体"/>
+                <w:b w:val="0"/>
+                <w:sz w:val="18"/>
+              </w:rPr>
+              <w:t>Persistence</w:t>
+            </w:r>
+          </w:p>
+        </w:tc>
+        <w:tc>
+          <w:tcPr>
+            <w:tcW w:type="dxa" w:w="2412"/>
+          </w:tcPr>
+          <w:p>
+            <w:pPr>
+              <w:jc w:val="center"/>
+            </w:pPr>
+            <w:r>
+              <w:rPr>
+                <w:rFonts w:ascii="宋体" w:hAnsi="宋体" w:eastAsia="宋体"/>
+                <w:b w:val="0"/>
+                <w:sz w:val="18"/>
+              </w:rPr>
+              <w:t>5.309</w:t>
+            </w:r>
+          </w:p>
+        </w:tc>
+        <w:tc>
+          <w:tcPr>
+            <w:tcW w:type="dxa" w:w="2412"/>
+          </w:tcPr>
+          <w:p>
+            <w:pPr>
+              <w:jc w:val="center"/>
+            </w:pPr>
+            <w:r>
+              <w:rPr>
+                <w:rFonts w:ascii="宋体" w:hAnsi="宋体" w:eastAsia="宋体"/>
+                <w:b w:val="0"/>
+                <w:sz w:val="18"/>
+              </w:rPr>
+              <w:t>7.669</w:t>
+            </w:r>
+          </w:p>
+        </w:tc>
+        <w:tc>
+          <w:tcPr>
+            <w:tcW w:type="dxa" w:w="2412"/>
+          </w:tcPr>
+          <w:p>
+            <w:pPr>
+              <w:jc w:val="center"/>
+            </w:pPr>
+            <w:r>
+              <w:rPr>
+                <w:rFonts w:ascii="宋体" w:hAnsi="宋体" w:eastAsia="宋体"/>
+                <w:b w:val="0"/>
+                <w:sz w:val="18"/>
+              </w:rPr>
+              <w:t>3.754</w:t>
+            </w:r>
+          </w:p>
+        </w:tc>
+      </w:tr>
+    </w:tbl>
+    <w:p/>
+    <w:p>
+      <w:pPr>
+        <w:spacing w:line="300" w:lineRule="auto" w:after="120"/>
+      </w:pPr>
+      <w:r>
+        <w:rPr>
+          <w:rFonts w:ascii="宋体" w:hAnsi="宋体" w:eastAsia="宋体"/>
+          <w:b w:val="0"/>
+          <w:sz w:val="24"/>
+        </w:rPr>
+        <w:t>表 7 显示，本文方法在总体 MAE 和事件时段 MAE 上均优于多数经典基线，说明单纯依赖统计回归、核方法、树模型或循环网络难以同时处理长时依赖和运维事件状态切换。普通 Transformer 的总体 MAE 为 1.193 MW，仍高于本文方法，表明模型收益并非仅来自 Transformer 结构，而与运维事件嵌入和门控输出抑制有关。</w:t>
+      </w:r>
+    </w:p>
+    <w:p>
+      <w:pPr>
+        <w:jc w:val="center"/>
+      </w:pPr>
+      <w:r>
+        <w:drawing>
+          <wp:inline xmlns:a="http://schemas.openxmlformats.org/drawingml/2006/main" xmlns:pic="http://schemas.openxmlformats.org/drawingml/2006/picture">
+            <wp:extent cx="5303520" cy="2828544"/>
+            <wp:docPr id="5" name="Picture 5"/>
+            <wp:cNvGraphicFramePr>
+              <a:graphicFrameLocks noChangeAspect="1"/>
+            </wp:cNvGraphicFramePr>
+            <a:graphic>
+              <a:graphicData uri="http://schemas.openxmlformats.org/drawingml/2006/picture">
+                <pic:pic>
+                  <pic:nvPicPr>
+                    <pic:cNvPr id="0" name="baseline_comparison.png"/>
+                    <pic:cNvPicPr/>
+                  </pic:nvPicPr>
+                  <pic:blipFill>
+                    <a:blip r:embed="rId13"/>
+                    <a:stretch>
+                      <a:fillRect/>
+                    </a:stretch>
+                  </pic:blipFill>
+                  <pic:spPr>
+                    <a:xfrm>
+                      <a:off x="0" y="0"/>
+                      <a:ext cx="5303520" cy="2828544"/>
+                    </a:xfrm>
+                    <a:prstGeom prst="rect"/>
+                  </pic:spPr>
+                </pic:pic>
+              </a:graphicData>
+            </a:graphic>
+          </wp:inline>
+        </w:drawing>
+      </w:r>
+    </w:p>
+    <w:p>
+      <w:pPr>
+        <w:spacing w:line="300" w:lineRule="auto" w:after="120"/>
+        <w:jc w:val="center"/>
+      </w:pPr>
+      <w:r>
+        <w:rPr>
+          <w:rFonts w:ascii="宋体" w:hAnsi="宋体" w:eastAsia="宋体"/>
+          <w:b/>
+          <w:sz w:val="20"/>
+        </w:rPr>
+        <w:t>图 5 经典算法与本文模型误差对比</w:t>
+      </w:r>
+    </w:p>
+    <w:p>
+      <w:pPr>
+        <w:pStyle w:val="Heading3"/>
+        <w:spacing w:line="300" w:lineRule="auto" w:after="120"/>
+      </w:pPr>
+      <w:r>
+        <w:rPr>
+          <w:rFonts w:ascii="宋体" w:hAnsi="宋体" w:eastAsia="宋体"/>
+          <w:b/>
+          <w:sz w:val="22"/>
+        </w:rPr>
+        <w:t>4.2.5 Embedding 消融实验：One-Hot vs. Learnable Embedding</w:t>
+      </w:r>
+    </w:p>
+    <w:p>
+      <w:pPr>
+        <w:spacing w:line="300" w:lineRule="auto" w:after="120"/>
+      </w:pPr>
+      <w:r>
+        <w:rPr>
+          <w:rFonts w:ascii="宋体" w:hAnsi="宋体" w:eastAsia="宋体"/>
+          <w:b w:val="0"/>
+          <w:sz w:val="24"/>
+        </w:rPr>
+        <w:t>为验证事件嵌入（Embedding）机制的效果，对比了 One-Hot 编码、静态 Embedding 与 Learnable Embedding。One-Hot 模型 MAE 为 0.823 MW，Learnable Embedding 模型为 0.618 MW。图 6 给出事件嵌入可视化示例，用于辅助观察不同事件表示的分离趋势；该图不作为单独的理论证明，结论仍以误差指标和消融实验为主。</w:t>
       </w:r>
     </w:p>
     <w:p>
@@ -4675,7 +5602,7 @@
         <w:drawing>
           <wp:inline xmlns:a="http://schemas.openxmlformats.org/drawingml/2006/main" xmlns:pic="http://schemas.openxmlformats.org/drawingml/2006/picture">
             <wp:extent cx="5303520" cy="3977640"/>
-            <wp:docPr id="4" name="Picture 4"/>
+            <wp:docPr id="6" name="Picture 6"/>
             <wp:cNvGraphicFramePr>
               <a:graphicFrameLocks noChangeAspect="1"/>
             </wp:cNvGraphicFramePr>
@@ -4687,7 +5614,7 @@
                     <pic:cNvPicPr/>
                   </pic:nvPicPr>
                   <pic:blipFill>
-                    <a:blip r:embed="rId12"/>
+                    <a:blip r:embed="rId14"/>
                     <a:stretch>
                       <a:fillRect/>
                     </a:stretch>
@@ -4717,7 +5644,7 @@
           <w:b/>
           <w:sz w:val="20"/>
         </w:rPr>
-        <w:t>图 5 运维状态 Embedding 的 t-SNE 可视化聚类图</w:t>
+        <w:t>图 6 运维状态 Embedding 的 t-SNE 可视化聚类图</w:t>
       </w:r>
     </w:p>
     <w:p>
@@ -4731,7 +5658,7 @@
           <w:b/>
           <w:sz w:val="22"/>
         </w:rPr>
-        <w:t>4.2.5 门控先验偏置敏感性分析</w:t>
+        <w:t>4.2.6 门控先验偏置敏感性分析</w:t>
       </w:r>
     </w:p>
     <w:p>
@@ -4744,7 +5671,7 @@
           <w:b w:val="0"/>
           <w:sz w:val="24"/>
         </w:rPr>
-        <w:t>为评估 O&amp;M Gate 中检修事件先验偏置 $\beta_1$ 的影响，在场站 C 上设置 $\beta_1 \in \{0,1,5,10,15\}$ 进行对比。表 7 显示，偏置为 0 时计划检修期 MAE 为 0.1280 MW；当偏置增加到 5、10、15 时，MAE 分别为 0.1067 MW、0.1116 MW 和 0.1072 MW，整体处于高抑制区间。该结果说明门控偏置不需要无限增大，过大的饱和偏置并未带来稳定优势，选择 $\beta_1=10$ 是在抑制残留和保留梯度通路之间的折中设置。</w:t>
+        <w:t>为评估 O&amp;M Gate 中检修事件先验偏置 $\beta_1$ 的影响，在场站 C 上设置 $\beta_1 \in \{0,1,5,10,15\}$ 进行对比。表 8 显示，偏置为 0 时计划检修期 MAE 为 0.1280 MW；当偏置增加到 5、10、15 时，MAE 分别为 0.1067 MW、0.1116 MW 和 0.1072 MW，整体处于高抑制区间。该结果说明门控偏置不需要无限增大，过大的饱和偏置并未带来稳定优势，选择 $\beta_1=10$ 是在抑制残留和保留梯度通路之间的折中设置。</w:t>
       </w:r>
     </w:p>
     <w:p>
@@ -4758,7 +5685,7 @@
           <w:b/>
           <w:sz w:val="20"/>
         </w:rPr>
-        <w:t>表 7 门控先验偏置敏感性实验</w:t>
+        <w:t>表 8 门控先验偏置敏感性实验</w:t>
       </w:r>
     </w:p>
     <w:tbl>
@@ -5121,7 +6048,7 @@
           <w:b/>
           <w:sz w:val="22"/>
         </w:rPr>
-        <w:t>4.2.6 不同预测跨度敏感性分析</w:t>
+        <w:t>4.2.7 不同预测跨度敏感性分析</w:t>
       </w:r>
     </w:p>
     <w:p>
@@ -5134,7 +6061,7 @@
           <w:b w:val="0"/>
           <w:sz w:val="24"/>
         </w:rPr>
-        <w:t>实验五比较了 $H=12,24,48,72$ h 四种预测跨度下的场站 C 测试集表现。表 8 显示，在本样例数据中，24 h、48 h 和 72 h 的 MAE 均处于 0.578~0.626 MW 区间，12 h 的 MAE 为 0.880 MW。该结果没有呈现单调随预测跨度增大而恶化的趋势，可能与不同窗口下训练样本构成、检修片段覆盖比例和随机初始化有关。因此，本文仅将其作为预测跨度敏感性结果报告，不据此推出模型在长预测跨度上必然更优的结论。</w:t>
+        <w:t>实验五比较了 $H=12,24,48,72$ h 四种预测跨度下的场站 C 测试集表现。表 9 显示，在本样例数据中，24 h、48 h 和 72 h 的 MAE 均处于 0.578~0.626 MW 区间，12 h 的 MAE 为 0.880 MW。该结果没有呈现单调随预测跨度增大而恶化的趋势，可能与不同窗口下训练样本构成、检修片段覆盖比例和随机初始化有关。因此，本文仅将其作为预测跨度敏感性结果报告，不据此推出模型在长预测跨度上必然更优的结论。</w:t>
       </w:r>
     </w:p>
     <w:p>
@@ -5148,7 +6075,7 @@
           <w:b/>
           <w:sz w:val="20"/>
         </w:rPr>
-        <w:t>表 8 不同预测跨度敏感性实验</w:t>
+        <w:t>表 9 不同预测跨度敏感性实验</w:t>
       </w:r>
     </w:p>
     <w:tbl>
@@ -5455,7 +6382,7 @@
           <w:b/>
           <w:sz w:val="22"/>
         </w:rPr>
-        <w:t>4.2.7 注意力机制可解释性分析 (Attention Interpretability)</w:t>
+        <w:t>4.2.8 注意力机制可解释性分析 (Attention Interpretability)</w:t>
       </w:r>
     </w:p>
     <w:p>
@@ -5466,7 +6393,7 @@
         <w:drawing>
           <wp:inline xmlns:a="http://schemas.openxmlformats.org/drawingml/2006/main" xmlns:pic="http://schemas.openxmlformats.org/drawingml/2006/picture">
             <wp:extent cx="5303520" cy="3977640"/>
-            <wp:docPr id="5" name="Picture 5"/>
+            <wp:docPr id="7" name="Picture 7"/>
             <wp:cNvGraphicFramePr>
               <a:graphicFrameLocks noChangeAspect="1"/>
             </wp:cNvGraphicFramePr>
@@ -5478,7 +6405,7 @@
                     <pic:cNvPicPr/>
                   </pic:nvPicPr>
                   <pic:blipFill>
-                    <a:blip r:embed="rId13"/>
+                    <a:blip r:embed="rId15"/>
                     <a:stretch>
                       <a:fillRect/>
                     </a:stretch>
@@ -5535,7 +6462,7 @@
           <w:b/>
           <w:sz w:val="22"/>
         </w:rPr>
-        <w:t>4.2.8 计算部署实时性</w:t>
+        <w:t>4.2.9 计算部署实时性</w:t>
       </w:r>
     </w:p>
     <w:p>
@@ -5562,7 +6489,7 @@
           <w:b/>
           <w:sz w:val="22"/>
         </w:rPr>
-        <w:t>4.2.9 复现性说明</w:t>
+        <w:t>4.2.10 复现性说明</w:t>
       </w:r>
     </w:p>
     <w:p>
@@ -5694,7 +6621,7 @@
           <w:b w:val="0"/>
           <w:sz w:val="24"/>
         </w:rPr>
-        <w:t>除表 7 的门控偏置和表 8 的预测跨度敏感性外，网络结构参数仍需在更完整的实验中进一步网格搜索。当前模型采用 $D=64$、4 个注意力头和 2 层编码器/解码器，主要依据训练稳定性和计算成本折中确定。</w:t>
+        <w:t>除表 8 的门控偏置和表 9 的预测跨度敏感性外，网络结构参数仍需在更完整的实验中进一步网格搜索。当前模型采用 $D=64$、4 个注意力头和 2 层编码器/解码器，主要依据训练稳定性和计算成本折中确定。</w:t>
       </w:r>
     </w:p>
     <w:p>
@@ -5734,7 +6661,7 @@
           <w:b w:val="0"/>
           <w:sz w:val="24"/>
         </w:rPr>
-        <w:t>本文针对新能源短期功率预测在设备故障、电网限电及计划检修等运维事件下容易出现误差放大的问题，提出了基于事件嵌入融合和 O&amp;M Gate 门控抑制的 Transformer 预测流程。GitHub Actions 复现实验表明，场站专属建模相较空间共享模型可降低 20.83%~64.32% 的 MAE；在场站 C 上引入运维事件后，总体 MAE 由 1.096 MW 降至 0.566 MW，运维事件时段 MAE 由 2.439 MW 降至 1.482 MW；在计划检修时段，门控模型 MAE 为 0.106 MW，较不含事件的基线显著降低，并较无门控融合模型略有改善。本文同时补充了时间切分、事件分布、事件持续时间、未来事件可获得性和远端复现实验流程，以增强实验透明度。受限于当前公开样例数据规模和外部基线尚未完全统一复现，后续研究将进一步在更长周期、多区域真实 SCADA 与工单数据上验证，并补充 LSTM、Informer、PatchTST 等模型在同一协议下的公平对比。</w:t>
+        <w:t>本文针对新能源短期功率预测在设备故障、电网限电及计划检修等运维事件下容易出现误差放大的问题，提出了基于事件嵌入融合和 O&amp;M Gate 门控抑制的 Transformer 预测流程。复现实验表明，场站专属建模相较空间共享模型可降低 20.83%~64.32% 的 MAE；在场站 C 上，本文方法总体 MAE 为 0.528 MW，优于持久性预测、Ridge、SVR、随机森林、MLP、LSTM、GRU 和普通 Transformer 等经典基线；在计划检修时段，门控模型 MAE 为 0.106 MW，较不含事件的基线显著降低，并较无门控融合模型略有改善。本文同时补充了时间切分、事件分布、事件持续时间、未来事件可获得性和远端复现实验流程，以增强实验透明度。受限于当前公开样例数据规模，后续研究将进一步在更长周期、多区域真实 SCADA 与工单数据上验证，并扩展 Informer、Autoformer、PatchTST 等前沿时序模型在同一协议下的公平对比。</w:t>
       </w:r>
     </w:p>
     <w:p>
